--- a/Chatex dokumentáció/documentation.docx
+++ b/Chatex dokumentáció/documentation.docx
@@ -1855,23 +1855,7 @@
                 <w:rFonts w:eastAsia="Times New Roman"/>
                 <w:noProof/>
               </w:rPr>
-              <w:t>A kia</w:t>
-            </w:r>
-            <w:r>
-              <w:rPr>
-                <w:rStyle w:val="Hiperhivatkozs"/>
-                <w:rFonts w:eastAsia="Times New Roman"/>
-                <w:noProof/>
-              </w:rPr>
-              <w:t>l</w:t>
-            </w:r>
-            <w:r>
-              <w:rPr>
-                <w:rStyle w:val="Hiperhivatkozs"/>
-                <w:rFonts w:eastAsia="Times New Roman"/>
-                <w:noProof/>
-              </w:rPr>
-              <w:t>akított adatszerkezet részletes bemutatása</w:t>
+              <w:t>A kialakított adatszerkezet részletes bemutatása</w:t>
             </w:r>
             <w:r>
               <w:rPr>
@@ -5519,23 +5503,7 @@
           <w:sz w:val="24"/>
           <w:szCs w:val="24"/>
         </w:rPr>
-        <w:t xml:space="preserve"> </w:t>
-      </w:r>
-      <w:r>
-        <w:rPr>
-          <w:rFonts w:ascii="Times New Roman" w:eastAsia="Times New Roman" w:hAnsi="Times New Roman" w:cs="Times New Roman"/>
-          <w:sz w:val="24"/>
-          <w:szCs w:val="24"/>
-        </w:rPr>
-        <w:t>(</w:t>
-      </w:r>
-      <w:r>
-        <w:rPr>
-          <w:rFonts w:ascii="Times New Roman" w:eastAsia="Times New Roman" w:hAnsi="Times New Roman" w:cs="Times New Roman"/>
-          <w:sz w:val="24"/>
-          <w:szCs w:val="24"/>
-        </w:rPr>
-        <w:t xml:space="preserve">a készítéskor: </w:t>
+        <w:t xml:space="preserve"> (a készítéskor: </w:t>
       </w:r>
       <w:r>
         <w:rPr>
@@ -6262,25 +6230,7 @@
             <w:sz w:val="24"/>
             <w:szCs w:val="24"/>
           </w:rPr>
-          <w:t>p</w:t>
-        </w:r>
-        <w:r>
-          <w:rPr>
-            <w:rStyle w:val="Hiperhivatkozs"/>
-            <w:rFonts w:ascii="Times New Roman" w:eastAsia="Times New Roman" w:hAnsi="Times New Roman" w:cs="Times New Roman"/>
-            <w:sz w:val="24"/>
-            <w:szCs w:val="24"/>
-          </w:rPr>
-          <w:t>u</w:t>
-        </w:r>
-        <w:r>
-          <w:rPr>
-            <w:rStyle w:val="Hiperhivatkozs"/>
-            <w:rFonts w:ascii="Times New Roman" w:eastAsia="Times New Roman" w:hAnsi="Times New Roman" w:cs="Times New Roman"/>
-            <w:sz w:val="24"/>
-            <w:szCs w:val="24"/>
-          </w:rPr>
-          <w:t>b.dev</w:t>
+          <w:t>pub.dev</w:t>
         </w:r>
       </w:hyperlink>
       <w:r>
@@ -6297,15 +6247,31 @@
           <w:sz w:val="24"/>
           <w:szCs w:val="24"/>
         </w:rPr>
-        <w:t xml:space="preserve"> A hab a tortán az hogy a Google által fejlesztett ez a </w:t>
-      </w:r>
-      <w:r>
-        <w:rPr>
-          <w:rFonts w:ascii="Times New Roman" w:eastAsia="Times New Roman" w:hAnsi="Times New Roman" w:cs="Times New Roman"/>
-          <w:sz w:val="24"/>
-          <w:szCs w:val="24"/>
-        </w:rPr>
-        <w:t>Framework</w:t>
+        <w:t xml:space="preserve"> A hab a tortán </w:t>
+      </w:r>
+      <w:r>
+        <w:rPr>
+          <w:rFonts w:ascii="Times New Roman" w:eastAsia="Times New Roman" w:hAnsi="Times New Roman" w:cs="Times New Roman"/>
+          <w:sz w:val="24"/>
+          <w:szCs w:val="24"/>
+        </w:rPr>
+        <w:t>az,</w:t>
+      </w:r>
+      <w:r>
+        <w:rPr>
+          <w:rFonts w:ascii="Times New Roman" w:eastAsia="Times New Roman" w:hAnsi="Times New Roman" w:cs="Times New Roman"/>
+          <w:sz w:val="24"/>
+          <w:szCs w:val="24"/>
+        </w:rPr>
+        <w:t xml:space="preserve"> hogy a Google által fejlesztett ez a </w:t>
+      </w:r>
+      <w:r>
+        <w:rPr>
+          <w:rFonts w:ascii="Times New Roman" w:eastAsia="Times New Roman" w:hAnsi="Times New Roman" w:cs="Times New Roman"/>
+          <w:sz w:val="24"/>
+          <w:szCs w:val="24"/>
+        </w:rPr>
+        <w:t>Framework,</w:t>
       </w:r>
       <w:r>
         <w:rPr>
@@ -6321,7 +6287,23 @@
           <w:sz w:val="24"/>
           <w:szCs w:val="24"/>
         </w:rPr>
-        <w:t xml:space="preserve"> A következő ábrán látszik hogy az Android-ra fejlesztett alkalmazáshoz milyen rendszerkövetelmények szükségesek:</w:t>
+        <w:t xml:space="preserve"> A következő ábrán </w:t>
+      </w:r>
+      <w:r>
+        <w:rPr>
+          <w:rFonts w:ascii="Times New Roman" w:eastAsia="Times New Roman" w:hAnsi="Times New Roman" w:cs="Times New Roman"/>
+          <w:sz w:val="24"/>
+          <w:szCs w:val="24"/>
+        </w:rPr>
+        <w:t>látszik,</w:t>
+      </w:r>
+      <w:r>
+        <w:rPr>
+          <w:rFonts w:ascii="Times New Roman" w:eastAsia="Times New Roman" w:hAnsi="Times New Roman" w:cs="Times New Roman"/>
+          <w:sz w:val="24"/>
+          <w:szCs w:val="24"/>
+        </w:rPr>
+        <w:t xml:space="preserve"> hogy az Android-ra fejlesztett alkalmazáshoz milyen rendszerkövetelmények szükségesek:</w:t>
       </w:r>
     </w:p>
     <w:tbl>
@@ -7580,27 +7562,7 @@
           <w:sz w:val="24"/>
           <w:szCs w:val="24"/>
         </w:rPr>
-        <w:t xml:space="preserve">Lehetővé teszi Android, iOS, Windows, </w:t>
-      </w:r>
-      <w:proofErr w:type="spellStart"/>
-      <w:r>
-        <w:rPr>
-          <w:rFonts w:ascii="Times New Roman" w:eastAsia="Times New Roman" w:hAnsi="Times New Roman" w:cs="Times New Roman"/>
-          <w:color w:val="000000"/>
-          <w:sz w:val="24"/>
-          <w:szCs w:val="24"/>
-        </w:rPr>
-        <w:t>macOS</w:t>
-      </w:r>
-      <w:proofErr w:type="spellEnd"/>
-      <w:r>
-        <w:rPr>
-          <w:rFonts w:ascii="Times New Roman" w:eastAsia="Times New Roman" w:hAnsi="Times New Roman" w:cs="Times New Roman"/>
-          <w:color w:val="000000"/>
-          <w:sz w:val="24"/>
-          <w:szCs w:val="24"/>
-        </w:rPr>
-        <w:t>, Linux és webes alkalmazások létrehozását egyetlen kódbázissal.</w:t>
+        <w:t>Lehetővé teszi Android, iOS, Windows, macOS, Linux és webes alkalmazások létrehozását egyetlen kódbázissal.</w:t>
       </w:r>
     </w:p>
     <w:p>
@@ -7641,33 +7603,7 @@
           <w:szCs w:val="24"/>
           <w:bdr w:val="none" w:sz="0" w:space="0" w:color="auto" w:frame="1"/>
         </w:rPr>
-        <w:t xml:space="preserve"> </w:t>
-      </w:r>
-      <w:proofErr w:type="spellStart"/>
-      <w:r>
-        <w:rPr>
-          <w:rFonts w:ascii="Times New Roman" w:eastAsia="Times New Roman" w:hAnsi="Times New Roman" w:cs="Times New Roman"/>
-          <w:b/>
-          <w:bCs/>
-          <w:color w:val="000000"/>
-          <w:sz w:val="24"/>
-          <w:szCs w:val="24"/>
-          <w:bdr w:val="none" w:sz="0" w:space="0" w:color="auto" w:frame="1"/>
-        </w:rPr>
-        <w:t>újratöltés</w:t>
-      </w:r>
-      <w:proofErr w:type="spellEnd"/>
-      <w:r>
-        <w:rPr>
-          <w:rFonts w:ascii="Times New Roman" w:eastAsia="Times New Roman" w:hAnsi="Times New Roman" w:cs="Times New Roman"/>
-          <w:b/>
-          <w:bCs/>
-          <w:color w:val="000000"/>
-          <w:sz w:val="24"/>
-          <w:szCs w:val="24"/>
-          <w:bdr w:val="none" w:sz="0" w:space="0" w:color="auto" w:frame="1"/>
-        </w:rPr>
-        <w:t>:</w:t>
+        <w:t xml:space="preserve"> újratöltés:</w:t>
       </w:r>
       <w:r>
         <w:rPr>
@@ -8479,28 +8415,6 @@
           <w:shd w:val="clear" w:color="auto" w:fill="FFFFFF"/>
         </w:rPr>
         <w:t xml:space="preserve"> akkor is probléma nélkül tudja őket értelmezni!</w:t>
-      </w:r>
-    </w:p>
-    <w:p>
-      <w:pPr>
-        <w:spacing w:line="360" w:lineRule="auto"/>
-        <w:rPr>
-          <w:rFonts w:ascii="Times New Roman" w:hAnsi="Times New Roman" w:cs="Times New Roman"/>
-          <w:sz w:val="24"/>
-          <w:szCs w:val="24"/>
-          <w:shd w:val="clear" w:color="auto" w:fill="FFFFFF"/>
-        </w:rPr>
-      </w:pPr>
-      <w:r>
-        <w:rPr>
-          <w:b/>
-          <w:bCs/>
-          <w:sz w:val="24"/>
-          <w:szCs w:val="24"/>
-          <w:shd w:val="clear" w:color="auto" w:fill="FFFFFF"/>
-        </w:rPr>
-        <w:lastRenderedPageBreak/>
-        <w:br w:type="page"/>
       </w:r>
     </w:p>
     <w:p>
@@ -8792,25 +8706,7 @@
           <w:sz w:val="36"/>
           <w:szCs w:val="48"/>
         </w:rPr>
-        <w:t xml:space="preserve">PHP (Hypertext </w:t>
-      </w:r>
-      <w:proofErr w:type="spellStart"/>
-      <w:r>
-        <w:rPr>
-          <w:rFonts w:eastAsia="Times New Roman"/>
-          <w:sz w:val="36"/>
-          <w:szCs w:val="48"/>
-        </w:rPr>
-        <w:t>Preprocessor</w:t>
-      </w:r>
-      <w:proofErr w:type="spellEnd"/>
-      <w:r>
-        <w:rPr>
-          <w:rFonts w:eastAsia="Times New Roman"/>
-          <w:sz w:val="36"/>
-          <w:szCs w:val="48"/>
-        </w:rPr>
-        <w:t>)</w:t>
+        <w:t>PHP (Hypertext Preprocessor)</w:t>
       </w:r>
       <w:bookmarkEnd w:id="27"/>
       <w:r>
@@ -9136,6 +9032,7 @@
       <w:r>
         <w:rPr>
           <w:rFonts w:eastAsia="Times New Roman"/>
+          <w:noProof/>
           <w:sz w:val="36"/>
           <w:szCs w:val="48"/>
         </w:rPr>
@@ -9487,23 +9384,13 @@
           <w:szCs w:val="24"/>
         </w:rPr>
       </w:pPr>
-      <w:proofErr w:type="spellStart"/>
-      <w:r>
-        <w:rPr>
-          <w:rFonts w:ascii="Times New Roman" w:eastAsia="Times New Roman" w:hAnsi="Times New Roman" w:cs="Times New Roman"/>
-          <w:sz w:val="24"/>
-          <w:szCs w:val="24"/>
-        </w:rPr>
-        <w:t>MySQLi</w:t>
-      </w:r>
-      <w:proofErr w:type="spellEnd"/>
-      <w:r>
-        <w:rPr>
-          <w:rFonts w:ascii="Times New Roman" w:eastAsia="Times New Roman" w:hAnsi="Times New Roman" w:cs="Times New Roman"/>
-          <w:sz w:val="24"/>
-          <w:szCs w:val="24"/>
-        </w:rPr>
-        <w:t xml:space="preserve"> segítségével lehet integrálni a PHP-val</w:t>
+      <w:r>
+        <w:rPr>
+          <w:rFonts w:ascii="Times New Roman" w:eastAsia="Times New Roman" w:hAnsi="Times New Roman" w:cs="Times New Roman"/>
+          <w:sz w:val="24"/>
+          <w:szCs w:val="24"/>
+        </w:rPr>
+        <w:t>MySQL segítségével lehet integrálni a PHP-val</w:t>
       </w:r>
       <w:r>
         <w:rPr>
@@ -9633,6 +9520,7 @@
       <w:r>
         <w:rPr>
           <w:rFonts w:eastAsia="Times New Roman"/>
+          <w:noProof/>
           <w:sz w:val="36"/>
           <w:szCs w:val="48"/>
         </w:rPr>
@@ -9759,7 +9647,6 @@
         </w:rPr>
         <w:t xml:space="preserve"> fő </w:t>
       </w:r>
-      <w:proofErr w:type="spellStart"/>
       <w:r>
         <w:rPr>
           <w:rFonts w:ascii="Times New Roman" w:hAnsi="Times New Roman" w:cs="Times New Roman"/>
@@ -9769,7 +9656,6 @@
         </w:rPr>
         <w:t>szkriptnyelvének</w:t>
       </w:r>
-      <w:proofErr w:type="spellEnd"/>
       <w:r>
         <w:rPr>
           <w:rFonts w:ascii="Times New Roman" w:hAnsi="Times New Roman" w:cs="Times New Roman"/>
@@ -10131,29 +10017,7 @@
           <w:szCs w:val="24"/>
           <w:shd w:val="clear" w:color="auto" w:fill="FFFFFF"/>
         </w:rPr>
-        <w:t xml:space="preserve"> könyvtárral (</w:t>
-      </w:r>
-      <w:proofErr w:type="spellStart"/>
-      <w:r>
-        <w:rPr>
-          <w:rFonts w:ascii="Times New Roman" w:hAnsi="Times New Roman" w:cs="Times New Roman"/>
-          <w:color w:val="202122"/>
-          <w:sz w:val="24"/>
-          <w:szCs w:val="24"/>
-          <w:shd w:val="clear" w:color="auto" w:fill="FFFFFF"/>
-        </w:rPr>
-        <w:t>library</w:t>
-      </w:r>
-      <w:proofErr w:type="spellEnd"/>
-      <w:r>
-        <w:rPr>
-          <w:rFonts w:ascii="Times New Roman" w:hAnsi="Times New Roman" w:cs="Times New Roman"/>
-          <w:color w:val="202122"/>
-          <w:sz w:val="24"/>
-          <w:szCs w:val="24"/>
-          <w:shd w:val="clear" w:color="auto" w:fill="FFFFFF"/>
-        </w:rPr>
-        <w:t>), beépített típussal rendelkezik.</w:t>
+        <w:t xml:space="preserve"> könyvtárral (library), beépített típussal rendelkezik.</w:t>
       </w:r>
       <w:r>
         <w:rPr>
@@ -12253,23 +12117,7 @@
           <w:sz w:val="24"/>
           <w:szCs w:val="24"/>
         </w:rPr>
-        <w:t xml:space="preserve">Így néz ki a </w:t>
-      </w:r>
-      <w:r>
-        <w:rPr>
-          <w:rFonts w:ascii="Times New Roman" w:eastAsia="Times New Roman" w:hAnsi="Times New Roman" w:cs="Times New Roman"/>
-          <w:sz w:val="24"/>
-          <w:szCs w:val="24"/>
-        </w:rPr>
-        <w:t>messages</w:t>
-      </w:r>
-      <w:r>
-        <w:rPr>
-          <w:rFonts w:ascii="Times New Roman" w:eastAsia="Times New Roman" w:hAnsi="Times New Roman" w:cs="Times New Roman"/>
-          <w:sz w:val="24"/>
-          <w:szCs w:val="24"/>
-        </w:rPr>
-        <w:t xml:space="preserve"> táblánk, aminek a szerkezetét így lehetne jellemezni: </w:t>
+        <w:t xml:space="preserve">Így néz ki a messages táblánk, aminek a szerkezetét így lehetne jellemezni: </w:t>
       </w:r>
       <w:r>
         <w:rPr>
@@ -12390,7 +12238,39 @@
           <w:sz w:val="24"/>
           <w:szCs w:val="24"/>
         </w:rPr>
-        <w:t xml:space="preserve"> chat_id (chat azonosító). Ez a mező azonosítja hogy az üzenet melyik chat-hez tartozik úgy hogy ez egy</w:t>
+        <w:t xml:space="preserve"> chat_id (chat azonosító). Ez a mező </w:t>
+      </w:r>
+      <w:r>
+        <w:rPr>
+          <w:rFonts w:ascii="Times New Roman" w:eastAsia="Times New Roman" w:hAnsi="Times New Roman" w:cs="Times New Roman"/>
+          <w:sz w:val="24"/>
+          <w:szCs w:val="24"/>
+        </w:rPr>
+        <w:t>azonosítja,</w:t>
+      </w:r>
+      <w:r>
+        <w:rPr>
+          <w:rFonts w:ascii="Times New Roman" w:eastAsia="Times New Roman" w:hAnsi="Times New Roman" w:cs="Times New Roman"/>
+          <w:sz w:val="24"/>
+          <w:szCs w:val="24"/>
+        </w:rPr>
+        <w:t xml:space="preserve"> hogy az üzenet melyik chat-hez tartozik </w:t>
+      </w:r>
+      <w:r>
+        <w:rPr>
+          <w:rFonts w:ascii="Times New Roman" w:eastAsia="Times New Roman" w:hAnsi="Times New Roman" w:cs="Times New Roman"/>
+          <w:sz w:val="24"/>
+          <w:szCs w:val="24"/>
+        </w:rPr>
+        <w:t>úgy,</w:t>
+      </w:r>
+      <w:r>
+        <w:rPr>
+          <w:rFonts w:ascii="Times New Roman" w:eastAsia="Times New Roman" w:hAnsi="Times New Roman" w:cs="Times New Roman"/>
+          <w:sz w:val="24"/>
+          <w:szCs w:val="24"/>
+        </w:rPr>
+        <w:t xml:space="preserve"> hogy ez egy</w:t>
       </w:r>
       <w:r>
         <w:rPr>
@@ -12468,7 +12348,23 @@
           <w:sz w:val="24"/>
           <w:szCs w:val="24"/>
         </w:rPr>
-        <w:t xml:space="preserve"> Ez a mező tartalmazza az üzenetet küldő felhasználónak az azonosítóját, ezzel biztosítjuk, hogy az üzenet biztos </w:t>
+        <w:t xml:space="preserve"> Ez a mező tartalmazza az üzenetet küldő felhasználónak az azonosítóját, ezzel biztosítjuk, hogy az üzenet </w:t>
+      </w:r>
+      <w:r>
+        <w:rPr>
+          <w:rFonts w:ascii="Times New Roman" w:eastAsia="Times New Roman" w:hAnsi="Times New Roman" w:cs="Times New Roman"/>
+          <w:sz w:val="24"/>
+          <w:szCs w:val="24"/>
+        </w:rPr>
+        <w:t>biztos,</w:t>
+      </w:r>
+      <w:r>
+        <w:rPr>
+          <w:rFonts w:ascii="Times New Roman" w:eastAsia="Times New Roman" w:hAnsi="Times New Roman" w:cs="Times New Roman"/>
+          <w:sz w:val="24"/>
+          <w:szCs w:val="24"/>
+        </w:rPr>
+        <w:t xml:space="preserve"> </w:t>
       </w:r>
       <w:r>
         <w:rPr>
@@ -13046,23 +12942,7 @@
           <w:sz w:val="24"/>
           <w:szCs w:val="24"/>
         </w:rPr>
-        <w:t xml:space="preserve">Így néz ki a </w:t>
-      </w:r>
-      <w:r>
-        <w:rPr>
-          <w:rFonts w:ascii="Times New Roman" w:eastAsia="Times New Roman" w:hAnsi="Times New Roman" w:cs="Times New Roman"/>
-          <w:sz w:val="24"/>
-          <w:szCs w:val="24"/>
-        </w:rPr>
-        <w:t>friends</w:t>
-      </w:r>
-      <w:r>
-        <w:rPr>
-          <w:rFonts w:ascii="Times New Roman" w:eastAsia="Times New Roman" w:hAnsi="Times New Roman" w:cs="Times New Roman"/>
-          <w:sz w:val="24"/>
-          <w:szCs w:val="24"/>
-        </w:rPr>
-        <w:t xml:space="preserve"> táblánk, aminek a szerkezetét így lehetne jellemezni:</w:t>
+        <w:t>Így néz ki a friends táblánk, aminek a szerkezetét így lehetne jellemezni:</w:t>
       </w:r>
       <w:r>
         <w:rPr>
@@ -13616,15 +13496,7 @@
           <w:sz w:val="24"/>
           <w:szCs w:val="24"/>
         </w:rPr>
-        <w:t xml:space="preserve"> táblánk, aminek a szerkezetét így lehetne jellemezni:</w:t>
-      </w:r>
-      <w:r>
-        <w:rPr>
-          <w:rFonts w:ascii="Times New Roman" w:eastAsia="Times New Roman" w:hAnsi="Times New Roman" w:cs="Times New Roman"/>
-          <w:sz w:val="24"/>
-          <w:szCs w:val="24"/>
-        </w:rPr>
-        <w:t xml:space="preserve"> </w:t>
+        <w:t xml:space="preserve"> táblánk, aminek a szerkezetét így lehetne jellemezni: </w:t>
       </w:r>
       <w:r>
         <w:rPr>
@@ -13872,25 +13744,7 @@
           <w:sz w:val="24"/>
           <w:szCs w:val="24"/>
         </w:rPr>
-        <w:t>status (barátkérelem állapota): Ez a mező tartalmazza a barátkérelem állapotát, egyből az elküldés után a „</w:t>
-      </w:r>
-      <w:proofErr w:type="spellStart"/>
-      <w:r>
-        <w:rPr>
-          <w:rFonts w:ascii="Times New Roman" w:eastAsia="Times New Roman" w:hAnsi="Times New Roman" w:cs="Times New Roman"/>
-          <w:sz w:val="24"/>
-          <w:szCs w:val="24"/>
-        </w:rPr>
-        <w:t>pending</w:t>
-      </w:r>
-      <w:proofErr w:type="spellEnd"/>
-      <w:r>
-        <w:rPr>
-          <w:rFonts w:ascii="Times New Roman" w:eastAsia="Times New Roman" w:hAnsi="Times New Roman" w:cs="Times New Roman"/>
-          <w:sz w:val="24"/>
-          <w:szCs w:val="24"/>
-        </w:rPr>
-        <w:t xml:space="preserve">” (függőben) attribútumot kapja, ha a vevő felhasználó elutasítja akkor </w:t>
+        <w:t xml:space="preserve">status (barátkérelem állapota): Ez a mező tartalmazza a barátkérelem állapotát, egyből az elküldés után a „pending” (függőben) attribútumot kapja, ha a vevő felhasználó elutasítja akkor </w:t>
       </w:r>
       <w:r>
         <w:rPr>
@@ -13930,25 +13784,7 @@
           <w:sz w:val="24"/>
           <w:szCs w:val="24"/>
         </w:rPr>
-        <w:t xml:space="preserve"> a mező ENUM típusú, és csak „</w:t>
-      </w:r>
-      <w:proofErr w:type="spellStart"/>
-      <w:r>
-        <w:rPr>
-          <w:rFonts w:ascii="Times New Roman" w:eastAsia="Times New Roman" w:hAnsi="Times New Roman" w:cs="Times New Roman"/>
-          <w:sz w:val="24"/>
-          <w:szCs w:val="24"/>
-        </w:rPr>
-        <w:t>pending</w:t>
-      </w:r>
-      <w:proofErr w:type="spellEnd"/>
-      <w:r>
-        <w:rPr>
-          <w:rFonts w:ascii="Times New Roman" w:eastAsia="Times New Roman" w:hAnsi="Times New Roman" w:cs="Times New Roman"/>
-          <w:sz w:val="24"/>
-          <w:szCs w:val="24"/>
-        </w:rPr>
-        <w:t>”-</w:t>
+        <w:t xml:space="preserve"> a mező ENUM típusú, és csak „pending”-</w:t>
       </w:r>
       <w:r>
         <w:rPr>
@@ -14142,6 +13978,7 @@
       <w:r>
         <w:rPr>
           <w:rFonts w:ascii="Times New Roman" w:eastAsia="Times New Roman" w:hAnsi="Times New Roman" w:cs="Times New Roman"/>
+          <w:noProof/>
           <w:sz w:val="24"/>
           <w:szCs w:val="24"/>
         </w:rPr>
@@ -14250,7 +14087,63 @@
           <w:szCs w:val="24"/>
           <w:u w:val="single"/>
         </w:rPr>
-        <w:t>2</w:t>
+        <w:t>2. mező:</w:t>
+      </w:r>
+      <w:r>
+        <w:rPr>
+          <w:rFonts w:ascii="Times New Roman" w:eastAsia="Times New Roman" w:hAnsi="Times New Roman" w:cs="Times New Roman"/>
+          <w:sz w:val="24"/>
+          <w:szCs w:val="24"/>
+        </w:rPr>
+        <w:t xml:space="preserve"> </w:t>
+      </w:r>
+      <w:r>
+        <w:rPr>
+          <w:rFonts w:ascii="Times New Roman" w:eastAsia="Times New Roman" w:hAnsi="Times New Roman" w:cs="Times New Roman"/>
+          <w:sz w:val="24"/>
+          <w:szCs w:val="24"/>
+        </w:rPr>
+        <w:t xml:space="preserve">is_group (csoport e) </w:t>
+      </w:r>
+      <w:r>
+        <w:rPr>
+          <w:rFonts w:ascii="Times New Roman" w:eastAsia="Times New Roman" w:hAnsi="Times New Roman" w:cs="Times New Roman"/>
+          <w:sz w:val="24"/>
+          <w:szCs w:val="24"/>
+        </w:rPr>
+        <w:t>mező,</w:t>
+      </w:r>
+      <w:r>
+        <w:rPr>
+          <w:rFonts w:ascii="Times New Roman" w:eastAsia="Times New Roman" w:hAnsi="Times New Roman" w:cs="Times New Roman"/>
+          <w:sz w:val="24"/>
+          <w:szCs w:val="24"/>
+        </w:rPr>
+        <w:t xml:space="preserve"> ami azt </w:t>
+      </w:r>
+      <w:r>
+        <w:rPr>
+          <w:rFonts w:ascii="Times New Roman" w:eastAsia="Times New Roman" w:hAnsi="Times New Roman" w:cs="Times New Roman"/>
+          <w:sz w:val="24"/>
+          <w:szCs w:val="24"/>
+        </w:rPr>
+        <w:t>azonosítja,</w:t>
+      </w:r>
+      <w:r>
+        <w:rPr>
+          <w:rFonts w:ascii="Times New Roman" w:eastAsia="Times New Roman" w:hAnsi="Times New Roman" w:cs="Times New Roman"/>
+          <w:sz w:val="24"/>
+          <w:szCs w:val="24"/>
+        </w:rPr>
+        <w:t xml:space="preserve"> hogy a chat egy csoport vagy sem (jelenleg minden felvételkor hamis-ként tér vissza, mert nincsen a csoport funkció implementálva.</w:t>
+      </w:r>
+      <w:r>
+        <w:rPr>
+          <w:rFonts w:ascii="Times New Roman" w:eastAsia="Times New Roman" w:hAnsi="Times New Roman" w:cs="Times New Roman"/>
+          <w:sz w:val="24"/>
+          <w:szCs w:val="24"/>
+        </w:rPr>
+        <w:t xml:space="preserve"> </w:t>
       </w:r>
       <w:r>
         <w:rPr>
@@ -14261,63 +14154,15 @@
           <w:szCs w:val="24"/>
           <w:u w:val="single"/>
         </w:rPr>
-        <w:t>. mező:</w:t>
-      </w:r>
-      <w:r>
-        <w:rPr>
-          <w:rFonts w:ascii="Times New Roman" w:eastAsia="Times New Roman" w:hAnsi="Times New Roman" w:cs="Times New Roman"/>
-          <w:sz w:val="24"/>
-          <w:szCs w:val="24"/>
-        </w:rPr>
-        <w:t xml:space="preserve"> </w:t>
-      </w:r>
-      <w:r>
-        <w:rPr>
-          <w:rFonts w:ascii="Times New Roman" w:eastAsia="Times New Roman" w:hAnsi="Times New Roman" w:cs="Times New Roman"/>
-          <w:sz w:val="24"/>
-          <w:szCs w:val="24"/>
-        </w:rPr>
-        <w:t xml:space="preserve">is_group (csoport e) </w:t>
-      </w:r>
-      <w:r>
-        <w:rPr>
-          <w:rFonts w:ascii="Times New Roman" w:eastAsia="Times New Roman" w:hAnsi="Times New Roman" w:cs="Times New Roman"/>
-          <w:sz w:val="24"/>
-          <w:szCs w:val="24"/>
-        </w:rPr>
-        <w:t>mező,</w:t>
-      </w:r>
-      <w:r>
-        <w:rPr>
-          <w:rFonts w:ascii="Times New Roman" w:eastAsia="Times New Roman" w:hAnsi="Times New Roman" w:cs="Times New Roman"/>
-          <w:sz w:val="24"/>
-          <w:szCs w:val="24"/>
-        </w:rPr>
-        <w:t xml:space="preserve"> ami azt </w:t>
-      </w:r>
-      <w:r>
-        <w:rPr>
-          <w:rFonts w:ascii="Times New Roman" w:eastAsia="Times New Roman" w:hAnsi="Times New Roman" w:cs="Times New Roman"/>
-          <w:sz w:val="24"/>
-          <w:szCs w:val="24"/>
-        </w:rPr>
-        <w:t>azonosítja,</w:t>
-      </w:r>
-      <w:r>
-        <w:rPr>
-          <w:rFonts w:ascii="Times New Roman" w:eastAsia="Times New Roman" w:hAnsi="Times New Roman" w:cs="Times New Roman"/>
-          <w:sz w:val="24"/>
-          <w:szCs w:val="24"/>
-        </w:rPr>
-        <w:t xml:space="preserve"> hogy a chat egy csoport vagy sem (jelenleg minden felvételkor hamis-ként tér vissza, mert nincsen a csoport funkció implementálva.</w:t>
-      </w:r>
-      <w:r>
-        <w:rPr>
-          <w:rFonts w:ascii="Times New Roman" w:eastAsia="Times New Roman" w:hAnsi="Times New Roman" w:cs="Times New Roman"/>
-          <w:sz w:val="24"/>
-          <w:szCs w:val="24"/>
-        </w:rPr>
-        <w:t xml:space="preserve"> </w:t>
+        <w:t>3. mező:</w:t>
+      </w:r>
+      <w:r>
+        <w:rPr>
+          <w:rFonts w:ascii="Times New Roman" w:eastAsia="Times New Roman" w:hAnsi="Times New Roman" w:cs="Times New Roman"/>
+          <w:sz w:val="24"/>
+          <w:szCs w:val="24"/>
+        </w:rPr>
+        <w:t xml:space="preserve"> group_name (csoport név) ez a mező jelenleg nincsen használatban mivel nem sikerült a csoportok funkciót implementálni így minden chat készítéskor üres. </w:t>
       </w:r>
       <w:r>
         <w:rPr>
@@ -14328,7 +14173,23 @@
           <w:szCs w:val="24"/>
           <w:u w:val="single"/>
         </w:rPr>
-        <w:t>3</w:t>
+        <w:t>4. mező:</w:t>
+      </w:r>
+      <w:r>
+        <w:rPr>
+          <w:rFonts w:ascii="Times New Roman" w:eastAsia="Times New Roman" w:hAnsi="Times New Roman" w:cs="Times New Roman"/>
+          <w:sz w:val="24"/>
+          <w:szCs w:val="24"/>
+        </w:rPr>
+        <w:t xml:space="preserve"> group_profile_picture (csoportkép) ez </w:t>
+      </w:r>
+      <w:r>
+        <w:rPr>
+          <w:rFonts w:ascii="Times New Roman" w:eastAsia="Times New Roman" w:hAnsi="Times New Roman" w:cs="Times New Roman"/>
+          <w:sz w:val="24"/>
+          <w:szCs w:val="24"/>
+        </w:rPr>
+        <w:t xml:space="preserve">a mező sincs használatban, de a csoportnak lehetett volna megadni profilképet. </w:t>
       </w:r>
       <w:r>
         <w:rPr>
@@ -14339,75 +14200,7 @@
           <w:szCs w:val="24"/>
           <w:u w:val="single"/>
         </w:rPr>
-        <w:t>. mező:</w:t>
-      </w:r>
-      <w:r>
-        <w:rPr>
-          <w:rFonts w:ascii="Times New Roman" w:eastAsia="Times New Roman" w:hAnsi="Times New Roman" w:cs="Times New Roman"/>
-          <w:sz w:val="24"/>
-          <w:szCs w:val="24"/>
-        </w:rPr>
-        <w:t xml:space="preserve"> group_name (csoport név) ez a mező jelenleg nincsen használatban mivel nem sikerült a csoportok funkciót implementálni így minden chat készítéskor üres. </w:t>
-      </w:r>
-      <w:r>
-        <w:rPr>
-          <w:rFonts w:ascii="Times New Roman" w:eastAsia="Times New Roman" w:hAnsi="Times New Roman" w:cs="Times New Roman"/>
-          <w:b/>
-          <w:bCs/>
-          <w:sz w:val="24"/>
-          <w:szCs w:val="24"/>
-          <w:u w:val="single"/>
-        </w:rPr>
-        <w:t>4</w:t>
-      </w:r>
-      <w:r>
-        <w:rPr>
-          <w:rFonts w:ascii="Times New Roman" w:eastAsia="Times New Roman" w:hAnsi="Times New Roman" w:cs="Times New Roman"/>
-          <w:b/>
-          <w:bCs/>
-          <w:sz w:val="24"/>
-          <w:szCs w:val="24"/>
-          <w:u w:val="single"/>
-        </w:rPr>
-        <w:t>. mező:</w:t>
-      </w:r>
-      <w:r>
-        <w:rPr>
-          <w:rFonts w:ascii="Times New Roman" w:eastAsia="Times New Roman" w:hAnsi="Times New Roman" w:cs="Times New Roman"/>
-          <w:sz w:val="24"/>
-          <w:szCs w:val="24"/>
-        </w:rPr>
-        <w:t xml:space="preserve"> group_profile_picture (csoportkép) ez </w:t>
-      </w:r>
-      <w:r>
-        <w:rPr>
-          <w:rFonts w:ascii="Times New Roman" w:eastAsia="Times New Roman" w:hAnsi="Times New Roman" w:cs="Times New Roman"/>
-          <w:sz w:val="24"/>
-          <w:szCs w:val="24"/>
-        </w:rPr>
-        <w:t xml:space="preserve">a mező sincs használatban, de a csoportnak lehetett volna megadni profilképet. </w:t>
-      </w:r>
-      <w:r>
-        <w:rPr>
-          <w:rFonts w:ascii="Times New Roman" w:eastAsia="Times New Roman" w:hAnsi="Times New Roman" w:cs="Times New Roman"/>
-          <w:b/>
-          <w:bCs/>
-          <w:sz w:val="24"/>
-          <w:szCs w:val="24"/>
-          <w:u w:val="single"/>
-        </w:rPr>
-        <w:t>5</w:t>
-      </w:r>
-      <w:r>
-        <w:rPr>
-          <w:rFonts w:ascii="Times New Roman" w:eastAsia="Times New Roman" w:hAnsi="Times New Roman" w:cs="Times New Roman"/>
-          <w:b/>
-          <w:bCs/>
-          <w:sz w:val="24"/>
-          <w:szCs w:val="24"/>
-          <w:u w:val="single"/>
-        </w:rPr>
-        <w:t>. mező:</w:t>
+        <w:t>5. mező:</w:t>
       </w:r>
       <w:r>
         <w:rPr>
@@ -14473,39 +14266,7 @@
           <w:szCs w:val="40"/>
         </w:rPr>
         <w:lastRenderedPageBreak/>
-        <w:t>2.2.</w:t>
-      </w:r>
-      <w:r>
-        <w:rPr>
-          <w:rFonts w:eastAsia="Times New Roman"/>
-          <w:sz w:val="40"/>
-          <w:szCs w:val="40"/>
-        </w:rPr>
-        <w:t>7</w:t>
-      </w:r>
-      <w:r>
-        <w:rPr>
-          <w:rFonts w:eastAsia="Times New Roman"/>
-          <w:sz w:val="40"/>
-          <w:szCs w:val="40"/>
-        </w:rPr>
-        <w:t xml:space="preserve"> A chat</w:t>
-      </w:r>
-      <w:r>
-        <w:rPr>
-          <w:rFonts w:eastAsia="Times New Roman"/>
-          <w:sz w:val="40"/>
-          <w:szCs w:val="40"/>
-        </w:rPr>
-        <w:t>_members</w:t>
-      </w:r>
-      <w:r>
-        <w:rPr>
-          <w:rFonts w:eastAsia="Times New Roman"/>
-          <w:sz w:val="40"/>
-          <w:szCs w:val="40"/>
-        </w:rPr>
-        <w:t xml:space="preserve"> tábla</w:t>
+        <w:t>2.2.7 A chat_members tábla</w:t>
       </w:r>
       <w:bookmarkEnd w:id="39"/>
     </w:p>
@@ -14564,6 +14325,7 @@
       <w:r>
         <w:rPr>
           <w:rFonts w:ascii="Times New Roman" w:eastAsia="Times New Roman" w:hAnsi="Times New Roman" w:cs="Times New Roman"/>
+          <w:noProof/>
           <w:sz w:val="24"/>
           <w:szCs w:val="24"/>
         </w:rPr>
@@ -14659,7 +14421,23 @@
           <w:szCs w:val="24"/>
           <w:u w:val="single"/>
         </w:rPr>
-        <w:t>3</w:t>
+        <w:t>3. mező:</w:t>
+      </w:r>
+      <w:r>
+        <w:rPr>
+          <w:rFonts w:ascii="Times New Roman" w:eastAsia="Times New Roman" w:hAnsi="Times New Roman" w:cs="Times New Roman"/>
+          <w:sz w:val="24"/>
+          <w:szCs w:val="24"/>
+        </w:rPr>
+        <w:t xml:space="preserve"> user_id (</w:t>
+      </w:r>
+      <w:r>
+        <w:rPr>
+          <w:rFonts w:ascii="Times New Roman" w:eastAsia="Times New Roman" w:hAnsi="Times New Roman" w:cs="Times New Roman"/>
+          <w:sz w:val="24"/>
+          <w:szCs w:val="24"/>
+        </w:rPr>
+        <w:t xml:space="preserve">felhasználó azonosítója) ez a mező azonosítja, hogy melyik felhasználó tagja a chatnek (idegen kulcs a users táblából). </w:t>
       </w:r>
       <w:r>
         <w:rPr>
@@ -14670,23 +14448,7 @@
           <w:szCs w:val="24"/>
           <w:u w:val="single"/>
         </w:rPr>
-        <w:t>. mező:</w:t>
-      </w:r>
-      <w:r>
-        <w:rPr>
-          <w:rFonts w:ascii="Times New Roman" w:eastAsia="Times New Roman" w:hAnsi="Times New Roman" w:cs="Times New Roman"/>
-          <w:sz w:val="24"/>
-          <w:szCs w:val="24"/>
-        </w:rPr>
-        <w:t xml:space="preserve"> user_id (</w:t>
-      </w:r>
-      <w:r>
-        <w:rPr>
-          <w:rFonts w:ascii="Times New Roman" w:eastAsia="Times New Roman" w:hAnsi="Times New Roman" w:cs="Times New Roman"/>
-          <w:sz w:val="24"/>
-          <w:szCs w:val="24"/>
-        </w:rPr>
-        <w:t xml:space="preserve">felhasználó azonosítója) ez a mező azonosítja, hogy melyik felhasználó tagja a chatnek (idegen kulcs a users táblából). </w:t>
+        <w:t>4</w:t>
       </w:r>
       <w:r>
         <w:rPr>
@@ -14697,7 +14459,39 @@
           <w:szCs w:val="24"/>
           <w:u w:val="single"/>
         </w:rPr>
-        <w:t>4</w:t>
+        <w:t>. mező:</w:t>
+      </w:r>
+      <w:r>
+        <w:rPr>
+          <w:rFonts w:ascii="Times New Roman" w:eastAsia="Times New Roman" w:hAnsi="Times New Roman" w:cs="Times New Roman"/>
+          <w:sz w:val="24"/>
+          <w:szCs w:val="24"/>
+        </w:rPr>
+        <w:t xml:space="preserve"> </w:t>
+      </w:r>
+      <w:r>
+        <w:rPr>
+          <w:rFonts w:ascii="Times New Roman" w:eastAsia="Times New Roman" w:hAnsi="Times New Roman" w:cs="Times New Roman"/>
+          <w:sz w:val="24"/>
+          <w:szCs w:val="24"/>
+        </w:rPr>
+        <w:t xml:space="preserve">is_admin (admin e felhasználó) csak csoportoknál lenne </w:t>
+      </w:r>
+      <w:r>
+        <w:rPr>
+          <w:rFonts w:ascii="Times New Roman" w:eastAsia="Times New Roman" w:hAnsi="Times New Roman" w:cs="Times New Roman"/>
+          <w:sz w:val="24"/>
+          <w:szCs w:val="24"/>
+        </w:rPr>
+        <w:t>fontos,</w:t>
+      </w:r>
+      <w:r>
+        <w:rPr>
+          <w:rFonts w:ascii="Times New Roman" w:eastAsia="Times New Roman" w:hAnsi="Times New Roman" w:cs="Times New Roman"/>
+          <w:sz w:val="24"/>
+          <w:szCs w:val="24"/>
+        </w:rPr>
+        <w:t xml:space="preserve"> ami nem sikerült (nem használatos a tagok felvételekor). </w:t>
       </w:r>
       <w:r>
         <w:rPr>
@@ -14708,61 +14502,7 @@
           <w:szCs w:val="24"/>
           <w:u w:val="single"/>
         </w:rPr>
-        <w:t>. mező:</w:t>
-      </w:r>
-      <w:r>
-        <w:rPr>
-          <w:rFonts w:ascii="Times New Roman" w:eastAsia="Times New Roman" w:hAnsi="Times New Roman" w:cs="Times New Roman"/>
-          <w:sz w:val="24"/>
-          <w:szCs w:val="24"/>
-        </w:rPr>
-        <w:t xml:space="preserve"> </w:t>
-      </w:r>
-      <w:r>
-        <w:rPr>
-          <w:rFonts w:ascii="Times New Roman" w:eastAsia="Times New Roman" w:hAnsi="Times New Roman" w:cs="Times New Roman"/>
-          <w:sz w:val="24"/>
-          <w:szCs w:val="24"/>
-        </w:rPr>
-        <w:t xml:space="preserve">is_admin (admin e felhasználó) csak csoportoknál lenne </w:t>
-      </w:r>
-      <w:r>
-        <w:rPr>
-          <w:rFonts w:ascii="Times New Roman" w:eastAsia="Times New Roman" w:hAnsi="Times New Roman" w:cs="Times New Roman"/>
-          <w:sz w:val="24"/>
-          <w:szCs w:val="24"/>
-        </w:rPr>
-        <w:t>fontos,</w:t>
-      </w:r>
-      <w:r>
-        <w:rPr>
-          <w:rFonts w:ascii="Times New Roman" w:eastAsia="Times New Roman" w:hAnsi="Times New Roman" w:cs="Times New Roman"/>
-          <w:sz w:val="24"/>
-          <w:szCs w:val="24"/>
-        </w:rPr>
-        <w:t xml:space="preserve"> ami nem sikerült (nem használatos a tagok felvételekor). </w:t>
-      </w:r>
-      <w:r>
-        <w:rPr>
-          <w:rFonts w:ascii="Times New Roman" w:eastAsia="Times New Roman" w:hAnsi="Times New Roman" w:cs="Times New Roman"/>
-          <w:b/>
-          <w:bCs/>
-          <w:sz w:val="24"/>
-          <w:szCs w:val="24"/>
-          <w:u w:val="single"/>
-        </w:rPr>
-        <w:t>5</w:t>
-      </w:r>
-      <w:r>
-        <w:rPr>
-          <w:rFonts w:ascii="Times New Roman" w:eastAsia="Times New Roman" w:hAnsi="Times New Roman" w:cs="Times New Roman"/>
-          <w:b/>
-          <w:bCs/>
-          <w:sz w:val="24"/>
-          <w:szCs w:val="24"/>
-          <w:u w:val="single"/>
-        </w:rPr>
-        <w:t>. mező:</w:t>
+        <w:t>5. mező:</w:t>
       </w:r>
       <w:r>
         <w:rPr>
@@ -14812,39 +14552,7 @@
           <w:szCs w:val="40"/>
         </w:rPr>
         <w:lastRenderedPageBreak/>
-        <w:t>2.2.</w:t>
-      </w:r>
-      <w:r>
-        <w:rPr>
-          <w:rFonts w:eastAsia="Times New Roman"/>
-          <w:sz w:val="40"/>
-          <w:szCs w:val="40"/>
-        </w:rPr>
-        <w:t>8</w:t>
-      </w:r>
-      <w:r>
-        <w:rPr>
-          <w:rFonts w:eastAsia="Times New Roman"/>
-          <w:sz w:val="40"/>
-          <w:szCs w:val="40"/>
-        </w:rPr>
-        <w:t xml:space="preserve"> A </w:t>
-      </w:r>
-      <w:r>
-        <w:rPr>
-          <w:rFonts w:eastAsia="Times New Roman"/>
-          <w:sz w:val="40"/>
-          <w:szCs w:val="40"/>
-        </w:rPr>
-        <w:t>message_attachments</w:t>
-      </w:r>
-      <w:r>
-        <w:rPr>
-          <w:rFonts w:eastAsia="Times New Roman"/>
-          <w:sz w:val="40"/>
-          <w:szCs w:val="40"/>
-        </w:rPr>
-        <w:t xml:space="preserve"> tábla</w:t>
+        <w:t>2.2.8 A message_attachments tábla</w:t>
       </w:r>
       <w:bookmarkEnd w:id="40"/>
     </w:p>
@@ -14863,23 +14571,7 @@
           <w:sz w:val="24"/>
           <w:szCs w:val="24"/>
         </w:rPr>
-        <w:t xml:space="preserve">Így néz ki a </w:t>
-      </w:r>
-      <w:r>
-        <w:rPr>
-          <w:rFonts w:ascii="Times New Roman" w:eastAsia="Times New Roman" w:hAnsi="Times New Roman" w:cs="Times New Roman"/>
-          <w:sz w:val="24"/>
-          <w:szCs w:val="24"/>
-        </w:rPr>
-        <w:t>message_attchments</w:t>
-      </w:r>
-      <w:r>
-        <w:rPr>
-          <w:rFonts w:ascii="Times New Roman" w:eastAsia="Times New Roman" w:hAnsi="Times New Roman" w:cs="Times New Roman"/>
-          <w:sz w:val="24"/>
-          <w:szCs w:val="24"/>
-        </w:rPr>
-        <w:t xml:space="preserve"> táblánk, aminek a szerkezetét így lehetne jellemezni: </w:t>
+        <w:t xml:space="preserve">Így néz ki a message_attchments táblánk, aminek a szerkezetét így lehetne jellemezni: </w:t>
       </w:r>
       <w:r>
         <w:rPr>
@@ -14895,6 +14587,7 @@
       <w:r>
         <w:rPr>
           <w:rFonts w:ascii="Times New Roman" w:eastAsia="Times New Roman" w:hAnsi="Times New Roman" w:cs="Times New Roman"/>
+          <w:noProof/>
           <w:sz w:val="24"/>
           <w:szCs w:val="24"/>
         </w:rPr>
@@ -15070,7 +14763,31 @@
           <w:szCs w:val="24"/>
           <w:u w:val="single"/>
         </w:rPr>
-        <w:t>3</w:t>
+        <w:t>3. mező:</w:t>
+      </w:r>
+      <w:r>
+        <w:rPr>
+          <w:rFonts w:ascii="Times New Roman" w:eastAsia="Times New Roman" w:hAnsi="Times New Roman" w:cs="Times New Roman"/>
+          <w:sz w:val="24"/>
+          <w:szCs w:val="24"/>
+        </w:rPr>
+        <w:t xml:space="preserve"> </w:t>
+      </w:r>
+      <w:r>
+        <w:rPr>
+          <w:rFonts w:ascii="Times New Roman" w:eastAsia="Times New Roman" w:hAnsi="Times New Roman" w:cs="Times New Roman"/>
+          <w:sz w:val="24"/>
+          <w:szCs w:val="24"/>
+        </w:rPr>
+        <w:t xml:space="preserve">file_name (fájlnév) </w:t>
+      </w:r>
+      <w:r>
+        <w:rPr>
+          <w:rFonts w:ascii="Times New Roman" w:eastAsia="Times New Roman" w:hAnsi="Times New Roman" w:cs="Times New Roman"/>
+          <w:sz w:val="24"/>
+          <w:szCs w:val="24"/>
+        </w:rPr>
+        <w:t xml:space="preserve">adja meg a fájlnevet, amit lokálisan a htdocs/ChatexProject/uploads/files vagy /media-ba menti és onnét is lehet letölteni a telefonról. </w:t>
       </w:r>
       <w:r>
         <w:rPr>
@@ -15081,7 +14798,7 @@
           <w:szCs w:val="24"/>
           <w:u w:val="single"/>
         </w:rPr>
-        <w:t>. mező:</w:t>
+        <w:t>4. mező:</w:t>
       </w:r>
       <w:r>
         <w:rPr>
@@ -15097,15 +14814,31 @@
           <w:sz w:val="24"/>
           <w:szCs w:val="24"/>
         </w:rPr>
-        <w:t xml:space="preserve">file_name (fájlnév) </w:t>
-      </w:r>
-      <w:r>
-        <w:rPr>
-          <w:rFonts w:ascii="Times New Roman" w:eastAsia="Times New Roman" w:hAnsi="Times New Roman" w:cs="Times New Roman"/>
-          <w:sz w:val="24"/>
-          <w:szCs w:val="24"/>
-        </w:rPr>
-        <w:t xml:space="preserve">adja meg a fájlnevet, amit lokálisan a htdocs/ChatexProject/uploads/files vagy /media-ba menti és onnét is lehet letölteni a telefonról. </w:t>
+        <w:t xml:space="preserve">file_type (fájl típus) ami egyszerűen azonosítja a feltöltött csatolmányt kép vagy fájl típusra, ez alapján dönti </w:t>
+      </w:r>
+      <w:r>
+        <w:rPr>
+          <w:rFonts w:ascii="Times New Roman" w:eastAsia="Times New Roman" w:hAnsi="Times New Roman" w:cs="Times New Roman"/>
+          <w:sz w:val="24"/>
+          <w:szCs w:val="24"/>
+        </w:rPr>
+        <w:t>el,</w:t>
+      </w:r>
+      <w:r>
+        <w:rPr>
+          <w:rFonts w:ascii="Times New Roman" w:eastAsia="Times New Roman" w:hAnsi="Times New Roman" w:cs="Times New Roman"/>
+          <w:sz w:val="24"/>
+          <w:szCs w:val="24"/>
+        </w:rPr>
+        <w:t xml:space="preserve"> hogy lokálisan melyik mappába tárolja (media vagy files).</w:t>
+      </w:r>
+      <w:r>
+        <w:rPr>
+          <w:rFonts w:ascii="Times New Roman" w:eastAsia="Times New Roman" w:hAnsi="Times New Roman" w:cs="Times New Roman"/>
+          <w:sz w:val="24"/>
+          <w:szCs w:val="24"/>
+        </w:rPr>
+        <w:t xml:space="preserve"> </w:t>
       </w:r>
       <w:r>
         <w:rPr>
@@ -15116,80 +14849,7 @@
           <w:szCs w:val="24"/>
           <w:u w:val="single"/>
         </w:rPr>
-        <w:t>4</w:t>
-      </w:r>
-      <w:r>
-        <w:rPr>
-          <w:rFonts w:ascii="Times New Roman" w:eastAsia="Times New Roman" w:hAnsi="Times New Roman" w:cs="Times New Roman"/>
-          <w:b/>
-          <w:bCs/>
-          <w:sz w:val="24"/>
-          <w:szCs w:val="24"/>
-          <w:u w:val="single"/>
-        </w:rPr>
-        <w:t>. mező:</w:t>
-      </w:r>
-      <w:r>
-        <w:rPr>
-          <w:rFonts w:ascii="Times New Roman" w:eastAsia="Times New Roman" w:hAnsi="Times New Roman" w:cs="Times New Roman"/>
-          <w:sz w:val="24"/>
-          <w:szCs w:val="24"/>
-        </w:rPr>
-        <w:t xml:space="preserve"> </w:t>
-      </w:r>
-      <w:r>
-        <w:rPr>
-          <w:rFonts w:ascii="Times New Roman" w:eastAsia="Times New Roman" w:hAnsi="Times New Roman" w:cs="Times New Roman"/>
-          <w:sz w:val="24"/>
-          <w:szCs w:val="24"/>
-        </w:rPr>
-        <w:t xml:space="preserve">file_type (fájl típus) ami egyszerűen azonosítja a feltöltött csatolmányt kép vagy fájl típusra, ez alapján dönti </w:t>
-      </w:r>
-      <w:r>
-        <w:rPr>
-          <w:rFonts w:ascii="Times New Roman" w:eastAsia="Times New Roman" w:hAnsi="Times New Roman" w:cs="Times New Roman"/>
-          <w:sz w:val="24"/>
-          <w:szCs w:val="24"/>
-        </w:rPr>
-        <w:t>el,</w:t>
-      </w:r>
-      <w:r>
-        <w:rPr>
-          <w:rFonts w:ascii="Times New Roman" w:eastAsia="Times New Roman" w:hAnsi="Times New Roman" w:cs="Times New Roman"/>
-          <w:sz w:val="24"/>
-          <w:szCs w:val="24"/>
-        </w:rPr>
-        <w:t xml:space="preserve"> hogy lokálisan melyik mappába tárolja (media vagy files).</w:t>
-      </w:r>
-      <w:r>
-        <w:rPr>
-          <w:rFonts w:ascii="Times New Roman" w:eastAsia="Times New Roman" w:hAnsi="Times New Roman" w:cs="Times New Roman"/>
-          <w:sz w:val="24"/>
-          <w:szCs w:val="24"/>
-        </w:rPr>
-        <w:t xml:space="preserve"> </w:t>
-      </w:r>
-      <w:r>
-        <w:rPr>
-          <w:rFonts w:ascii="Times New Roman" w:eastAsia="Times New Roman" w:hAnsi="Times New Roman" w:cs="Times New Roman"/>
-          <w:b/>
-          <w:bCs/>
-          <w:sz w:val="24"/>
-          <w:szCs w:val="24"/>
-          <w:u w:val="single"/>
-        </w:rPr>
-        <w:t>5</w:t>
-      </w:r>
-      <w:r>
-        <w:rPr>
-          <w:rFonts w:ascii="Times New Roman" w:eastAsia="Times New Roman" w:hAnsi="Times New Roman" w:cs="Times New Roman"/>
-          <w:b/>
-          <w:bCs/>
-          <w:sz w:val="24"/>
-          <w:szCs w:val="24"/>
-          <w:u w:val="single"/>
-        </w:rPr>
-        <w:t>. mező:</w:t>
+        <w:t>5. mező:</w:t>
       </w:r>
       <w:r>
         <w:rPr>
@@ -15465,25 +15125,7 @@
           <w:sz w:val="24"/>
           <w:szCs w:val="24"/>
         </w:rPr>
-        <w:t xml:space="preserve">. Az API JSON formátumban fogadja a bemenetet, ellenőrzi az adatokat, normalizálja a </w:t>
-      </w:r>
-      <w:proofErr w:type="spellStart"/>
-      <w:r>
-        <w:rPr>
-          <w:rFonts w:ascii="Times New Roman" w:eastAsia="Times New Roman" w:hAnsi="Times New Roman" w:cs="Times New Roman"/>
-          <w:sz w:val="24"/>
-          <w:szCs w:val="24"/>
-        </w:rPr>
-        <w:t>Gmail</w:t>
-      </w:r>
-      <w:proofErr w:type="spellEnd"/>
-      <w:r>
-        <w:rPr>
-          <w:rFonts w:ascii="Times New Roman" w:eastAsia="Times New Roman" w:hAnsi="Times New Roman" w:cs="Times New Roman"/>
-          <w:sz w:val="24"/>
-          <w:szCs w:val="24"/>
-        </w:rPr>
-        <w:t>-es e-mail címeket, és elmenti az adatokat egy MySQL adatbázisba.</w:t>
+        <w:t>. Az API JSON formátumban fogadja a bemenetet, ellenőrzi az adatokat, normalizálja a Gmail-es e-mail címeket, és elmenti az adatokat egy MySQL adatbázisba.</w:t>
       </w:r>
     </w:p>
     <w:p>
@@ -15562,21 +15204,7 @@
         <w:rPr>
           <w:rFonts w:eastAsia="Times New Roman"/>
         </w:rPr>
-        <w:t xml:space="preserve">A </w:t>
-      </w:r>
-      <w:proofErr w:type="spellStart"/>
-      <w:r>
-        <w:rPr>
-          <w:rFonts w:eastAsia="Times New Roman"/>
-        </w:rPr>
-        <w:t>header</w:t>
-      </w:r>
-      <w:proofErr w:type="spellEnd"/>
-      <w:r>
-        <w:rPr>
-          <w:rFonts w:eastAsia="Times New Roman"/>
-        </w:rPr>
-        <w:t xml:space="preserve"> beállításoknál előszőr beállítjuk, hogy </w:t>
+        <w:t xml:space="preserve">A header beállításoknál előszőr beállítjuk, hogy </w:t>
       </w:r>
       <w:r>
         <w:rPr>
@@ -15630,47 +15258,19 @@
         <w:rPr>
           <w:rFonts w:eastAsia="Times New Roman"/>
         </w:rPr>
-        <w:t xml:space="preserve">A </w:t>
-      </w:r>
-      <w:proofErr w:type="spellStart"/>
+        <w:t xml:space="preserve">A normalizeEmail </w:t>
+      </w:r>
       <w:r>
         <w:rPr>
           <w:rFonts w:eastAsia="Times New Roman"/>
         </w:rPr>
-        <w:t>normalizeEmail</w:t>
-      </w:r>
-      <w:proofErr w:type="spellEnd"/>
+        <w:t>metódus</w:t>
+      </w:r>
       <w:r>
         <w:rPr>
           <w:rFonts w:eastAsia="Times New Roman"/>
         </w:rPr>
-        <w:t xml:space="preserve"> </w:t>
-      </w:r>
-      <w:r>
-        <w:rPr>
-          <w:rFonts w:eastAsia="Times New Roman"/>
-        </w:rPr>
-        <w:t>metódus</w:t>
-      </w:r>
-      <w:r>
-        <w:rPr>
-          <w:rFonts w:eastAsia="Times New Roman"/>
-        </w:rPr>
-        <w:t xml:space="preserve"> használatával a különböző használatú </w:t>
-      </w:r>
-      <w:proofErr w:type="spellStart"/>
-      <w:r>
-        <w:rPr>
-          <w:rFonts w:eastAsia="Times New Roman"/>
-        </w:rPr>
-        <w:t>emaileket</w:t>
-      </w:r>
-      <w:proofErr w:type="spellEnd"/>
-      <w:r>
-        <w:rPr>
-          <w:rFonts w:eastAsia="Times New Roman"/>
-        </w:rPr>
-        <w:t xml:space="preserve"> egy</w:t>
+        <w:t xml:space="preserve"> használatával a különböző használatú emaileket egy</w:t>
       </w:r>
       <w:r>
         <w:rPr>
@@ -15817,27 +15417,7 @@
           <w:szCs w:val="24"/>
         </w:rPr>
         <w:lastRenderedPageBreak/>
-        <w:t xml:space="preserve">Ezt a kódot az </w:t>
-      </w:r>
-      <w:proofErr w:type="spellStart"/>
-      <w:r>
-        <w:rPr>
-          <w:rFonts w:ascii="Times New Roman" w:eastAsia="Times New Roman" w:hAnsi="Times New Roman" w:cs="Times New Roman"/>
-          <w:b/>
-          <w:sz w:val="32"/>
-          <w:szCs w:val="24"/>
-        </w:rPr>
-        <w:t>Auth.dart</w:t>
-      </w:r>
-      <w:proofErr w:type="spellEnd"/>
-      <w:r>
-        <w:rPr>
-          <w:rFonts w:ascii="Times New Roman" w:eastAsia="Times New Roman" w:hAnsi="Times New Roman" w:cs="Times New Roman"/>
-          <w:b/>
-          <w:sz w:val="32"/>
-          <w:szCs w:val="24"/>
-        </w:rPr>
-        <w:t>-ban így használjuk fel:</w:t>
+        <w:t>Ezt a kódot az Auth.dart-ban így használjuk fel:</w:t>
       </w:r>
       <w:r>
         <w:rPr>
@@ -16085,43 +15665,7 @@
           <w:sz w:val="24"/>
           <w:szCs w:val="24"/>
         </w:rPr>
-        <w:t xml:space="preserve">Ez a PHP szkript egy bejelentkezési API végpontot valósít meg JSON Web Token (JWT) használatával. A felhasználó e-mail címe és </w:t>
-      </w:r>
-      <w:proofErr w:type="spellStart"/>
-      <w:r>
-        <w:rPr>
-          <w:rFonts w:ascii="Times New Roman" w:eastAsia="Times New Roman" w:hAnsi="Times New Roman" w:cs="Times New Roman"/>
-          <w:sz w:val="24"/>
-          <w:szCs w:val="24"/>
-        </w:rPr>
-        <w:t>jelszava</w:t>
-      </w:r>
-      <w:proofErr w:type="spellEnd"/>
-      <w:r>
-        <w:rPr>
-          <w:rFonts w:ascii="Times New Roman" w:eastAsia="Times New Roman" w:hAnsi="Times New Roman" w:cs="Times New Roman"/>
-          <w:sz w:val="24"/>
-          <w:szCs w:val="24"/>
-        </w:rPr>
-        <w:t xml:space="preserve"> alapján hitelesíti a bejelentkezést, és sikeres azonosítás esetén egy JWT </w:t>
-      </w:r>
-      <w:proofErr w:type="spellStart"/>
-      <w:r>
-        <w:rPr>
-          <w:rFonts w:ascii="Times New Roman" w:eastAsia="Times New Roman" w:hAnsi="Times New Roman" w:cs="Times New Roman"/>
-          <w:sz w:val="24"/>
-          <w:szCs w:val="24"/>
-        </w:rPr>
-        <w:t>tokent</w:t>
-      </w:r>
-      <w:proofErr w:type="spellEnd"/>
-      <w:r>
-        <w:rPr>
-          <w:rFonts w:ascii="Times New Roman" w:eastAsia="Times New Roman" w:hAnsi="Times New Roman" w:cs="Times New Roman"/>
-          <w:sz w:val="24"/>
-          <w:szCs w:val="24"/>
-        </w:rPr>
-        <w:t xml:space="preserve"> generál.</w:t>
+        <w:t>Ez a PHP szkript egy bejelentkezési API végpontot valósít meg JSON Web Token (JWT) használatával. A felhasználó e-mail címe és jelszava alapján hitelesíti a bejelentkezést, és sikeres azonosítás esetén egy JWT tokent generál.</w:t>
       </w:r>
     </w:p>
     <w:p>
@@ -16253,25 +15797,7 @@
           <w:sz w:val="24"/>
           <w:szCs w:val="24"/>
         </w:rPr>
-        <w:t xml:space="preserve"> Az e-mail cím és a jelszó tisztítása (</w:t>
-      </w:r>
-      <w:proofErr w:type="spellStart"/>
-      <w:r>
-        <w:rPr>
-          <w:rFonts w:ascii="Times New Roman" w:eastAsia="Times New Roman" w:hAnsi="Times New Roman" w:cs="Times New Roman"/>
-          <w:sz w:val="24"/>
-          <w:szCs w:val="24"/>
-        </w:rPr>
-        <w:t>trim</w:t>
-      </w:r>
-      <w:proofErr w:type="spellEnd"/>
-      <w:r>
-        <w:rPr>
-          <w:rFonts w:ascii="Times New Roman" w:eastAsia="Times New Roman" w:hAnsi="Times New Roman" w:cs="Times New Roman"/>
-          <w:sz w:val="24"/>
-          <w:szCs w:val="24"/>
-        </w:rPr>
-        <w:t>()) után az adatbázisban ellenőrizzük a felhasználót.</w:t>
+        <w:t xml:space="preserve"> Az e-mail cím és a jelszó tisztítása (trim()) után az adatbázisban ellenőrizzük a felhasználót.</w:t>
       </w:r>
       <w:r>
         <w:rPr>
@@ -16321,25 +15847,7 @@
           <w:sz w:val="24"/>
           <w:szCs w:val="24"/>
         </w:rPr>
-        <w:t xml:space="preserve"> Ha a felhasználó létezik, a </w:t>
-      </w:r>
-      <w:proofErr w:type="spellStart"/>
-      <w:r>
-        <w:rPr>
-          <w:rFonts w:ascii="Times New Roman" w:eastAsia="Times New Roman" w:hAnsi="Times New Roman" w:cs="Times New Roman"/>
-          <w:sz w:val="24"/>
-          <w:szCs w:val="24"/>
-        </w:rPr>
-        <w:t>password_verify</w:t>
-      </w:r>
-      <w:proofErr w:type="spellEnd"/>
-      <w:r>
-        <w:rPr>
-          <w:rFonts w:ascii="Times New Roman" w:eastAsia="Times New Roman" w:hAnsi="Times New Roman" w:cs="Times New Roman"/>
-          <w:sz w:val="24"/>
-          <w:szCs w:val="24"/>
-        </w:rPr>
-        <w:t>() függvénnyel ellenőrizzük a jelszót.</w:t>
+        <w:t xml:space="preserve"> Ha a felhasználó létezik, a password_verify() függvénnyel ellenőrizzük a jelszót.</w:t>
       </w:r>
       <w:r>
         <w:rPr>
@@ -16364,25 +15872,7 @@
           <w:sz w:val="24"/>
           <w:szCs w:val="24"/>
         </w:rPr>
-        <w:t xml:space="preserve"> Sikeres bejelentkezés esetén egy 24 órán keresztül érvényes JWT </w:t>
-      </w:r>
-      <w:proofErr w:type="spellStart"/>
-      <w:r>
-        <w:rPr>
-          <w:rFonts w:ascii="Times New Roman" w:eastAsia="Times New Roman" w:hAnsi="Times New Roman" w:cs="Times New Roman"/>
-          <w:sz w:val="24"/>
-          <w:szCs w:val="24"/>
-        </w:rPr>
-        <w:t>tokent</w:t>
-      </w:r>
-      <w:proofErr w:type="spellEnd"/>
-      <w:r>
-        <w:rPr>
-          <w:rFonts w:ascii="Times New Roman" w:eastAsia="Times New Roman" w:hAnsi="Times New Roman" w:cs="Times New Roman"/>
-          <w:sz w:val="24"/>
-          <w:szCs w:val="24"/>
-        </w:rPr>
-        <w:t xml:space="preserve"> hozunk létre.</w:t>
+        <w:t xml:space="preserve"> Sikeres bejelentkezés esetén egy 24 órán keresztül érvényes JWT tokent hozunk létre.</w:t>
       </w:r>
       <w:r>
         <w:rPr>
@@ -16407,25 +15897,7 @@
           <w:sz w:val="24"/>
           <w:szCs w:val="24"/>
         </w:rPr>
-        <w:t xml:space="preserve"> A válasz tartalmazza a JWT </w:t>
-      </w:r>
-      <w:proofErr w:type="spellStart"/>
-      <w:r>
-        <w:rPr>
-          <w:rFonts w:ascii="Times New Roman" w:eastAsia="Times New Roman" w:hAnsi="Times New Roman" w:cs="Times New Roman"/>
-          <w:sz w:val="24"/>
-          <w:szCs w:val="24"/>
-        </w:rPr>
-        <w:t>tokent</w:t>
-      </w:r>
-      <w:proofErr w:type="spellEnd"/>
-      <w:r>
-        <w:rPr>
-          <w:rFonts w:ascii="Times New Roman" w:eastAsia="Times New Roman" w:hAnsi="Times New Roman" w:cs="Times New Roman"/>
-          <w:sz w:val="24"/>
-          <w:szCs w:val="24"/>
-        </w:rPr>
-        <w:t xml:space="preserve"> és a felhasználó adatait.</w:t>
+        <w:t xml:space="preserve"> A válasz tartalmazza a JWT tokent és a felhasználó adatait.</w:t>
       </w:r>
       <w:r>
         <w:rPr>
@@ -16780,25 +16252,7 @@
           <w:sz w:val="24"/>
           <w:szCs w:val="24"/>
         </w:rPr>
-        <w:t xml:space="preserve">Létrehoz egy jelszó visszaállító linket, amely ezt a </w:t>
-      </w:r>
-      <w:proofErr w:type="spellStart"/>
-      <w:r>
-        <w:rPr>
-          <w:rFonts w:ascii="Times New Roman" w:eastAsia="Times New Roman" w:hAnsi="Times New Roman" w:cs="Times New Roman"/>
-          <w:sz w:val="24"/>
-          <w:szCs w:val="24"/>
-        </w:rPr>
-        <w:t>tokent</w:t>
-      </w:r>
-      <w:proofErr w:type="spellEnd"/>
-      <w:r>
-        <w:rPr>
-          <w:rFonts w:ascii="Times New Roman" w:eastAsia="Times New Roman" w:hAnsi="Times New Roman" w:cs="Times New Roman"/>
-          <w:sz w:val="24"/>
-          <w:szCs w:val="24"/>
-        </w:rPr>
-        <w:t xml:space="preserve"> használja.</w:t>
+        <w:t>Létrehoz egy jelszó visszaállító linket, amely ezt a tokent használja.</w:t>
       </w:r>
       <w:r>
         <w:rPr>
@@ -16814,25 +16268,7 @@
           <w:sz w:val="24"/>
           <w:szCs w:val="24"/>
         </w:rPr>
-        <w:t xml:space="preserve">Az e-mailt elküldi a felhasználónak </w:t>
-      </w:r>
-      <w:proofErr w:type="spellStart"/>
-      <w:r>
-        <w:rPr>
-          <w:rFonts w:ascii="Times New Roman" w:eastAsia="Times New Roman" w:hAnsi="Times New Roman" w:cs="Times New Roman"/>
-          <w:sz w:val="24"/>
-          <w:szCs w:val="24"/>
-        </w:rPr>
-        <w:t>PHPMailer</w:t>
-      </w:r>
-      <w:proofErr w:type="spellEnd"/>
-      <w:r>
-        <w:rPr>
-          <w:rFonts w:ascii="Times New Roman" w:eastAsia="Times New Roman" w:hAnsi="Times New Roman" w:cs="Times New Roman"/>
-          <w:sz w:val="24"/>
-          <w:szCs w:val="24"/>
-        </w:rPr>
-        <w:t xml:space="preserve"> segítségével.</w:t>
+        <w:t>Az e-mailt elküldi a felhasználónak PHPMailer segítségével.</w:t>
       </w:r>
       <w:r>
         <w:rPr>
@@ -18218,25 +17654,7 @@
           <w:sz w:val="24"/>
           <w:szCs w:val="24"/>
         </w:rPr>
-        <w:t xml:space="preserve">Tartalmazza az applikációnknak az összes </w:t>
-      </w:r>
-      <w:proofErr w:type="spellStart"/>
-      <w:r>
-        <w:rPr>
-          <w:rFonts w:ascii="Times New Roman" w:eastAsia="Times New Roman" w:hAnsi="Times New Roman" w:cs="Times New Roman"/>
-          <w:sz w:val="24"/>
-          <w:szCs w:val="24"/>
-        </w:rPr>
-        <w:t>authentikációs</w:t>
-      </w:r>
-      <w:proofErr w:type="spellEnd"/>
-      <w:r>
-        <w:rPr>
-          <w:rFonts w:ascii="Times New Roman" w:eastAsia="Times New Roman" w:hAnsi="Times New Roman" w:cs="Times New Roman"/>
-          <w:sz w:val="24"/>
-          <w:szCs w:val="24"/>
-        </w:rPr>
-        <w:t xml:space="preserve"> funkcióját </w:t>
+        <w:t xml:space="preserve">Tartalmazza az applikációnknak az összes authentikációs funkcióját </w:t>
       </w:r>
     </w:p>
     <w:p>
@@ -18254,23 +17672,13 @@
           <w:szCs w:val="24"/>
         </w:rPr>
       </w:pPr>
-      <w:proofErr w:type="spellStart"/>
-      <w:r>
-        <w:rPr>
-          <w:rFonts w:ascii="Times New Roman" w:eastAsia="Times New Roman" w:hAnsi="Times New Roman" w:cs="Times New Roman"/>
-          <w:sz w:val="24"/>
-          <w:szCs w:val="24"/>
-        </w:rPr>
-        <w:t>login.php</w:t>
-      </w:r>
-      <w:proofErr w:type="spellEnd"/>
-      <w:r>
-        <w:rPr>
-          <w:rFonts w:ascii="Times New Roman" w:eastAsia="Times New Roman" w:hAnsi="Times New Roman" w:cs="Times New Roman"/>
-          <w:sz w:val="24"/>
-          <w:szCs w:val="24"/>
-        </w:rPr>
-        <w:t>: Bejelentkezési funkció</w:t>
+      <w:r>
+        <w:rPr>
+          <w:rFonts w:ascii="Times New Roman" w:eastAsia="Times New Roman" w:hAnsi="Times New Roman" w:cs="Times New Roman"/>
+          <w:sz w:val="24"/>
+          <w:szCs w:val="24"/>
+        </w:rPr>
+        <w:t>login.php: Bejelentkezési funkció</w:t>
       </w:r>
     </w:p>
     <w:p>
@@ -18288,7 +17696,6 @@
           <w:szCs w:val="24"/>
         </w:rPr>
       </w:pPr>
-      <w:proofErr w:type="spellStart"/>
       <w:r>
         <w:rPr>
           <w:rFonts w:ascii="Times New Roman" w:eastAsia="Times New Roman" w:hAnsi="Times New Roman" w:cs="Times New Roman"/>
@@ -18303,16 +17710,7 @@
           <w:sz w:val="24"/>
           <w:szCs w:val="24"/>
         </w:rPr>
-        <w:t>egister.php</w:t>
-      </w:r>
-      <w:proofErr w:type="spellEnd"/>
-      <w:r>
-        <w:rPr>
-          <w:rFonts w:ascii="Times New Roman" w:eastAsia="Times New Roman" w:hAnsi="Times New Roman" w:cs="Times New Roman"/>
-          <w:sz w:val="24"/>
-          <w:szCs w:val="24"/>
-        </w:rPr>
-        <w:t>: Regisztrációs funkció</w:t>
+        <w:t>egister.php: Regisztrációs funkció</w:t>
       </w:r>
     </w:p>
     <w:p>
@@ -18330,23 +17728,13 @@
           <w:szCs w:val="24"/>
         </w:rPr>
       </w:pPr>
-      <w:proofErr w:type="spellStart"/>
-      <w:r>
-        <w:rPr>
-          <w:rFonts w:ascii="Times New Roman" w:eastAsia="Times New Roman" w:hAnsi="Times New Roman" w:cs="Times New Roman"/>
-          <w:sz w:val="24"/>
-          <w:szCs w:val="24"/>
-        </w:rPr>
-        <w:t>logout.php</w:t>
-      </w:r>
-      <w:proofErr w:type="spellEnd"/>
-      <w:r>
-        <w:rPr>
-          <w:rFonts w:ascii="Times New Roman" w:eastAsia="Times New Roman" w:hAnsi="Times New Roman" w:cs="Times New Roman"/>
-          <w:sz w:val="24"/>
-          <w:szCs w:val="24"/>
-        </w:rPr>
-        <w:t>: Kijelentkezési funkció</w:t>
+      <w:r>
+        <w:rPr>
+          <w:rFonts w:ascii="Times New Roman" w:eastAsia="Times New Roman" w:hAnsi="Times New Roman" w:cs="Times New Roman"/>
+          <w:sz w:val="24"/>
+          <w:szCs w:val="24"/>
+        </w:rPr>
+        <w:t>logout.php: Kijelentkezési funkció</w:t>
       </w:r>
     </w:p>
     <w:p>
@@ -18364,23 +17752,13 @@
           <w:szCs w:val="24"/>
         </w:rPr>
       </w:pPr>
-      <w:proofErr w:type="spellStart"/>
-      <w:r>
-        <w:rPr>
-          <w:rFonts w:ascii="Times New Roman" w:eastAsia="Times New Roman" w:hAnsi="Times New Roman" w:cs="Times New Roman"/>
-          <w:sz w:val="24"/>
-          <w:szCs w:val="24"/>
-        </w:rPr>
-        <w:t>update_status.php</w:t>
-      </w:r>
-      <w:proofErr w:type="spellEnd"/>
-      <w:r>
-        <w:rPr>
-          <w:rFonts w:ascii="Times New Roman" w:eastAsia="Times New Roman" w:hAnsi="Times New Roman" w:cs="Times New Roman"/>
-          <w:sz w:val="24"/>
-          <w:szCs w:val="24"/>
-        </w:rPr>
-        <w:t>: A felhasználó státuszának ellenőrzése (ha nyitva van a mobilon az applikáció akkor Online, különben offline)</w:t>
+      <w:r>
+        <w:rPr>
+          <w:rFonts w:ascii="Times New Roman" w:eastAsia="Times New Roman" w:hAnsi="Times New Roman" w:cs="Times New Roman"/>
+          <w:sz w:val="24"/>
+          <w:szCs w:val="24"/>
+        </w:rPr>
+        <w:t>update_status.php: A felhasználó státuszának ellenőrzése (ha nyitva van a mobilon az applikáció akkor Online, különben offline)</w:t>
       </w:r>
     </w:p>
     <w:p>
@@ -18398,23 +17776,13 @@
           <w:szCs w:val="24"/>
         </w:rPr>
       </w:pPr>
-      <w:proofErr w:type="spellStart"/>
-      <w:r>
-        <w:rPr>
-          <w:rFonts w:ascii="Times New Roman" w:eastAsia="Times New Roman" w:hAnsi="Times New Roman" w:cs="Times New Roman"/>
-          <w:sz w:val="24"/>
-          <w:szCs w:val="24"/>
-        </w:rPr>
-        <w:t>validate_token.php</w:t>
-      </w:r>
-      <w:proofErr w:type="spellEnd"/>
-      <w:r>
-        <w:rPr>
-          <w:rFonts w:ascii="Times New Roman" w:eastAsia="Times New Roman" w:hAnsi="Times New Roman" w:cs="Times New Roman"/>
-          <w:sz w:val="24"/>
-          <w:szCs w:val="24"/>
-        </w:rPr>
-        <w:t>:</w:t>
+      <w:r>
+        <w:rPr>
+          <w:rFonts w:ascii="Times New Roman" w:eastAsia="Times New Roman" w:hAnsi="Times New Roman" w:cs="Times New Roman"/>
+          <w:sz w:val="24"/>
+          <w:szCs w:val="24"/>
+        </w:rPr>
+        <w:t>validate_token.php:</w:t>
       </w:r>
       <w:r>
         <w:rPr>
@@ -18493,23 +17861,13 @@
           <w:szCs w:val="24"/>
         </w:rPr>
       </w:pPr>
-      <w:proofErr w:type="spellStart"/>
-      <w:r>
-        <w:rPr>
-          <w:rFonts w:ascii="Times New Roman" w:eastAsia="Times New Roman" w:hAnsi="Times New Roman" w:cs="Times New Roman"/>
-          <w:sz w:val="24"/>
-          <w:szCs w:val="24"/>
-        </w:rPr>
-        <w:t>get_chats.php</w:t>
-      </w:r>
-      <w:proofErr w:type="spellEnd"/>
-      <w:r>
-        <w:rPr>
-          <w:rFonts w:ascii="Times New Roman" w:eastAsia="Times New Roman" w:hAnsi="Times New Roman" w:cs="Times New Roman"/>
-          <w:sz w:val="24"/>
-          <w:szCs w:val="24"/>
-        </w:rPr>
-        <w:t>: Kimutatja a felhasználónak a jelenlegi csevegéseit</w:t>
+      <w:r>
+        <w:rPr>
+          <w:rFonts w:ascii="Times New Roman" w:eastAsia="Times New Roman" w:hAnsi="Times New Roman" w:cs="Times New Roman"/>
+          <w:sz w:val="24"/>
+          <w:szCs w:val="24"/>
+        </w:rPr>
+        <w:t>get_chats.php: Kimutatja a felhasználónak a jelenlegi csevegéseit</w:t>
       </w:r>
     </w:p>
     <w:p>
@@ -18527,23 +17885,13 @@
           <w:szCs w:val="24"/>
         </w:rPr>
       </w:pPr>
-      <w:proofErr w:type="spellStart"/>
-      <w:r>
-        <w:rPr>
-          <w:rFonts w:ascii="Times New Roman" w:eastAsia="Times New Roman" w:hAnsi="Times New Roman" w:cs="Times New Roman"/>
-          <w:sz w:val="24"/>
-          <w:szCs w:val="24"/>
-        </w:rPr>
-        <w:t>get_friend_list.php</w:t>
-      </w:r>
-      <w:proofErr w:type="spellEnd"/>
-      <w:r>
-        <w:rPr>
-          <w:rFonts w:ascii="Times New Roman" w:eastAsia="Times New Roman" w:hAnsi="Times New Roman" w:cs="Times New Roman"/>
-          <w:sz w:val="24"/>
-          <w:szCs w:val="24"/>
-        </w:rPr>
-        <w:t>: Kimutatja a barátlistát.</w:t>
+      <w:r>
+        <w:rPr>
+          <w:rFonts w:ascii="Times New Roman" w:eastAsia="Times New Roman" w:hAnsi="Times New Roman" w:cs="Times New Roman"/>
+          <w:sz w:val="24"/>
+          <w:szCs w:val="24"/>
+        </w:rPr>
+        <w:t>get_friend_list.php: Kimutatja a barátlistát.</w:t>
       </w:r>
     </w:p>
     <w:p>
@@ -18561,23 +17909,13 @@
           <w:szCs w:val="24"/>
         </w:rPr>
       </w:pPr>
-      <w:proofErr w:type="spellStart"/>
-      <w:r>
-        <w:rPr>
-          <w:rFonts w:ascii="Times New Roman" w:eastAsia="Times New Roman" w:hAnsi="Times New Roman" w:cs="Times New Roman"/>
-          <w:sz w:val="24"/>
-          <w:szCs w:val="24"/>
-        </w:rPr>
-        <w:t>get_group_chats.php</w:t>
-      </w:r>
-      <w:proofErr w:type="spellEnd"/>
-      <w:r>
-        <w:rPr>
-          <w:rFonts w:ascii="Times New Roman" w:eastAsia="Times New Roman" w:hAnsi="Times New Roman" w:cs="Times New Roman"/>
-          <w:sz w:val="24"/>
-          <w:szCs w:val="24"/>
-        </w:rPr>
-        <w:t xml:space="preserve">: </w:t>
+      <w:r>
+        <w:rPr>
+          <w:rFonts w:ascii="Times New Roman" w:eastAsia="Times New Roman" w:hAnsi="Times New Roman" w:cs="Times New Roman"/>
+          <w:sz w:val="24"/>
+          <w:szCs w:val="24"/>
+        </w:rPr>
+        <w:t xml:space="preserve">get_group_chats.php: </w:t>
       </w:r>
       <w:r>
         <w:rPr>
@@ -18603,23 +17941,13 @@
           <w:szCs w:val="24"/>
         </w:rPr>
       </w:pPr>
-      <w:proofErr w:type="spellStart"/>
-      <w:r>
-        <w:rPr>
-          <w:rFonts w:ascii="Times New Roman" w:eastAsia="Times New Roman" w:hAnsi="Times New Roman" w:cs="Times New Roman"/>
-          <w:sz w:val="24"/>
-          <w:szCs w:val="24"/>
-        </w:rPr>
-        <w:t>get_messages.php</w:t>
-      </w:r>
-      <w:proofErr w:type="spellEnd"/>
-      <w:r>
-        <w:rPr>
-          <w:rFonts w:ascii="Times New Roman" w:eastAsia="Times New Roman" w:hAnsi="Times New Roman" w:cs="Times New Roman"/>
-          <w:sz w:val="24"/>
-          <w:szCs w:val="24"/>
-        </w:rPr>
-        <w:t>: Kimutatja a felhasználó és egy másik személy közötti üzeneteket</w:t>
+      <w:r>
+        <w:rPr>
+          <w:rFonts w:ascii="Times New Roman" w:eastAsia="Times New Roman" w:hAnsi="Times New Roman" w:cs="Times New Roman"/>
+          <w:sz w:val="24"/>
+          <w:szCs w:val="24"/>
+        </w:rPr>
+        <w:t>get_messages.php: Kimutatja a felhasználó és egy másik személy közötti üzeneteket</w:t>
       </w:r>
     </w:p>
     <w:p>
@@ -18637,23 +17965,13 @@
           <w:szCs w:val="24"/>
         </w:rPr>
       </w:pPr>
-      <w:proofErr w:type="spellStart"/>
-      <w:r>
-        <w:rPr>
-          <w:rFonts w:ascii="Times New Roman" w:eastAsia="Times New Roman" w:hAnsi="Times New Roman" w:cs="Times New Roman"/>
-          <w:sz w:val="24"/>
-          <w:szCs w:val="24"/>
-        </w:rPr>
-        <w:t>start_chat.php</w:t>
-      </w:r>
-      <w:proofErr w:type="spellEnd"/>
-      <w:r>
-        <w:rPr>
-          <w:rFonts w:ascii="Times New Roman" w:eastAsia="Times New Roman" w:hAnsi="Times New Roman" w:cs="Times New Roman"/>
-          <w:sz w:val="24"/>
-          <w:szCs w:val="24"/>
-        </w:rPr>
-        <w:t>: Csevegés elindítása egy ismerőssel</w:t>
+      <w:r>
+        <w:rPr>
+          <w:rFonts w:ascii="Times New Roman" w:eastAsia="Times New Roman" w:hAnsi="Times New Roman" w:cs="Times New Roman"/>
+          <w:sz w:val="24"/>
+          <w:szCs w:val="24"/>
+        </w:rPr>
+        <w:t>start_chat.php: Csevegés elindítása egy ismerőssel</w:t>
       </w:r>
     </w:p>
     <w:p>
@@ -18719,23 +18037,13 @@
           <w:szCs w:val="24"/>
         </w:rPr>
       </w:pPr>
-      <w:proofErr w:type="spellStart"/>
-      <w:r>
-        <w:rPr>
-          <w:rFonts w:ascii="Times New Roman" w:eastAsia="Times New Roman" w:hAnsi="Times New Roman" w:cs="Times New Roman"/>
-          <w:sz w:val="24"/>
-          <w:szCs w:val="24"/>
-        </w:rPr>
-        <w:t>check_friend_status.php</w:t>
-      </w:r>
-      <w:proofErr w:type="spellEnd"/>
-      <w:r>
-        <w:rPr>
-          <w:rFonts w:ascii="Times New Roman" w:eastAsia="Times New Roman" w:hAnsi="Times New Roman" w:cs="Times New Roman"/>
-          <w:sz w:val="24"/>
-          <w:szCs w:val="24"/>
-        </w:rPr>
-        <w:t>: Kimutatja az ismerőseidnek a státuszát (Online – Offline)</w:t>
+      <w:r>
+        <w:rPr>
+          <w:rFonts w:ascii="Times New Roman" w:eastAsia="Times New Roman" w:hAnsi="Times New Roman" w:cs="Times New Roman"/>
+          <w:sz w:val="24"/>
+          <w:szCs w:val="24"/>
+        </w:rPr>
+        <w:t>check_friend_status.php: Kimutatja az ismerőseidnek a státuszát (Online – Offline)</w:t>
       </w:r>
     </w:p>
     <w:p>
@@ -18753,23 +18061,13 @@
           <w:szCs w:val="24"/>
         </w:rPr>
       </w:pPr>
-      <w:proofErr w:type="spellStart"/>
-      <w:r>
-        <w:rPr>
-          <w:rFonts w:ascii="Times New Roman" w:eastAsia="Times New Roman" w:hAnsi="Times New Roman" w:cs="Times New Roman"/>
-          <w:sz w:val="24"/>
-          <w:szCs w:val="24"/>
-        </w:rPr>
-        <w:t>get_friend_request_count.php</w:t>
-      </w:r>
-      <w:proofErr w:type="spellEnd"/>
-      <w:r>
-        <w:rPr>
-          <w:rFonts w:ascii="Times New Roman" w:eastAsia="Times New Roman" w:hAnsi="Times New Roman" w:cs="Times New Roman"/>
-          <w:sz w:val="24"/>
-          <w:szCs w:val="24"/>
-        </w:rPr>
-        <w:t>: Az összes még el nem fogadott barátkérelmek számát mutatja ki</w:t>
+      <w:r>
+        <w:rPr>
+          <w:rFonts w:ascii="Times New Roman" w:eastAsia="Times New Roman" w:hAnsi="Times New Roman" w:cs="Times New Roman"/>
+          <w:sz w:val="24"/>
+          <w:szCs w:val="24"/>
+        </w:rPr>
+        <w:t>get_friend_request_count.php: Az összes még el nem fogadott barátkérelmek számát mutatja ki</w:t>
       </w:r>
     </w:p>
     <w:p>
@@ -18787,23 +18085,13 @@
           <w:szCs w:val="24"/>
         </w:rPr>
       </w:pPr>
-      <w:proofErr w:type="spellStart"/>
-      <w:r>
-        <w:rPr>
-          <w:rFonts w:ascii="Times New Roman" w:eastAsia="Times New Roman" w:hAnsi="Times New Roman" w:cs="Times New Roman"/>
-          <w:sz w:val="24"/>
-          <w:szCs w:val="24"/>
-        </w:rPr>
-        <w:t>get_requests.php</w:t>
-      </w:r>
-      <w:proofErr w:type="spellEnd"/>
-      <w:r>
-        <w:rPr>
-          <w:rFonts w:ascii="Times New Roman" w:eastAsia="Times New Roman" w:hAnsi="Times New Roman" w:cs="Times New Roman"/>
-          <w:sz w:val="24"/>
-          <w:szCs w:val="24"/>
-        </w:rPr>
-        <w:t>: Kapott barátkérelmek kimutatása</w:t>
+      <w:r>
+        <w:rPr>
+          <w:rFonts w:ascii="Times New Roman" w:eastAsia="Times New Roman" w:hAnsi="Times New Roman" w:cs="Times New Roman"/>
+          <w:sz w:val="24"/>
+          <w:szCs w:val="24"/>
+        </w:rPr>
+        <w:t>get_requests.php: Kapott barátkérelmek kimutatása</w:t>
       </w:r>
     </w:p>
     <w:p>
@@ -18821,23 +18109,13 @@
           <w:szCs w:val="24"/>
         </w:rPr>
       </w:pPr>
-      <w:proofErr w:type="spellStart"/>
-      <w:r>
-        <w:rPr>
-          <w:rFonts w:ascii="Times New Roman" w:eastAsia="Times New Roman" w:hAnsi="Times New Roman" w:cs="Times New Roman"/>
-          <w:sz w:val="24"/>
-          <w:szCs w:val="24"/>
-        </w:rPr>
-        <w:t>search_users.php</w:t>
-      </w:r>
-      <w:proofErr w:type="spellEnd"/>
-      <w:r>
-        <w:rPr>
-          <w:rFonts w:ascii="Times New Roman" w:eastAsia="Times New Roman" w:hAnsi="Times New Roman" w:cs="Times New Roman"/>
-          <w:sz w:val="24"/>
-          <w:szCs w:val="24"/>
-        </w:rPr>
-        <w:t>: Felhasználók keresése</w:t>
+      <w:r>
+        <w:rPr>
+          <w:rFonts w:ascii="Times New Roman" w:eastAsia="Times New Roman" w:hAnsi="Times New Roman" w:cs="Times New Roman"/>
+          <w:sz w:val="24"/>
+          <w:szCs w:val="24"/>
+        </w:rPr>
+        <w:t>search_users.php: Felhasználók keresése</w:t>
       </w:r>
     </w:p>
     <w:p>
@@ -18855,23 +18133,13 @@
           <w:szCs w:val="24"/>
         </w:rPr>
       </w:pPr>
-      <w:proofErr w:type="spellStart"/>
-      <w:r>
-        <w:rPr>
-          <w:rFonts w:ascii="Times New Roman" w:eastAsia="Times New Roman" w:hAnsi="Times New Roman" w:cs="Times New Roman"/>
-          <w:sz w:val="24"/>
-          <w:szCs w:val="24"/>
-        </w:rPr>
-        <w:t>accept_request.php</w:t>
-      </w:r>
-      <w:proofErr w:type="spellEnd"/>
-      <w:r>
-        <w:rPr>
-          <w:rFonts w:ascii="Times New Roman" w:eastAsia="Times New Roman" w:hAnsi="Times New Roman" w:cs="Times New Roman"/>
-          <w:sz w:val="24"/>
-          <w:szCs w:val="24"/>
-        </w:rPr>
-        <w:t>: barátkérelmek elfogadása</w:t>
+      <w:r>
+        <w:rPr>
+          <w:rFonts w:ascii="Times New Roman" w:eastAsia="Times New Roman" w:hAnsi="Times New Roman" w:cs="Times New Roman"/>
+          <w:sz w:val="24"/>
+          <w:szCs w:val="24"/>
+        </w:rPr>
+        <w:t>accept_request.php: barátkérelmek elfogadása</w:t>
       </w:r>
     </w:p>
     <w:p>
@@ -18889,23 +18157,13 @@
           <w:szCs w:val="24"/>
         </w:rPr>
       </w:pPr>
-      <w:proofErr w:type="spellStart"/>
-      <w:r>
-        <w:rPr>
-          <w:rFonts w:ascii="Times New Roman" w:eastAsia="Times New Roman" w:hAnsi="Times New Roman" w:cs="Times New Roman"/>
-          <w:sz w:val="24"/>
-          <w:szCs w:val="24"/>
-        </w:rPr>
-        <w:t>decline_request.php</w:t>
-      </w:r>
-      <w:proofErr w:type="spellEnd"/>
-      <w:r>
-        <w:rPr>
-          <w:rFonts w:ascii="Times New Roman" w:eastAsia="Times New Roman" w:hAnsi="Times New Roman" w:cs="Times New Roman"/>
-          <w:sz w:val="24"/>
-          <w:szCs w:val="24"/>
-        </w:rPr>
-        <w:t>: barátkérelmek elutasítása</w:t>
+      <w:r>
+        <w:rPr>
+          <w:rFonts w:ascii="Times New Roman" w:eastAsia="Times New Roman" w:hAnsi="Times New Roman" w:cs="Times New Roman"/>
+          <w:sz w:val="24"/>
+          <w:szCs w:val="24"/>
+        </w:rPr>
+        <w:t>decline_request.php: barátkérelmek elutasítása</w:t>
       </w:r>
     </w:p>
     <w:p>
@@ -18923,23 +18181,13 @@
           <w:szCs w:val="24"/>
         </w:rPr>
       </w:pPr>
-      <w:proofErr w:type="spellStart"/>
-      <w:r>
-        <w:rPr>
-          <w:rFonts w:ascii="Times New Roman" w:eastAsia="Times New Roman" w:hAnsi="Times New Roman" w:cs="Times New Roman"/>
-          <w:sz w:val="24"/>
-          <w:szCs w:val="24"/>
-        </w:rPr>
-        <w:t>send_friend_request.php</w:t>
-      </w:r>
-      <w:proofErr w:type="spellEnd"/>
-      <w:r>
-        <w:rPr>
-          <w:rFonts w:ascii="Times New Roman" w:eastAsia="Times New Roman" w:hAnsi="Times New Roman" w:cs="Times New Roman"/>
-          <w:sz w:val="24"/>
-          <w:szCs w:val="24"/>
-        </w:rPr>
-        <w:t>: barátkérelmek elküldése</w:t>
+      <w:r>
+        <w:rPr>
+          <w:rFonts w:ascii="Times New Roman" w:eastAsia="Times New Roman" w:hAnsi="Times New Roman" w:cs="Times New Roman"/>
+          <w:sz w:val="24"/>
+          <w:szCs w:val="24"/>
+        </w:rPr>
+        <w:t>send_friend_request.php: barátkérelmek elküldése</w:t>
       </w:r>
     </w:p>
     <w:p>
@@ -18960,7 +18208,6 @@
         </w:rPr>
       </w:pPr>
       <w:bookmarkStart w:id="52" w:name="_Toc196699994"/>
-      <w:proofErr w:type="spellStart"/>
       <w:r>
         <w:rPr>
           <w:rFonts w:ascii="Times New Roman" w:eastAsia="Times New Roman" w:hAnsi="Times New Roman" w:cs="Times New Roman"/>
@@ -18968,30 +18215,9 @@
           <w:sz w:val="32"/>
           <w:szCs w:val="24"/>
         </w:rPr>
-        <w:t>Reset</w:t>
-      </w:r>
-      <w:proofErr w:type="spellEnd"/>
-      <w:r>
-        <w:rPr>
-          <w:rFonts w:ascii="Times New Roman" w:eastAsia="Times New Roman" w:hAnsi="Times New Roman" w:cs="Times New Roman"/>
-          <w:b/>
-          <w:sz w:val="32"/>
-          <w:szCs w:val="24"/>
-        </w:rPr>
-        <w:t xml:space="preserve"> </w:t>
-      </w:r>
-      <w:proofErr w:type="spellStart"/>
-      <w:r>
-        <w:rPr>
-          <w:rFonts w:ascii="Times New Roman" w:eastAsia="Times New Roman" w:hAnsi="Times New Roman" w:cs="Times New Roman"/>
-          <w:b/>
-          <w:sz w:val="32"/>
-          <w:szCs w:val="24"/>
-        </w:rPr>
-        <w:t>password</w:t>
+        <w:t>Reset password</w:t>
       </w:r>
       <w:bookmarkEnd w:id="52"/>
-      <w:proofErr w:type="spellEnd"/>
     </w:p>
     <w:p>
       <w:pPr>
@@ -19008,23 +18234,13 @@
           <w:szCs w:val="24"/>
         </w:rPr>
       </w:pPr>
-      <w:proofErr w:type="spellStart"/>
-      <w:r>
-        <w:rPr>
-          <w:rFonts w:ascii="Times New Roman" w:eastAsia="Times New Roman" w:hAnsi="Times New Roman" w:cs="Times New Roman"/>
-          <w:sz w:val="24"/>
-          <w:szCs w:val="24"/>
-        </w:rPr>
-        <w:t>open_reset_window.php</w:t>
-      </w:r>
-      <w:proofErr w:type="spellEnd"/>
-      <w:r>
-        <w:rPr>
-          <w:rFonts w:ascii="Times New Roman" w:eastAsia="Times New Roman" w:hAnsi="Times New Roman" w:cs="Times New Roman"/>
-          <w:sz w:val="24"/>
-          <w:szCs w:val="24"/>
-        </w:rPr>
-        <w:t>: Megnyitja a jelszó helyreállításhoz szükséges ablakot</w:t>
+      <w:r>
+        <w:rPr>
+          <w:rFonts w:ascii="Times New Roman" w:eastAsia="Times New Roman" w:hAnsi="Times New Roman" w:cs="Times New Roman"/>
+          <w:sz w:val="24"/>
+          <w:szCs w:val="24"/>
+        </w:rPr>
+        <w:t>open_reset_window.php: Megnyitja a jelszó helyreállításhoz szükséges ablakot</w:t>
       </w:r>
     </w:p>
     <w:p>
@@ -19042,49 +18258,21 @@
           <w:szCs w:val="24"/>
         </w:rPr>
       </w:pPr>
-      <w:proofErr w:type="spellStart"/>
-      <w:r>
-        <w:rPr>
-          <w:rFonts w:ascii="Times New Roman" w:eastAsia="Times New Roman" w:hAnsi="Times New Roman" w:cs="Times New Roman"/>
-          <w:sz w:val="24"/>
-          <w:szCs w:val="24"/>
-        </w:rPr>
-        <w:t>reset_password_form.php</w:t>
-      </w:r>
-      <w:proofErr w:type="spellEnd"/>
-      <w:r>
-        <w:rPr>
-          <w:rFonts w:ascii="Times New Roman" w:eastAsia="Times New Roman" w:hAnsi="Times New Roman" w:cs="Times New Roman"/>
-          <w:sz w:val="24"/>
-          <w:szCs w:val="24"/>
-        </w:rPr>
-        <w:t xml:space="preserve">: </w:t>
-      </w:r>
-      <w:r>
-        <w:rPr>
-          <w:rFonts w:ascii="Times New Roman" w:eastAsia="Times New Roman" w:hAnsi="Times New Roman" w:cs="Times New Roman"/>
-          <w:sz w:val="24"/>
-          <w:szCs w:val="24"/>
-        </w:rPr>
-        <w:t xml:space="preserve">Egy lekicsinyített ablakban megjelenő </w:t>
-      </w:r>
-      <w:proofErr w:type="spellStart"/>
-      <w:r>
-        <w:rPr>
-          <w:rFonts w:ascii="Times New Roman" w:eastAsia="Times New Roman" w:hAnsi="Times New Roman" w:cs="Times New Roman"/>
-          <w:sz w:val="24"/>
-          <w:szCs w:val="24"/>
-        </w:rPr>
-        <w:t>Form</w:t>
-      </w:r>
-      <w:proofErr w:type="spellEnd"/>
-      <w:r>
-        <w:rPr>
-          <w:rFonts w:ascii="Times New Roman" w:eastAsia="Times New Roman" w:hAnsi="Times New Roman" w:cs="Times New Roman"/>
-          <w:sz w:val="24"/>
-          <w:szCs w:val="24"/>
-        </w:rPr>
-        <w:t xml:space="preserve"> a jelszó helyreállításához</w:t>
+      <w:r>
+        <w:rPr>
+          <w:rFonts w:ascii="Times New Roman" w:eastAsia="Times New Roman" w:hAnsi="Times New Roman" w:cs="Times New Roman"/>
+          <w:sz w:val="24"/>
+          <w:szCs w:val="24"/>
+        </w:rPr>
+        <w:t xml:space="preserve">reset_password_form.php: </w:t>
+      </w:r>
+      <w:r>
+        <w:rPr>
+          <w:rFonts w:ascii="Times New Roman" w:eastAsia="Times New Roman" w:hAnsi="Times New Roman" w:cs="Times New Roman"/>
+          <w:sz w:val="24"/>
+          <w:szCs w:val="24"/>
+        </w:rPr>
+        <w:t>Egy lekicsinyített ablakban megjelenő Form a jelszó helyreállításához</w:t>
       </w:r>
     </w:p>
     <w:p>
@@ -19102,23 +18290,13 @@
           <w:szCs w:val="24"/>
         </w:rPr>
       </w:pPr>
-      <w:proofErr w:type="spellStart"/>
-      <w:r>
-        <w:rPr>
-          <w:rFonts w:ascii="Times New Roman" w:eastAsia="Times New Roman" w:hAnsi="Times New Roman" w:cs="Times New Roman"/>
-          <w:sz w:val="24"/>
-          <w:szCs w:val="24"/>
-        </w:rPr>
-        <w:t>reset_password.php</w:t>
-      </w:r>
-      <w:proofErr w:type="spellEnd"/>
-      <w:r>
-        <w:rPr>
-          <w:rFonts w:ascii="Times New Roman" w:eastAsia="Times New Roman" w:hAnsi="Times New Roman" w:cs="Times New Roman"/>
-          <w:sz w:val="24"/>
-          <w:szCs w:val="24"/>
-        </w:rPr>
-        <w:t>: Jelszó helyreállítása</w:t>
+      <w:r>
+        <w:rPr>
+          <w:rFonts w:ascii="Times New Roman" w:eastAsia="Times New Roman" w:hAnsi="Times New Roman" w:cs="Times New Roman"/>
+          <w:sz w:val="24"/>
+          <w:szCs w:val="24"/>
+        </w:rPr>
+        <w:t>reset_password.php: Jelszó helyreállítása</w:t>
       </w:r>
     </w:p>
     <w:p>
@@ -19139,7 +18317,6 @@
         </w:rPr>
       </w:pPr>
       <w:bookmarkStart w:id="53" w:name="_Toc196699995"/>
-      <w:proofErr w:type="spellStart"/>
       <w:r>
         <w:rPr>
           <w:rFonts w:ascii="Times New Roman" w:eastAsia="Times New Roman" w:hAnsi="Times New Roman" w:cs="Times New Roman"/>
@@ -19150,7 +18327,6 @@
         <w:t>Settings</w:t>
       </w:r>
       <w:bookmarkEnd w:id="53"/>
-      <w:proofErr w:type="spellEnd"/>
     </w:p>
     <w:p>
       <w:pPr>
@@ -19167,23 +18343,13 @@
           <w:szCs w:val="24"/>
         </w:rPr>
       </w:pPr>
-      <w:proofErr w:type="spellStart"/>
-      <w:r>
-        <w:rPr>
-          <w:rFonts w:ascii="Times New Roman" w:eastAsia="Times New Roman" w:hAnsi="Times New Roman" w:cs="Times New Roman"/>
-          <w:sz w:val="24"/>
-          <w:szCs w:val="24"/>
-        </w:rPr>
-        <w:t>update_profile_picture.php</w:t>
-      </w:r>
-      <w:proofErr w:type="spellEnd"/>
-      <w:r>
-        <w:rPr>
-          <w:rFonts w:ascii="Times New Roman" w:eastAsia="Times New Roman" w:hAnsi="Times New Roman" w:cs="Times New Roman"/>
-          <w:sz w:val="24"/>
-          <w:szCs w:val="24"/>
-        </w:rPr>
-        <w:t>: Új profilkép beszúrása a felhasználónak</w:t>
+      <w:r>
+        <w:rPr>
+          <w:rFonts w:ascii="Times New Roman" w:eastAsia="Times New Roman" w:hAnsi="Times New Roman" w:cs="Times New Roman"/>
+          <w:sz w:val="24"/>
+          <w:szCs w:val="24"/>
+        </w:rPr>
+        <w:t>update_profile_picture.php: Új profilkép beszúrása a felhasználónak</w:t>
       </w:r>
     </w:p>
     <w:p>
@@ -19201,23 +18367,13 @@
           <w:szCs w:val="24"/>
         </w:rPr>
       </w:pPr>
-      <w:proofErr w:type="spellStart"/>
-      <w:r>
-        <w:rPr>
-          <w:rFonts w:ascii="Times New Roman" w:eastAsia="Times New Roman" w:hAnsi="Times New Roman" w:cs="Times New Roman"/>
-          <w:sz w:val="24"/>
-          <w:szCs w:val="24"/>
-        </w:rPr>
-        <w:t>update_username.php</w:t>
-      </w:r>
-      <w:proofErr w:type="spellEnd"/>
-      <w:r>
-        <w:rPr>
-          <w:rFonts w:ascii="Times New Roman" w:eastAsia="Times New Roman" w:hAnsi="Times New Roman" w:cs="Times New Roman"/>
-          <w:sz w:val="24"/>
-          <w:szCs w:val="24"/>
-        </w:rPr>
-        <w:t>: Új felhasználónév készítése</w:t>
+      <w:r>
+        <w:rPr>
+          <w:rFonts w:ascii="Times New Roman" w:eastAsia="Times New Roman" w:hAnsi="Times New Roman" w:cs="Times New Roman"/>
+          <w:sz w:val="24"/>
+          <w:szCs w:val="24"/>
+        </w:rPr>
+        <w:t>update_username.php: Új felhasználónév készítése</w:t>
       </w:r>
     </w:p>
     <w:p>
@@ -20065,18 +19221,8 @@
           <w:sz w:val="24"/>
           <w:szCs w:val="24"/>
         </w:rPr>
-        <w:t xml:space="preserve">Azonosító: Valid </w:t>
-      </w:r>
-      <w:proofErr w:type="spellStart"/>
-      <w:r>
-        <w:rPr>
-          <w:rFonts w:ascii="Times New Roman" w:eastAsia="Times New Roman" w:hAnsi="Times New Roman" w:cs="Times New Roman"/>
-          <w:sz w:val="24"/>
-          <w:szCs w:val="24"/>
-        </w:rPr>
-        <w:t>registration</w:t>
-      </w:r>
-      <w:proofErr w:type="spellEnd"/>
+        <w:t>Azonosító: Valid registration</w:t>
+      </w:r>
     </w:p>
     <w:p>
       <w:pPr>
@@ -20125,7 +19271,6 @@
         </w:rPr>
         <w:t xml:space="preserve">Email: </w:t>
       </w:r>
-      <w:proofErr w:type="spellStart"/>
       <w:r>
         <w:rPr>
           <w:rFonts w:ascii="Times New Roman" w:eastAsia="Times New Roman" w:hAnsi="Times New Roman" w:cs="Times New Roman"/>
@@ -20134,7 +19279,6 @@
         </w:rPr>
         <w:t>validEmail</w:t>
       </w:r>
-      <w:proofErr w:type="spellEnd"/>
     </w:p>
     <w:p>
       <w:pPr>
@@ -20247,61 +19391,7 @@
           <w:sz w:val="24"/>
           <w:szCs w:val="24"/>
         </w:rPr>
-        <w:t xml:space="preserve">Azonosító: </w:t>
-      </w:r>
-      <w:proofErr w:type="spellStart"/>
-      <w:r>
-        <w:rPr>
-          <w:rFonts w:ascii="Times New Roman" w:eastAsia="Times New Roman" w:hAnsi="Times New Roman" w:cs="Times New Roman"/>
-          <w:sz w:val="24"/>
-          <w:szCs w:val="24"/>
-        </w:rPr>
-        <w:t>Registration</w:t>
-      </w:r>
-      <w:proofErr w:type="spellEnd"/>
-      <w:r>
-        <w:rPr>
-          <w:rFonts w:ascii="Times New Roman" w:eastAsia="Times New Roman" w:hAnsi="Times New Roman" w:cs="Times New Roman"/>
-          <w:sz w:val="24"/>
-          <w:szCs w:val="24"/>
-        </w:rPr>
-        <w:t xml:space="preserve"> </w:t>
-      </w:r>
-      <w:proofErr w:type="spellStart"/>
-      <w:r>
-        <w:rPr>
-          <w:rFonts w:ascii="Times New Roman" w:eastAsia="Times New Roman" w:hAnsi="Times New Roman" w:cs="Times New Roman"/>
-          <w:sz w:val="24"/>
-          <w:szCs w:val="24"/>
-        </w:rPr>
-        <w:t>with</w:t>
-      </w:r>
-      <w:proofErr w:type="spellEnd"/>
-      <w:r>
-        <w:rPr>
-          <w:rFonts w:ascii="Times New Roman" w:eastAsia="Times New Roman" w:hAnsi="Times New Roman" w:cs="Times New Roman"/>
-          <w:sz w:val="24"/>
-          <w:szCs w:val="24"/>
-        </w:rPr>
-        <w:t xml:space="preserve"> </w:t>
-      </w:r>
-      <w:proofErr w:type="spellStart"/>
-      <w:r>
-        <w:rPr>
-          <w:rFonts w:ascii="Times New Roman" w:eastAsia="Times New Roman" w:hAnsi="Times New Roman" w:cs="Times New Roman"/>
-          <w:sz w:val="24"/>
-          <w:szCs w:val="24"/>
-        </w:rPr>
-        <w:t>empty</w:t>
-      </w:r>
-      <w:proofErr w:type="spellEnd"/>
-      <w:r>
-        <w:rPr>
-          <w:rFonts w:ascii="Times New Roman" w:eastAsia="Times New Roman" w:hAnsi="Times New Roman" w:cs="Times New Roman"/>
-          <w:sz w:val="24"/>
-          <w:szCs w:val="24"/>
-        </w:rPr>
-        <w:t xml:space="preserve"> email</w:t>
+        <w:t>Azonosító: Registration with empty email</w:t>
       </w:r>
     </w:p>
     <w:p>
@@ -20462,72 +19552,8 @@
           <w:sz w:val="24"/>
           <w:szCs w:val="24"/>
         </w:rPr>
-        <w:t xml:space="preserve">Azonosító: </w:t>
-      </w:r>
-      <w:proofErr w:type="spellStart"/>
-      <w:r>
-        <w:rPr>
-          <w:rFonts w:ascii="Times New Roman" w:eastAsia="Times New Roman" w:hAnsi="Times New Roman" w:cs="Times New Roman"/>
-          <w:sz w:val="24"/>
-          <w:szCs w:val="24"/>
-        </w:rPr>
-        <w:t>Registration</w:t>
-      </w:r>
-      <w:proofErr w:type="spellEnd"/>
-      <w:r>
-        <w:rPr>
-          <w:rFonts w:ascii="Times New Roman" w:eastAsia="Times New Roman" w:hAnsi="Times New Roman" w:cs="Times New Roman"/>
-          <w:sz w:val="24"/>
-          <w:szCs w:val="24"/>
-        </w:rPr>
-        <w:t xml:space="preserve"> </w:t>
-      </w:r>
-      <w:proofErr w:type="spellStart"/>
-      <w:r>
-        <w:rPr>
-          <w:rFonts w:ascii="Times New Roman" w:eastAsia="Times New Roman" w:hAnsi="Times New Roman" w:cs="Times New Roman"/>
-          <w:sz w:val="24"/>
-          <w:szCs w:val="24"/>
-        </w:rPr>
-        <w:t>with</w:t>
-      </w:r>
-      <w:proofErr w:type="spellEnd"/>
-      <w:r>
-        <w:rPr>
-          <w:rFonts w:ascii="Times New Roman" w:eastAsia="Times New Roman" w:hAnsi="Times New Roman" w:cs="Times New Roman"/>
-          <w:sz w:val="24"/>
-          <w:szCs w:val="24"/>
-        </w:rPr>
-        <w:t xml:space="preserve"> </w:t>
-      </w:r>
-      <w:proofErr w:type="spellStart"/>
-      <w:r>
-        <w:rPr>
-          <w:rFonts w:ascii="Times New Roman" w:eastAsia="Times New Roman" w:hAnsi="Times New Roman" w:cs="Times New Roman"/>
-          <w:sz w:val="24"/>
-          <w:szCs w:val="24"/>
-        </w:rPr>
-        <w:t>empty</w:t>
-      </w:r>
-      <w:proofErr w:type="spellEnd"/>
-      <w:r>
-        <w:rPr>
-          <w:rFonts w:ascii="Times New Roman" w:eastAsia="Times New Roman" w:hAnsi="Times New Roman" w:cs="Times New Roman"/>
-          <w:sz w:val="24"/>
-          <w:szCs w:val="24"/>
-        </w:rPr>
-        <w:t xml:space="preserve"> </w:t>
-      </w:r>
-      <w:proofErr w:type="spellStart"/>
-      <w:r>
-        <w:rPr>
-          <w:rFonts w:ascii="Times New Roman" w:eastAsia="Times New Roman" w:hAnsi="Times New Roman" w:cs="Times New Roman"/>
-          <w:sz w:val="24"/>
-          <w:szCs w:val="24"/>
-        </w:rPr>
-        <w:t>password</w:t>
-      </w:r>
-      <w:proofErr w:type="spellEnd"/>
+        <w:t>Azonosító: Registration with empty password</w:t>
+      </w:r>
     </w:p>
     <w:p>
       <w:pPr>
@@ -20574,18 +19600,8 @@
           <w:sz w:val="24"/>
           <w:szCs w:val="24"/>
         </w:rPr>
-        <w:t xml:space="preserve">Email: </w:t>
-      </w:r>
-      <w:proofErr w:type="spellStart"/>
-      <w:r>
-        <w:rPr>
-          <w:rFonts w:ascii="Times New Roman" w:eastAsia="Times New Roman" w:hAnsi="Times New Roman" w:cs="Times New Roman"/>
-          <w:sz w:val="24"/>
-          <w:szCs w:val="24"/>
-        </w:rPr>
-        <w:t>validEmail</w:t>
-      </w:r>
-      <w:proofErr w:type="spellEnd"/>
+        <w:t>Email: validEmail</w:t>
+      </w:r>
     </w:p>
     <w:p>
       <w:pPr>
@@ -20682,72 +19698,8 @@
           <w:sz w:val="24"/>
           <w:szCs w:val="24"/>
         </w:rPr>
-        <w:t xml:space="preserve">Azonosító: </w:t>
-      </w:r>
-      <w:proofErr w:type="spellStart"/>
-      <w:r>
-        <w:rPr>
-          <w:rFonts w:ascii="Times New Roman" w:eastAsia="Times New Roman" w:hAnsi="Times New Roman" w:cs="Times New Roman"/>
-          <w:sz w:val="24"/>
-          <w:szCs w:val="24"/>
-        </w:rPr>
-        <w:t>Registration</w:t>
-      </w:r>
-      <w:proofErr w:type="spellEnd"/>
-      <w:r>
-        <w:rPr>
-          <w:rFonts w:ascii="Times New Roman" w:eastAsia="Times New Roman" w:hAnsi="Times New Roman" w:cs="Times New Roman"/>
-          <w:sz w:val="24"/>
-          <w:szCs w:val="24"/>
-        </w:rPr>
-        <w:t xml:space="preserve"> </w:t>
-      </w:r>
-      <w:proofErr w:type="spellStart"/>
-      <w:r>
-        <w:rPr>
-          <w:rFonts w:ascii="Times New Roman" w:eastAsia="Times New Roman" w:hAnsi="Times New Roman" w:cs="Times New Roman"/>
-          <w:sz w:val="24"/>
-          <w:szCs w:val="24"/>
-        </w:rPr>
-        <w:t>with</w:t>
-      </w:r>
-      <w:proofErr w:type="spellEnd"/>
-      <w:r>
-        <w:rPr>
-          <w:rFonts w:ascii="Times New Roman" w:eastAsia="Times New Roman" w:hAnsi="Times New Roman" w:cs="Times New Roman"/>
-          <w:sz w:val="24"/>
-          <w:szCs w:val="24"/>
-        </w:rPr>
-        <w:t xml:space="preserve"> </w:t>
-      </w:r>
-      <w:proofErr w:type="spellStart"/>
-      <w:r>
-        <w:rPr>
-          <w:rFonts w:ascii="Times New Roman" w:eastAsia="Times New Roman" w:hAnsi="Times New Roman" w:cs="Times New Roman"/>
-          <w:sz w:val="24"/>
-          <w:szCs w:val="24"/>
-        </w:rPr>
-        <w:t>short</w:t>
-      </w:r>
-      <w:proofErr w:type="spellEnd"/>
-      <w:r>
-        <w:rPr>
-          <w:rFonts w:ascii="Times New Roman" w:eastAsia="Times New Roman" w:hAnsi="Times New Roman" w:cs="Times New Roman"/>
-          <w:sz w:val="24"/>
-          <w:szCs w:val="24"/>
-        </w:rPr>
-        <w:t xml:space="preserve"> </w:t>
-      </w:r>
-      <w:proofErr w:type="spellStart"/>
-      <w:r>
-        <w:rPr>
-          <w:rFonts w:ascii="Times New Roman" w:eastAsia="Times New Roman" w:hAnsi="Times New Roman" w:cs="Times New Roman"/>
-          <w:sz w:val="24"/>
-          <w:szCs w:val="24"/>
-        </w:rPr>
-        <w:t>password</w:t>
-      </w:r>
-      <w:proofErr w:type="spellEnd"/>
+        <w:t>Azonosító: Registration with short password</w:t>
+      </w:r>
     </w:p>
     <w:p>
       <w:pPr>
@@ -20795,18 +19747,8 @@
           <w:szCs w:val="24"/>
         </w:rPr>
         <w:lastRenderedPageBreak/>
-        <w:t xml:space="preserve">Email: </w:t>
-      </w:r>
-      <w:proofErr w:type="spellStart"/>
-      <w:r>
-        <w:rPr>
-          <w:rFonts w:ascii="Times New Roman" w:eastAsia="Times New Roman" w:hAnsi="Times New Roman" w:cs="Times New Roman"/>
-          <w:sz w:val="24"/>
-          <w:szCs w:val="24"/>
-        </w:rPr>
-        <w:t>validEmail</w:t>
-      </w:r>
-      <w:proofErr w:type="spellEnd"/>
+        <w:t>Email: validEmail</w:t>
+      </w:r>
     </w:p>
     <w:p>
       <w:pPr>
@@ -20902,90 +19844,8 @@
           <w:sz w:val="24"/>
           <w:szCs w:val="24"/>
         </w:rPr>
-        <w:t xml:space="preserve">Azonosító: </w:t>
-      </w:r>
-      <w:proofErr w:type="spellStart"/>
-      <w:r>
-        <w:rPr>
-          <w:rFonts w:ascii="Times New Roman" w:eastAsia="Times New Roman" w:hAnsi="Times New Roman" w:cs="Times New Roman"/>
-          <w:sz w:val="24"/>
-          <w:szCs w:val="24"/>
-        </w:rPr>
-        <w:t>Registration</w:t>
-      </w:r>
-      <w:proofErr w:type="spellEnd"/>
-      <w:r>
-        <w:rPr>
-          <w:rFonts w:ascii="Times New Roman" w:eastAsia="Times New Roman" w:hAnsi="Times New Roman" w:cs="Times New Roman"/>
-          <w:sz w:val="24"/>
-          <w:szCs w:val="24"/>
-        </w:rPr>
-        <w:t xml:space="preserve"> </w:t>
-      </w:r>
-      <w:proofErr w:type="spellStart"/>
-      <w:r>
-        <w:rPr>
-          <w:rFonts w:ascii="Times New Roman" w:eastAsia="Times New Roman" w:hAnsi="Times New Roman" w:cs="Times New Roman"/>
-          <w:sz w:val="24"/>
-          <w:szCs w:val="24"/>
-        </w:rPr>
-        <w:t>with</w:t>
-      </w:r>
-      <w:proofErr w:type="spellEnd"/>
-      <w:r>
-        <w:rPr>
-          <w:rFonts w:ascii="Times New Roman" w:eastAsia="Times New Roman" w:hAnsi="Times New Roman" w:cs="Times New Roman"/>
-          <w:sz w:val="24"/>
-          <w:szCs w:val="24"/>
-        </w:rPr>
-        <w:t xml:space="preserve"> </w:t>
-      </w:r>
-      <w:proofErr w:type="spellStart"/>
-      <w:r>
-        <w:rPr>
-          <w:rFonts w:ascii="Times New Roman" w:eastAsia="Times New Roman" w:hAnsi="Times New Roman" w:cs="Times New Roman"/>
-          <w:sz w:val="24"/>
-          <w:szCs w:val="24"/>
-        </w:rPr>
-        <w:t>special</w:t>
-      </w:r>
-      <w:proofErr w:type="spellEnd"/>
-      <w:r>
-        <w:rPr>
-          <w:rFonts w:ascii="Times New Roman" w:eastAsia="Times New Roman" w:hAnsi="Times New Roman" w:cs="Times New Roman"/>
-          <w:sz w:val="24"/>
-          <w:szCs w:val="24"/>
-        </w:rPr>
-        <w:t xml:space="preserve"> </w:t>
-      </w:r>
-      <w:proofErr w:type="spellStart"/>
-      <w:r>
-        <w:rPr>
-          <w:rFonts w:ascii="Times New Roman" w:eastAsia="Times New Roman" w:hAnsi="Times New Roman" w:cs="Times New Roman"/>
-          <w:sz w:val="24"/>
-          <w:szCs w:val="24"/>
-        </w:rPr>
-        <w:t>characters</w:t>
-      </w:r>
-      <w:proofErr w:type="spellEnd"/>
-      <w:r>
-        <w:rPr>
-          <w:rFonts w:ascii="Times New Roman" w:eastAsia="Times New Roman" w:hAnsi="Times New Roman" w:cs="Times New Roman"/>
-          <w:sz w:val="24"/>
-          <w:szCs w:val="24"/>
-        </w:rPr>
-        <w:t xml:space="preserve"> in </w:t>
-      </w:r>
-      <w:proofErr w:type="spellStart"/>
-      <w:r>
-        <w:rPr>
-          <w:rFonts w:ascii="Times New Roman" w:eastAsia="Times New Roman" w:hAnsi="Times New Roman" w:cs="Times New Roman"/>
-          <w:sz w:val="24"/>
-          <w:szCs w:val="24"/>
-        </w:rPr>
-        <w:t>password</w:t>
-      </w:r>
-      <w:proofErr w:type="spellEnd"/>
+        <w:t>Azonosító: Registration with special characters in password</w:t>
+      </w:r>
     </w:p>
     <w:p>
       <w:pPr>
@@ -21032,18 +19892,8 @@
           <w:sz w:val="24"/>
           <w:szCs w:val="24"/>
         </w:rPr>
-        <w:t xml:space="preserve">Email: </w:t>
-      </w:r>
-      <w:proofErr w:type="spellStart"/>
-      <w:r>
-        <w:rPr>
-          <w:rFonts w:ascii="Times New Roman" w:eastAsia="Times New Roman" w:hAnsi="Times New Roman" w:cs="Times New Roman"/>
-          <w:sz w:val="24"/>
-          <w:szCs w:val="24"/>
-        </w:rPr>
-        <w:t>validEmail</w:t>
-      </w:r>
-      <w:proofErr w:type="spellEnd"/>
+        <w:t>Email: validEmail</w:t>
+      </w:r>
     </w:p>
     <w:p>
       <w:pPr>
@@ -21252,61 +20102,7 @@
           <w:sz w:val="24"/>
           <w:szCs w:val="24"/>
         </w:rPr>
-        <w:t xml:space="preserve">Azonosító: Login </w:t>
-      </w:r>
-      <w:proofErr w:type="spellStart"/>
-      <w:r>
-        <w:rPr>
-          <w:rFonts w:ascii="Times New Roman" w:eastAsia="Times New Roman" w:hAnsi="Times New Roman" w:cs="Times New Roman"/>
-          <w:sz w:val="24"/>
-          <w:szCs w:val="24"/>
-        </w:rPr>
-        <w:t>with</w:t>
-      </w:r>
-      <w:proofErr w:type="spellEnd"/>
-      <w:r>
-        <w:rPr>
-          <w:rFonts w:ascii="Times New Roman" w:eastAsia="Times New Roman" w:hAnsi="Times New Roman" w:cs="Times New Roman"/>
-          <w:sz w:val="24"/>
-          <w:szCs w:val="24"/>
-        </w:rPr>
-        <w:t xml:space="preserve"> </w:t>
-      </w:r>
-      <w:proofErr w:type="spellStart"/>
-      <w:r>
-        <w:rPr>
-          <w:rFonts w:ascii="Times New Roman" w:eastAsia="Times New Roman" w:hAnsi="Times New Roman" w:cs="Times New Roman"/>
-          <w:sz w:val="24"/>
-          <w:szCs w:val="24"/>
-        </w:rPr>
-        <w:t>incorrect</w:t>
-      </w:r>
-      <w:proofErr w:type="spellEnd"/>
-      <w:r>
-        <w:rPr>
-          <w:rFonts w:ascii="Times New Roman" w:eastAsia="Times New Roman" w:hAnsi="Times New Roman" w:cs="Times New Roman"/>
-          <w:sz w:val="24"/>
-          <w:szCs w:val="24"/>
-        </w:rPr>
-        <w:t xml:space="preserve"> </w:t>
-      </w:r>
-      <w:proofErr w:type="spellStart"/>
-      <w:r>
-        <w:rPr>
-          <w:rFonts w:ascii="Times New Roman" w:eastAsia="Times New Roman" w:hAnsi="Times New Roman" w:cs="Times New Roman"/>
-          <w:sz w:val="24"/>
-          <w:szCs w:val="24"/>
-        </w:rPr>
-        <w:t>credentials</w:t>
-      </w:r>
-      <w:proofErr w:type="spellEnd"/>
-      <w:r>
-        <w:rPr>
-          <w:rFonts w:ascii="Times New Roman" w:eastAsia="Times New Roman" w:hAnsi="Times New Roman" w:cs="Times New Roman"/>
-          <w:sz w:val="24"/>
-          <w:szCs w:val="24"/>
-        </w:rPr>
-        <w:t xml:space="preserve"> shows toastmessage</w:t>
+        <w:t>Azonosító: Login with incorrect credentials shows toastmessage</w:t>
       </w:r>
     </w:p>
     <w:p>
@@ -21453,18 +20249,8 @@
           <w:sz w:val="24"/>
           <w:szCs w:val="24"/>
         </w:rPr>
-        <w:t xml:space="preserve">Jelszó: </w:t>
-      </w:r>
-      <w:proofErr w:type="spellStart"/>
-      <w:r>
-        <w:rPr>
-          <w:rFonts w:ascii="Times New Roman" w:eastAsia="Times New Roman" w:hAnsi="Times New Roman" w:cs="Times New Roman"/>
-          <w:sz w:val="24"/>
-          <w:szCs w:val="24"/>
-        </w:rPr>
-        <w:t>wrongpassword</w:t>
-      </w:r>
-      <w:proofErr w:type="spellEnd"/>
+        <w:t>Jelszó: wrongpassword</w:t>
+      </w:r>
     </w:p>
     <w:p>
       <w:pPr>
@@ -21637,25 +20423,7 @@
           <w:sz w:val="24"/>
           <w:szCs w:val="24"/>
         </w:rPr>
-        <w:t xml:space="preserve">Azonosító: </w:t>
-      </w:r>
-      <w:proofErr w:type="spellStart"/>
-      <w:r>
-        <w:rPr>
-          <w:rFonts w:ascii="Times New Roman" w:eastAsia="Times New Roman" w:hAnsi="Times New Roman" w:cs="Times New Roman"/>
-          <w:sz w:val="24"/>
-          <w:szCs w:val="24"/>
-        </w:rPr>
-        <w:t>FindValaki</w:t>
-      </w:r>
-      <w:proofErr w:type="spellEnd"/>
-      <w:r>
-        <w:rPr>
-          <w:rFonts w:ascii="Times New Roman" w:eastAsia="Times New Roman" w:hAnsi="Times New Roman" w:cs="Times New Roman"/>
-          <w:sz w:val="24"/>
-          <w:szCs w:val="24"/>
-        </w:rPr>
-        <w:t xml:space="preserve"> test</w:t>
+        <w:t>Azonosító: FindValaki test</w:t>
       </w:r>
     </w:p>
     <w:p>
@@ -22340,61 +21108,7 @@
           <w:sz w:val="24"/>
           <w:szCs w:val="24"/>
         </w:rPr>
-        <w:t xml:space="preserve">Ha van fiókod akkor az </w:t>
-      </w:r>
-      <w:proofErr w:type="spellStart"/>
-      <w:r>
-        <w:rPr>
-          <w:rFonts w:ascii="Times New Roman" w:eastAsia="Times New Roman" w:hAnsi="Times New Roman" w:cs="Times New Roman"/>
-          <w:sz w:val="24"/>
-          <w:szCs w:val="24"/>
-        </w:rPr>
-        <w:t>emailed</w:t>
-      </w:r>
-      <w:proofErr w:type="spellEnd"/>
-      <w:r>
-        <w:rPr>
-          <w:rFonts w:ascii="Times New Roman" w:eastAsia="Times New Roman" w:hAnsi="Times New Roman" w:cs="Times New Roman"/>
-          <w:sz w:val="24"/>
-          <w:szCs w:val="24"/>
-        </w:rPr>
-        <w:t xml:space="preserve"> és </w:t>
-      </w:r>
-      <w:proofErr w:type="spellStart"/>
-      <w:r>
-        <w:rPr>
-          <w:rFonts w:ascii="Times New Roman" w:eastAsia="Times New Roman" w:hAnsi="Times New Roman" w:cs="Times New Roman"/>
-          <w:sz w:val="24"/>
-          <w:szCs w:val="24"/>
-        </w:rPr>
-        <w:t>jelszavad</w:t>
-      </w:r>
-      <w:proofErr w:type="spellEnd"/>
-      <w:r>
-        <w:rPr>
-          <w:rFonts w:ascii="Times New Roman" w:eastAsia="Times New Roman" w:hAnsi="Times New Roman" w:cs="Times New Roman"/>
-          <w:sz w:val="24"/>
-          <w:szCs w:val="24"/>
-        </w:rPr>
-        <w:t xml:space="preserve"> beírásával be tudsz jelentkezni, ha elfelejtetted a </w:t>
-      </w:r>
-      <w:proofErr w:type="spellStart"/>
-      <w:r>
-        <w:rPr>
-          <w:rFonts w:ascii="Times New Roman" w:eastAsia="Times New Roman" w:hAnsi="Times New Roman" w:cs="Times New Roman"/>
-          <w:sz w:val="24"/>
-          <w:szCs w:val="24"/>
-        </w:rPr>
-        <w:t>jelszavad</w:t>
-      </w:r>
-      <w:proofErr w:type="spellEnd"/>
-      <w:r>
-        <w:rPr>
-          <w:rFonts w:ascii="Times New Roman" w:eastAsia="Times New Roman" w:hAnsi="Times New Roman" w:cs="Times New Roman"/>
-          <w:sz w:val="24"/>
-          <w:szCs w:val="24"/>
-        </w:rPr>
-        <w:t xml:space="preserve">, akkor nyomj az elfelejtett jelszó gombra és ha még nincs fiókod akkor készíthetsz egyet az Új fiók létrehozása </w:t>
+        <w:t xml:space="preserve">Ha van fiókod akkor az emailed és jelszavad beírásával be tudsz jelentkezni, ha elfelejtetted a jelszavad, akkor nyomj az elfelejtett jelszó gombra és ha még nincs fiókod akkor készíthetsz egyet az Új fiók létrehozása </w:t>
       </w:r>
       <w:r>
         <w:rPr>
@@ -23063,43 +21777,7 @@
           <w:sz w:val="26"/>
           <w:szCs w:val="26"/>
         </w:rPr>
-        <w:t xml:space="preserve">Az email cím rész elvár egy rendes email formátumot, szóval @-jel, az email nevezője (Pl.: </w:t>
-      </w:r>
-      <w:proofErr w:type="spellStart"/>
-      <w:r>
-        <w:rPr>
-          <w:rFonts w:ascii="Times New Roman" w:eastAsia="Times New Roman" w:hAnsi="Times New Roman" w:cs="Times New Roman"/>
-          <w:sz w:val="26"/>
-          <w:szCs w:val="26"/>
-        </w:rPr>
-        <w:t>gmail</w:t>
-      </w:r>
-      <w:proofErr w:type="spellEnd"/>
-      <w:r>
-        <w:rPr>
-          <w:rFonts w:ascii="Times New Roman" w:eastAsia="Times New Roman" w:hAnsi="Times New Roman" w:cs="Times New Roman"/>
-          <w:sz w:val="26"/>
-          <w:szCs w:val="26"/>
-        </w:rPr>
-        <w:t xml:space="preserve">) és a </w:t>
-      </w:r>
-      <w:proofErr w:type="spellStart"/>
-      <w:r>
-        <w:rPr>
-          <w:rFonts w:ascii="Times New Roman" w:eastAsia="Times New Roman" w:hAnsi="Times New Roman" w:cs="Times New Roman"/>
-          <w:sz w:val="26"/>
-          <w:szCs w:val="26"/>
-        </w:rPr>
-        <w:t>domain</w:t>
-      </w:r>
-      <w:proofErr w:type="spellEnd"/>
-      <w:r>
-        <w:rPr>
-          <w:rFonts w:ascii="Times New Roman" w:eastAsia="Times New Roman" w:hAnsi="Times New Roman" w:cs="Times New Roman"/>
-          <w:sz w:val="26"/>
-          <w:szCs w:val="26"/>
-        </w:rPr>
-        <w:t xml:space="preserve"> név (Pl.: .com).</w:t>
+        <w:t>Az email cím rész elvár egy rendes email formátumot, szóval @-jel, az email nevezője (Pl.: gmail) és a domain név (Pl.: .com).</w:t>
       </w:r>
     </w:p>
     <w:p>
@@ -23496,25 +22174,7 @@
           <w:szCs w:val="24"/>
           <w:u w:val="single"/>
         </w:rPr>
-        <w:t>Bejelentkezési felület</w:t>
-      </w:r>
-      <w:r>
-        <w:rPr>
-          <w:rFonts w:ascii="Times New Roman" w:eastAsia="Times New Roman" w:hAnsi="Times New Roman" w:cs="Times New Roman"/>
-          <w:sz w:val="24"/>
-          <w:szCs w:val="24"/>
-          <w:u w:val="single"/>
-        </w:rPr>
-        <w:t xml:space="preserve"> tartalmazza</w:t>
-      </w:r>
-      <w:r>
-        <w:rPr>
-          <w:rFonts w:ascii="Times New Roman" w:eastAsia="Times New Roman" w:hAnsi="Times New Roman" w:cs="Times New Roman"/>
-          <w:sz w:val="24"/>
-          <w:szCs w:val="24"/>
-          <w:u w:val="single"/>
-        </w:rPr>
-        <w:t>:</w:t>
+        <w:t>Bejelentkezési felület tartalmazza:</w:t>
       </w:r>
     </w:p>
     <w:p>
@@ -24517,15 +23177,7 @@
           <w:sz w:val="24"/>
           <w:szCs w:val="24"/>
         </w:rPr>
-        <w:t xml:space="preserve"> ahol szinte mindent lehet kezelni, most ezt szemléltetjük</w:t>
-      </w:r>
-      <w:r>
-        <w:rPr>
-          <w:rFonts w:ascii="Times New Roman" w:eastAsia="Times New Roman" w:hAnsi="Times New Roman" w:cs="Times New Roman"/>
-          <w:sz w:val="24"/>
-          <w:szCs w:val="24"/>
-        </w:rPr>
-        <w:t>:</w:t>
+        <w:t xml:space="preserve"> ahol szinte mindent lehet kezelni, most ezt szemléltetjük:</w:t>
       </w:r>
     </w:p>
     <w:p>
@@ -25977,43 +24629,7 @@
           <w:sz w:val="24"/>
           <w:szCs w:val="24"/>
         </w:rPr>
-        <w:t xml:space="preserve">A fiók felületen meg tudod tekinteni az adataidat és néhány dolgot még módosítani is tudsz, mint például a profilképedet megváltoztatni akármilyen </w:t>
-      </w:r>
-      <w:proofErr w:type="spellStart"/>
-      <w:r>
-        <w:rPr>
-          <w:rFonts w:ascii="Times New Roman" w:eastAsia="Times New Roman" w:hAnsi="Times New Roman" w:cs="Times New Roman"/>
-          <w:sz w:val="24"/>
-          <w:szCs w:val="24"/>
-        </w:rPr>
-        <w:t>png</w:t>
-      </w:r>
-      <w:proofErr w:type="spellEnd"/>
-      <w:r>
-        <w:rPr>
-          <w:rFonts w:ascii="Times New Roman" w:eastAsia="Times New Roman" w:hAnsi="Times New Roman" w:cs="Times New Roman"/>
-          <w:sz w:val="24"/>
-          <w:szCs w:val="24"/>
-        </w:rPr>
-        <w:t xml:space="preserve">, </w:t>
-      </w:r>
-      <w:proofErr w:type="spellStart"/>
-      <w:r>
-        <w:rPr>
-          <w:rFonts w:ascii="Times New Roman" w:eastAsia="Times New Roman" w:hAnsi="Times New Roman" w:cs="Times New Roman"/>
-          <w:sz w:val="24"/>
-          <w:szCs w:val="24"/>
-        </w:rPr>
-        <w:t>jpeg</w:t>
-      </w:r>
-      <w:proofErr w:type="spellEnd"/>
-      <w:r>
-        <w:rPr>
-          <w:rFonts w:ascii="Times New Roman" w:eastAsia="Times New Roman" w:hAnsi="Times New Roman" w:cs="Times New Roman"/>
-          <w:sz w:val="24"/>
-          <w:szCs w:val="24"/>
-        </w:rPr>
-        <w:t xml:space="preserve"> fájlal</w:t>
+        <w:t>A fiók felületen meg tudod tekinteni az adataidat és néhány dolgot még módosítani is tudsz, mint például a profilképedet megváltoztatni akármilyen png, jpeg fájlal</w:t>
       </w:r>
       <w:r>
         <w:rPr>
@@ -31244,6 +29860,7 @@
   <w:style w:type="character" w:default="1" w:styleId="Bekezdsalapbettpusa">
     <w:name w:val="Default Paragraph Font"/>
     <w:uiPriority w:val="1"/>
+    <w:semiHidden/>
     <w:unhideWhenUsed/>
   </w:style>
   <w:style w:type="table" w:default="1" w:styleId="Normltblzat">

--- a/Chatex dokumentáció/documentation.docx
+++ b/Chatex dokumentáció/documentation.docx
@@ -1855,7 +1855,23 @@
                 <w:rFonts w:eastAsia="Times New Roman"/>
                 <w:noProof/>
               </w:rPr>
-              <w:t>A kialakított adatszerkezet részletes bemutatása</w:t>
+              <w:t>A kia</w:t>
+            </w:r>
+            <w:r>
+              <w:rPr>
+                <w:rStyle w:val="Hiperhivatkozs"/>
+                <w:rFonts w:eastAsia="Times New Roman"/>
+                <w:noProof/>
+              </w:rPr>
+              <w:t>l</w:t>
+            </w:r>
+            <w:r>
+              <w:rPr>
+                <w:rStyle w:val="Hiperhivatkozs"/>
+                <w:rFonts w:eastAsia="Times New Roman"/>
+                <w:noProof/>
+              </w:rPr>
+              <w:t>akított adatszerkezet részletes bemutatása</w:t>
             </w:r>
             <w:r>
               <w:rPr>
@@ -5503,7 +5519,23 @@
           <w:sz w:val="24"/>
           <w:szCs w:val="24"/>
         </w:rPr>
-        <w:t xml:space="preserve"> (a készítéskor: </w:t>
+        <w:t xml:space="preserve"> </w:t>
+      </w:r>
+      <w:r>
+        <w:rPr>
+          <w:rFonts w:ascii="Times New Roman" w:eastAsia="Times New Roman" w:hAnsi="Times New Roman" w:cs="Times New Roman"/>
+          <w:sz w:val="24"/>
+          <w:szCs w:val="24"/>
+        </w:rPr>
+        <w:t>(</w:t>
+      </w:r>
+      <w:r>
+        <w:rPr>
+          <w:rFonts w:ascii="Times New Roman" w:eastAsia="Times New Roman" w:hAnsi="Times New Roman" w:cs="Times New Roman"/>
+          <w:sz w:val="24"/>
+          <w:szCs w:val="24"/>
+        </w:rPr>
+        <w:t xml:space="preserve">a készítéskor: </w:t>
       </w:r>
       <w:r>
         <w:rPr>
@@ -6230,7 +6262,25 @@
             <w:sz w:val="24"/>
             <w:szCs w:val="24"/>
           </w:rPr>
-          <w:t>pub.dev</w:t>
+          <w:t>p</w:t>
+        </w:r>
+        <w:r>
+          <w:rPr>
+            <w:rStyle w:val="Hiperhivatkozs"/>
+            <w:rFonts w:ascii="Times New Roman" w:eastAsia="Times New Roman" w:hAnsi="Times New Roman" w:cs="Times New Roman"/>
+            <w:sz w:val="24"/>
+            <w:szCs w:val="24"/>
+          </w:rPr>
+          <w:t>u</w:t>
+        </w:r>
+        <w:r>
+          <w:rPr>
+            <w:rStyle w:val="Hiperhivatkozs"/>
+            <w:rFonts w:ascii="Times New Roman" w:eastAsia="Times New Roman" w:hAnsi="Times New Roman" w:cs="Times New Roman"/>
+            <w:sz w:val="24"/>
+            <w:szCs w:val="24"/>
+          </w:rPr>
+          <w:t>b.dev</w:t>
         </w:r>
       </w:hyperlink>
       <w:r>
@@ -6247,31 +6297,15 @@
           <w:sz w:val="24"/>
           <w:szCs w:val="24"/>
         </w:rPr>
-        <w:t xml:space="preserve"> A hab a tortán </w:t>
-      </w:r>
-      <w:r>
-        <w:rPr>
-          <w:rFonts w:ascii="Times New Roman" w:eastAsia="Times New Roman" w:hAnsi="Times New Roman" w:cs="Times New Roman"/>
-          <w:sz w:val="24"/>
-          <w:szCs w:val="24"/>
-        </w:rPr>
-        <w:t>az,</w:t>
-      </w:r>
-      <w:r>
-        <w:rPr>
-          <w:rFonts w:ascii="Times New Roman" w:eastAsia="Times New Roman" w:hAnsi="Times New Roman" w:cs="Times New Roman"/>
-          <w:sz w:val="24"/>
-          <w:szCs w:val="24"/>
-        </w:rPr>
-        <w:t xml:space="preserve"> hogy a Google által fejlesztett ez a </w:t>
-      </w:r>
-      <w:r>
-        <w:rPr>
-          <w:rFonts w:ascii="Times New Roman" w:eastAsia="Times New Roman" w:hAnsi="Times New Roman" w:cs="Times New Roman"/>
-          <w:sz w:val="24"/>
-          <w:szCs w:val="24"/>
-        </w:rPr>
-        <w:t>Framework,</w:t>
+        <w:t xml:space="preserve"> A hab a tortán az hogy a Google által fejlesztett ez a </w:t>
+      </w:r>
+      <w:r>
+        <w:rPr>
+          <w:rFonts w:ascii="Times New Roman" w:eastAsia="Times New Roman" w:hAnsi="Times New Roman" w:cs="Times New Roman"/>
+          <w:sz w:val="24"/>
+          <w:szCs w:val="24"/>
+        </w:rPr>
+        <w:t>Framework</w:t>
       </w:r>
       <w:r>
         <w:rPr>
@@ -6287,23 +6321,7 @@
           <w:sz w:val="24"/>
           <w:szCs w:val="24"/>
         </w:rPr>
-        <w:t xml:space="preserve"> A következő ábrán </w:t>
-      </w:r>
-      <w:r>
-        <w:rPr>
-          <w:rFonts w:ascii="Times New Roman" w:eastAsia="Times New Roman" w:hAnsi="Times New Roman" w:cs="Times New Roman"/>
-          <w:sz w:val="24"/>
-          <w:szCs w:val="24"/>
-        </w:rPr>
-        <w:t>látszik,</w:t>
-      </w:r>
-      <w:r>
-        <w:rPr>
-          <w:rFonts w:ascii="Times New Roman" w:eastAsia="Times New Roman" w:hAnsi="Times New Roman" w:cs="Times New Roman"/>
-          <w:sz w:val="24"/>
-          <w:szCs w:val="24"/>
-        </w:rPr>
-        <w:t xml:space="preserve"> hogy az Android-ra fejlesztett alkalmazáshoz milyen rendszerkövetelmények szükségesek:</w:t>
+        <w:t xml:space="preserve"> A következő ábrán látszik hogy az Android-ra fejlesztett alkalmazáshoz milyen rendszerkövetelmények szükségesek:</w:t>
       </w:r>
     </w:p>
     <w:tbl>
@@ -7562,7 +7580,27 @@
           <w:sz w:val="24"/>
           <w:szCs w:val="24"/>
         </w:rPr>
-        <w:t>Lehetővé teszi Android, iOS, Windows, macOS, Linux és webes alkalmazások létrehozását egyetlen kódbázissal.</w:t>
+        <w:t xml:space="preserve">Lehetővé teszi Android, iOS, Windows, </w:t>
+      </w:r>
+      <w:proofErr w:type="spellStart"/>
+      <w:r>
+        <w:rPr>
+          <w:rFonts w:ascii="Times New Roman" w:eastAsia="Times New Roman" w:hAnsi="Times New Roman" w:cs="Times New Roman"/>
+          <w:color w:val="000000"/>
+          <w:sz w:val="24"/>
+          <w:szCs w:val="24"/>
+        </w:rPr>
+        <w:t>macOS</w:t>
+      </w:r>
+      <w:proofErr w:type="spellEnd"/>
+      <w:r>
+        <w:rPr>
+          <w:rFonts w:ascii="Times New Roman" w:eastAsia="Times New Roman" w:hAnsi="Times New Roman" w:cs="Times New Roman"/>
+          <w:color w:val="000000"/>
+          <w:sz w:val="24"/>
+          <w:szCs w:val="24"/>
+        </w:rPr>
+        <w:t>, Linux és webes alkalmazások létrehozását egyetlen kódbázissal.</w:t>
       </w:r>
     </w:p>
     <w:p>
@@ -7603,7 +7641,33 @@
           <w:szCs w:val="24"/>
           <w:bdr w:val="none" w:sz="0" w:space="0" w:color="auto" w:frame="1"/>
         </w:rPr>
-        <w:t xml:space="preserve"> újratöltés:</w:t>
+        <w:t xml:space="preserve"> </w:t>
+      </w:r>
+      <w:proofErr w:type="spellStart"/>
+      <w:r>
+        <w:rPr>
+          <w:rFonts w:ascii="Times New Roman" w:eastAsia="Times New Roman" w:hAnsi="Times New Roman" w:cs="Times New Roman"/>
+          <w:b/>
+          <w:bCs/>
+          <w:color w:val="000000"/>
+          <w:sz w:val="24"/>
+          <w:szCs w:val="24"/>
+          <w:bdr w:val="none" w:sz="0" w:space="0" w:color="auto" w:frame="1"/>
+        </w:rPr>
+        <w:t>újratöltés</w:t>
+      </w:r>
+      <w:proofErr w:type="spellEnd"/>
+      <w:r>
+        <w:rPr>
+          <w:rFonts w:ascii="Times New Roman" w:eastAsia="Times New Roman" w:hAnsi="Times New Roman" w:cs="Times New Roman"/>
+          <w:b/>
+          <w:bCs/>
+          <w:color w:val="000000"/>
+          <w:sz w:val="24"/>
+          <w:szCs w:val="24"/>
+          <w:bdr w:val="none" w:sz="0" w:space="0" w:color="auto" w:frame="1"/>
+        </w:rPr>
+        <w:t>:</w:t>
       </w:r>
       <w:r>
         <w:rPr>
@@ -8415,6 +8479,28 @@
           <w:shd w:val="clear" w:color="auto" w:fill="FFFFFF"/>
         </w:rPr>
         <w:t xml:space="preserve"> akkor is probléma nélkül tudja őket értelmezni!</w:t>
+      </w:r>
+    </w:p>
+    <w:p>
+      <w:pPr>
+        <w:spacing w:line="360" w:lineRule="auto"/>
+        <w:rPr>
+          <w:rFonts w:ascii="Times New Roman" w:hAnsi="Times New Roman" w:cs="Times New Roman"/>
+          <w:sz w:val="24"/>
+          <w:szCs w:val="24"/>
+          <w:shd w:val="clear" w:color="auto" w:fill="FFFFFF"/>
+        </w:rPr>
+      </w:pPr>
+      <w:r>
+        <w:rPr>
+          <w:b/>
+          <w:bCs/>
+          <w:sz w:val="24"/>
+          <w:szCs w:val="24"/>
+          <w:shd w:val="clear" w:color="auto" w:fill="FFFFFF"/>
+        </w:rPr>
+        <w:lastRenderedPageBreak/>
+        <w:br w:type="page"/>
       </w:r>
     </w:p>
     <w:p>
@@ -8706,7 +8792,25 @@
           <w:sz w:val="36"/>
           <w:szCs w:val="48"/>
         </w:rPr>
-        <w:t>PHP (Hypertext Preprocessor)</w:t>
+        <w:t xml:space="preserve">PHP (Hypertext </w:t>
+      </w:r>
+      <w:proofErr w:type="spellStart"/>
+      <w:r>
+        <w:rPr>
+          <w:rFonts w:eastAsia="Times New Roman"/>
+          <w:sz w:val="36"/>
+          <w:szCs w:val="48"/>
+        </w:rPr>
+        <w:t>Preprocessor</w:t>
+      </w:r>
+      <w:proofErr w:type="spellEnd"/>
+      <w:r>
+        <w:rPr>
+          <w:rFonts w:eastAsia="Times New Roman"/>
+          <w:sz w:val="36"/>
+          <w:szCs w:val="48"/>
+        </w:rPr>
+        <w:t>)</w:t>
       </w:r>
       <w:bookmarkEnd w:id="27"/>
       <w:r>
@@ -9032,7 +9136,6 @@
       <w:r>
         <w:rPr>
           <w:rFonts w:eastAsia="Times New Roman"/>
-          <w:noProof/>
           <w:sz w:val="36"/>
           <w:szCs w:val="48"/>
         </w:rPr>
@@ -9384,13 +9487,23 @@
           <w:szCs w:val="24"/>
         </w:rPr>
       </w:pPr>
-      <w:r>
-        <w:rPr>
-          <w:rFonts w:ascii="Times New Roman" w:eastAsia="Times New Roman" w:hAnsi="Times New Roman" w:cs="Times New Roman"/>
-          <w:sz w:val="24"/>
-          <w:szCs w:val="24"/>
-        </w:rPr>
-        <w:t>MySQL segítségével lehet integrálni a PHP-val</w:t>
+      <w:proofErr w:type="spellStart"/>
+      <w:r>
+        <w:rPr>
+          <w:rFonts w:ascii="Times New Roman" w:eastAsia="Times New Roman" w:hAnsi="Times New Roman" w:cs="Times New Roman"/>
+          <w:sz w:val="24"/>
+          <w:szCs w:val="24"/>
+        </w:rPr>
+        <w:t>MySQLi</w:t>
+      </w:r>
+      <w:proofErr w:type="spellEnd"/>
+      <w:r>
+        <w:rPr>
+          <w:rFonts w:ascii="Times New Roman" w:eastAsia="Times New Roman" w:hAnsi="Times New Roman" w:cs="Times New Roman"/>
+          <w:sz w:val="24"/>
+          <w:szCs w:val="24"/>
+        </w:rPr>
+        <w:t xml:space="preserve"> segítségével lehet integrálni a PHP-val</w:t>
       </w:r>
       <w:r>
         <w:rPr>
@@ -9520,7 +9633,6 @@
       <w:r>
         <w:rPr>
           <w:rFonts w:eastAsia="Times New Roman"/>
-          <w:noProof/>
           <w:sz w:val="36"/>
           <w:szCs w:val="48"/>
         </w:rPr>
@@ -9647,6 +9759,7 @@
         </w:rPr>
         <w:t xml:space="preserve"> fő </w:t>
       </w:r>
+      <w:proofErr w:type="spellStart"/>
       <w:r>
         <w:rPr>
           <w:rFonts w:ascii="Times New Roman" w:hAnsi="Times New Roman" w:cs="Times New Roman"/>
@@ -9656,6 +9769,7 @@
         </w:rPr>
         <w:t>szkriptnyelvének</w:t>
       </w:r>
+      <w:proofErr w:type="spellEnd"/>
       <w:r>
         <w:rPr>
           <w:rFonts w:ascii="Times New Roman" w:hAnsi="Times New Roman" w:cs="Times New Roman"/>
@@ -10017,7 +10131,29 @@
           <w:szCs w:val="24"/>
           <w:shd w:val="clear" w:color="auto" w:fill="FFFFFF"/>
         </w:rPr>
-        <w:t xml:space="preserve"> könyvtárral (library), beépített típussal rendelkezik.</w:t>
+        <w:t xml:space="preserve"> könyvtárral (</w:t>
+      </w:r>
+      <w:proofErr w:type="spellStart"/>
+      <w:r>
+        <w:rPr>
+          <w:rFonts w:ascii="Times New Roman" w:hAnsi="Times New Roman" w:cs="Times New Roman"/>
+          <w:color w:val="202122"/>
+          <w:sz w:val="24"/>
+          <w:szCs w:val="24"/>
+          <w:shd w:val="clear" w:color="auto" w:fill="FFFFFF"/>
+        </w:rPr>
+        <w:t>library</w:t>
+      </w:r>
+      <w:proofErr w:type="spellEnd"/>
+      <w:r>
+        <w:rPr>
+          <w:rFonts w:ascii="Times New Roman" w:hAnsi="Times New Roman" w:cs="Times New Roman"/>
+          <w:color w:val="202122"/>
+          <w:sz w:val="24"/>
+          <w:szCs w:val="24"/>
+          <w:shd w:val="clear" w:color="auto" w:fill="FFFFFF"/>
+        </w:rPr>
+        <w:t>), beépített típussal rendelkezik.</w:t>
       </w:r>
       <w:r>
         <w:rPr>
@@ -12117,7 +12253,23 @@
           <w:sz w:val="24"/>
           <w:szCs w:val="24"/>
         </w:rPr>
-        <w:t xml:space="preserve">Így néz ki a messages táblánk, aminek a szerkezetét így lehetne jellemezni: </w:t>
+        <w:t xml:space="preserve">Így néz ki a </w:t>
+      </w:r>
+      <w:r>
+        <w:rPr>
+          <w:rFonts w:ascii="Times New Roman" w:eastAsia="Times New Roman" w:hAnsi="Times New Roman" w:cs="Times New Roman"/>
+          <w:sz w:val="24"/>
+          <w:szCs w:val="24"/>
+        </w:rPr>
+        <w:t>messages</w:t>
+      </w:r>
+      <w:r>
+        <w:rPr>
+          <w:rFonts w:ascii="Times New Roman" w:eastAsia="Times New Roman" w:hAnsi="Times New Roman" w:cs="Times New Roman"/>
+          <w:sz w:val="24"/>
+          <w:szCs w:val="24"/>
+        </w:rPr>
+        <w:t xml:space="preserve"> táblánk, aminek a szerkezetét így lehetne jellemezni: </w:t>
       </w:r>
       <w:r>
         <w:rPr>
@@ -12238,39 +12390,7 @@
           <w:sz w:val="24"/>
           <w:szCs w:val="24"/>
         </w:rPr>
-        <w:t xml:space="preserve"> chat_id (chat azonosító). Ez a mező </w:t>
-      </w:r>
-      <w:r>
-        <w:rPr>
-          <w:rFonts w:ascii="Times New Roman" w:eastAsia="Times New Roman" w:hAnsi="Times New Roman" w:cs="Times New Roman"/>
-          <w:sz w:val="24"/>
-          <w:szCs w:val="24"/>
-        </w:rPr>
-        <w:t>azonosítja,</w:t>
-      </w:r>
-      <w:r>
-        <w:rPr>
-          <w:rFonts w:ascii="Times New Roman" w:eastAsia="Times New Roman" w:hAnsi="Times New Roman" w:cs="Times New Roman"/>
-          <w:sz w:val="24"/>
-          <w:szCs w:val="24"/>
-        </w:rPr>
-        <w:t xml:space="preserve"> hogy az üzenet melyik chat-hez tartozik </w:t>
-      </w:r>
-      <w:r>
-        <w:rPr>
-          <w:rFonts w:ascii="Times New Roman" w:eastAsia="Times New Roman" w:hAnsi="Times New Roman" w:cs="Times New Roman"/>
-          <w:sz w:val="24"/>
-          <w:szCs w:val="24"/>
-        </w:rPr>
-        <w:t>úgy,</w:t>
-      </w:r>
-      <w:r>
-        <w:rPr>
-          <w:rFonts w:ascii="Times New Roman" w:eastAsia="Times New Roman" w:hAnsi="Times New Roman" w:cs="Times New Roman"/>
-          <w:sz w:val="24"/>
-          <w:szCs w:val="24"/>
-        </w:rPr>
-        <w:t xml:space="preserve"> hogy ez egy</w:t>
+        <w:t xml:space="preserve"> chat_id (chat azonosító). Ez a mező azonosítja hogy az üzenet melyik chat-hez tartozik úgy hogy ez egy</w:t>
       </w:r>
       <w:r>
         <w:rPr>
@@ -12348,23 +12468,7 @@
           <w:sz w:val="24"/>
           <w:szCs w:val="24"/>
         </w:rPr>
-        <w:t xml:space="preserve"> Ez a mező tartalmazza az üzenetet küldő felhasználónak az azonosítóját, ezzel biztosítjuk, hogy az üzenet </w:t>
-      </w:r>
-      <w:r>
-        <w:rPr>
-          <w:rFonts w:ascii="Times New Roman" w:eastAsia="Times New Roman" w:hAnsi="Times New Roman" w:cs="Times New Roman"/>
-          <w:sz w:val="24"/>
-          <w:szCs w:val="24"/>
-        </w:rPr>
-        <w:t>biztos,</w:t>
-      </w:r>
-      <w:r>
-        <w:rPr>
-          <w:rFonts w:ascii="Times New Roman" w:eastAsia="Times New Roman" w:hAnsi="Times New Roman" w:cs="Times New Roman"/>
-          <w:sz w:val="24"/>
-          <w:szCs w:val="24"/>
-        </w:rPr>
-        <w:t xml:space="preserve"> </w:t>
+        <w:t xml:space="preserve"> Ez a mező tartalmazza az üzenetet küldő felhasználónak az azonosítóját, ezzel biztosítjuk, hogy az üzenet biztos </w:t>
       </w:r>
       <w:r>
         <w:rPr>
@@ -12942,7 +13046,23 @@
           <w:sz w:val="24"/>
           <w:szCs w:val="24"/>
         </w:rPr>
-        <w:t>Így néz ki a friends táblánk, aminek a szerkezetét így lehetne jellemezni:</w:t>
+        <w:t xml:space="preserve">Így néz ki a </w:t>
+      </w:r>
+      <w:r>
+        <w:rPr>
+          <w:rFonts w:ascii="Times New Roman" w:eastAsia="Times New Roman" w:hAnsi="Times New Roman" w:cs="Times New Roman"/>
+          <w:sz w:val="24"/>
+          <w:szCs w:val="24"/>
+        </w:rPr>
+        <w:t>friends</w:t>
+      </w:r>
+      <w:r>
+        <w:rPr>
+          <w:rFonts w:ascii="Times New Roman" w:eastAsia="Times New Roman" w:hAnsi="Times New Roman" w:cs="Times New Roman"/>
+          <w:sz w:val="24"/>
+          <w:szCs w:val="24"/>
+        </w:rPr>
+        <w:t xml:space="preserve"> táblánk, aminek a szerkezetét így lehetne jellemezni:</w:t>
       </w:r>
       <w:r>
         <w:rPr>
@@ -13496,7 +13616,15 @@
           <w:sz w:val="24"/>
           <w:szCs w:val="24"/>
         </w:rPr>
-        <w:t xml:space="preserve"> táblánk, aminek a szerkezetét így lehetne jellemezni: </w:t>
+        <w:t xml:space="preserve"> táblánk, aminek a szerkezetét így lehetne jellemezni:</w:t>
+      </w:r>
+      <w:r>
+        <w:rPr>
+          <w:rFonts w:ascii="Times New Roman" w:eastAsia="Times New Roman" w:hAnsi="Times New Roman" w:cs="Times New Roman"/>
+          <w:sz w:val="24"/>
+          <w:szCs w:val="24"/>
+        </w:rPr>
+        <w:t xml:space="preserve"> </w:t>
       </w:r>
       <w:r>
         <w:rPr>
@@ -13744,7 +13872,25 @@
           <w:sz w:val="24"/>
           <w:szCs w:val="24"/>
         </w:rPr>
-        <w:t xml:space="preserve">status (barátkérelem állapota): Ez a mező tartalmazza a barátkérelem állapotát, egyből az elküldés után a „pending” (függőben) attribútumot kapja, ha a vevő felhasználó elutasítja akkor </w:t>
+        <w:t>status (barátkérelem állapota): Ez a mező tartalmazza a barátkérelem állapotát, egyből az elküldés után a „</w:t>
+      </w:r>
+      <w:proofErr w:type="spellStart"/>
+      <w:r>
+        <w:rPr>
+          <w:rFonts w:ascii="Times New Roman" w:eastAsia="Times New Roman" w:hAnsi="Times New Roman" w:cs="Times New Roman"/>
+          <w:sz w:val="24"/>
+          <w:szCs w:val="24"/>
+        </w:rPr>
+        <w:t>pending</w:t>
+      </w:r>
+      <w:proofErr w:type="spellEnd"/>
+      <w:r>
+        <w:rPr>
+          <w:rFonts w:ascii="Times New Roman" w:eastAsia="Times New Roman" w:hAnsi="Times New Roman" w:cs="Times New Roman"/>
+          <w:sz w:val="24"/>
+          <w:szCs w:val="24"/>
+        </w:rPr>
+        <w:t xml:space="preserve">” (függőben) attribútumot kapja, ha a vevő felhasználó elutasítja akkor </w:t>
       </w:r>
       <w:r>
         <w:rPr>
@@ -13784,7 +13930,25 @@
           <w:sz w:val="24"/>
           <w:szCs w:val="24"/>
         </w:rPr>
-        <w:t xml:space="preserve"> a mező ENUM típusú, és csak „pending”-</w:t>
+        <w:t xml:space="preserve"> a mező ENUM típusú, és csak „</w:t>
+      </w:r>
+      <w:proofErr w:type="spellStart"/>
+      <w:r>
+        <w:rPr>
+          <w:rFonts w:ascii="Times New Roman" w:eastAsia="Times New Roman" w:hAnsi="Times New Roman" w:cs="Times New Roman"/>
+          <w:sz w:val="24"/>
+          <w:szCs w:val="24"/>
+        </w:rPr>
+        <w:t>pending</w:t>
+      </w:r>
+      <w:proofErr w:type="spellEnd"/>
+      <w:r>
+        <w:rPr>
+          <w:rFonts w:ascii="Times New Roman" w:eastAsia="Times New Roman" w:hAnsi="Times New Roman" w:cs="Times New Roman"/>
+          <w:sz w:val="24"/>
+          <w:szCs w:val="24"/>
+        </w:rPr>
+        <w:t>”-</w:t>
       </w:r>
       <w:r>
         <w:rPr>
@@ -13978,7 +14142,6 @@
       <w:r>
         <w:rPr>
           <w:rFonts w:ascii="Times New Roman" w:eastAsia="Times New Roman" w:hAnsi="Times New Roman" w:cs="Times New Roman"/>
-          <w:noProof/>
           <w:sz w:val="24"/>
           <w:szCs w:val="24"/>
         </w:rPr>
@@ -14087,63 +14250,7 @@
           <w:szCs w:val="24"/>
           <w:u w:val="single"/>
         </w:rPr>
-        <w:t>2. mező:</w:t>
-      </w:r>
-      <w:r>
-        <w:rPr>
-          <w:rFonts w:ascii="Times New Roman" w:eastAsia="Times New Roman" w:hAnsi="Times New Roman" w:cs="Times New Roman"/>
-          <w:sz w:val="24"/>
-          <w:szCs w:val="24"/>
-        </w:rPr>
-        <w:t xml:space="preserve"> </w:t>
-      </w:r>
-      <w:r>
-        <w:rPr>
-          <w:rFonts w:ascii="Times New Roman" w:eastAsia="Times New Roman" w:hAnsi="Times New Roman" w:cs="Times New Roman"/>
-          <w:sz w:val="24"/>
-          <w:szCs w:val="24"/>
-        </w:rPr>
-        <w:t xml:space="preserve">is_group (csoport e) </w:t>
-      </w:r>
-      <w:r>
-        <w:rPr>
-          <w:rFonts w:ascii="Times New Roman" w:eastAsia="Times New Roman" w:hAnsi="Times New Roman" w:cs="Times New Roman"/>
-          <w:sz w:val="24"/>
-          <w:szCs w:val="24"/>
-        </w:rPr>
-        <w:t>mező,</w:t>
-      </w:r>
-      <w:r>
-        <w:rPr>
-          <w:rFonts w:ascii="Times New Roman" w:eastAsia="Times New Roman" w:hAnsi="Times New Roman" w:cs="Times New Roman"/>
-          <w:sz w:val="24"/>
-          <w:szCs w:val="24"/>
-        </w:rPr>
-        <w:t xml:space="preserve"> ami azt </w:t>
-      </w:r>
-      <w:r>
-        <w:rPr>
-          <w:rFonts w:ascii="Times New Roman" w:eastAsia="Times New Roman" w:hAnsi="Times New Roman" w:cs="Times New Roman"/>
-          <w:sz w:val="24"/>
-          <w:szCs w:val="24"/>
-        </w:rPr>
-        <w:t>azonosítja,</w:t>
-      </w:r>
-      <w:r>
-        <w:rPr>
-          <w:rFonts w:ascii="Times New Roman" w:eastAsia="Times New Roman" w:hAnsi="Times New Roman" w:cs="Times New Roman"/>
-          <w:sz w:val="24"/>
-          <w:szCs w:val="24"/>
-        </w:rPr>
-        <w:t xml:space="preserve"> hogy a chat egy csoport vagy sem (jelenleg minden felvételkor hamis-ként tér vissza, mert nincsen a csoport funkció implementálva.</w:t>
-      </w:r>
-      <w:r>
-        <w:rPr>
-          <w:rFonts w:ascii="Times New Roman" w:eastAsia="Times New Roman" w:hAnsi="Times New Roman" w:cs="Times New Roman"/>
-          <w:sz w:val="24"/>
-          <w:szCs w:val="24"/>
-        </w:rPr>
-        <w:t xml:space="preserve"> </w:t>
+        <w:t>2</w:t>
       </w:r>
       <w:r>
         <w:rPr>
@@ -14154,15 +14261,63 @@
           <w:szCs w:val="24"/>
           <w:u w:val="single"/>
         </w:rPr>
-        <w:t>3. mező:</w:t>
-      </w:r>
-      <w:r>
-        <w:rPr>
-          <w:rFonts w:ascii="Times New Roman" w:eastAsia="Times New Roman" w:hAnsi="Times New Roman" w:cs="Times New Roman"/>
-          <w:sz w:val="24"/>
-          <w:szCs w:val="24"/>
-        </w:rPr>
-        <w:t xml:space="preserve"> group_name (csoport név) ez a mező jelenleg nincsen használatban mivel nem sikerült a csoportok funkciót implementálni így minden chat készítéskor üres. </w:t>
+        <w:t>. mező:</w:t>
+      </w:r>
+      <w:r>
+        <w:rPr>
+          <w:rFonts w:ascii="Times New Roman" w:eastAsia="Times New Roman" w:hAnsi="Times New Roman" w:cs="Times New Roman"/>
+          <w:sz w:val="24"/>
+          <w:szCs w:val="24"/>
+        </w:rPr>
+        <w:t xml:space="preserve"> </w:t>
+      </w:r>
+      <w:r>
+        <w:rPr>
+          <w:rFonts w:ascii="Times New Roman" w:eastAsia="Times New Roman" w:hAnsi="Times New Roman" w:cs="Times New Roman"/>
+          <w:sz w:val="24"/>
+          <w:szCs w:val="24"/>
+        </w:rPr>
+        <w:t xml:space="preserve">is_group (csoport e) </w:t>
+      </w:r>
+      <w:r>
+        <w:rPr>
+          <w:rFonts w:ascii="Times New Roman" w:eastAsia="Times New Roman" w:hAnsi="Times New Roman" w:cs="Times New Roman"/>
+          <w:sz w:val="24"/>
+          <w:szCs w:val="24"/>
+        </w:rPr>
+        <w:t>mező,</w:t>
+      </w:r>
+      <w:r>
+        <w:rPr>
+          <w:rFonts w:ascii="Times New Roman" w:eastAsia="Times New Roman" w:hAnsi="Times New Roman" w:cs="Times New Roman"/>
+          <w:sz w:val="24"/>
+          <w:szCs w:val="24"/>
+        </w:rPr>
+        <w:t xml:space="preserve"> ami azt </w:t>
+      </w:r>
+      <w:r>
+        <w:rPr>
+          <w:rFonts w:ascii="Times New Roman" w:eastAsia="Times New Roman" w:hAnsi="Times New Roman" w:cs="Times New Roman"/>
+          <w:sz w:val="24"/>
+          <w:szCs w:val="24"/>
+        </w:rPr>
+        <w:t>azonosítja,</w:t>
+      </w:r>
+      <w:r>
+        <w:rPr>
+          <w:rFonts w:ascii="Times New Roman" w:eastAsia="Times New Roman" w:hAnsi="Times New Roman" w:cs="Times New Roman"/>
+          <w:sz w:val="24"/>
+          <w:szCs w:val="24"/>
+        </w:rPr>
+        <w:t xml:space="preserve"> hogy a chat egy csoport vagy sem (jelenleg minden felvételkor hamis-ként tér vissza, mert nincsen a csoport funkció implementálva.</w:t>
+      </w:r>
+      <w:r>
+        <w:rPr>
+          <w:rFonts w:ascii="Times New Roman" w:eastAsia="Times New Roman" w:hAnsi="Times New Roman" w:cs="Times New Roman"/>
+          <w:sz w:val="24"/>
+          <w:szCs w:val="24"/>
+        </w:rPr>
+        <w:t xml:space="preserve"> </w:t>
       </w:r>
       <w:r>
         <w:rPr>
@@ -14173,23 +14328,7 @@
           <w:szCs w:val="24"/>
           <w:u w:val="single"/>
         </w:rPr>
-        <w:t>4. mező:</w:t>
-      </w:r>
-      <w:r>
-        <w:rPr>
-          <w:rFonts w:ascii="Times New Roman" w:eastAsia="Times New Roman" w:hAnsi="Times New Roman" w:cs="Times New Roman"/>
-          <w:sz w:val="24"/>
-          <w:szCs w:val="24"/>
-        </w:rPr>
-        <w:t xml:space="preserve"> group_profile_picture (csoportkép) ez </w:t>
-      </w:r>
-      <w:r>
-        <w:rPr>
-          <w:rFonts w:ascii="Times New Roman" w:eastAsia="Times New Roman" w:hAnsi="Times New Roman" w:cs="Times New Roman"/>
-          <w:sz w:val="24"/>
-          <w:szCs w:val="24"/>
-        </w:rPr>
-        <w:t xml:space="preserve">a mező sincs használatban, de a csoportnak lehetett volna megadni profilképet. </w:t>
+        <w:t>3</w:t>
       </w:r>
       <w:r>
         <w:rPr>
@@ -14200,7 +14339,75 @@
           <w:szCs w:val="24"/>
           <w:u w:val="single"/>
         </w:rPr>
-        <w:t>5. mező:</w:t>
+        <w:t>. mező:</w:t>
+      </w:r>
+      <w:r>
+        <w:rPr>
+          <w:rFonts w:ascii="Times New Roman" w:eastAsia="Times New Roman" w:hAnsi="Times New Roman" w:cs="Times New Roman"/>
+          <w:sz w:val="24"/>
+          <w:szCs w:val="24"/>
+        </w:rPr>
+        <w:t xml:space="preserve"> group_name (csoport név) ez a mező jelenleg nincsen használatban mivel nem sikerült a csoportok funkciót implementálni így minden chat készítéskor üres. </w:t>
+      </w:r>
+      <w:r>
+        <w:rPr>
+          <w:rFonts w:ascii="Times New Roman" w:eastAsia="Times New Roman" w:hAnsi="Times New Roman" w:cs="Times New Roman"/>
+          <w:b/>
+          <w:bCs/>
+          <w:sz w:val="24"/>
+          <w:szCs w:val="24"/>
+          <w:u w:val="single"/>
+        </w:rPr>
+        <w:t>4</w:t>
+      </w:r>
+      <w:r>
+        <w:rPr>
+          <w:rFonts w:ascii="Times New Roman" w:eastAsia="Times New Roman" w:hAnsi="Times New Roman" w:cs="Times New Roman"/>
+          <w:b/>
+          <w:bCs/>
+          <w:sz w:val="24"/>
+          <w:szCs w:val="24"/>
+          <w:u w:val="single"/>
+        </w:rPr>
+        <w:t>. mező:</w:t>
+      </w:r>
+      <w:r>
+        <w:rPr>
+          <w:rFonts w:ascii="Times New Roman" w:eastAsia="Times New Roman" w:hAnsi="Times New Roman" w:cs="Times New Roman"/>
+          <w:sz w:val="24"/>
+          <w:szCs w:val="24"/>
+        </w:rPr>
+        <w:t xml:space="preserve"> group_profile_picture (csoportkép) ez </w:t>
+      </w:r>
+      <w:r>
+        <w:rPr>
+          <w:rFonts w:ascii="Times New Roman" w:eastAsia="Times New Roman" w:hAnsi="Times New Roman" w:cs="Times New Roman"/>
+          <w:sz w:val="24"/>
+          <w:szCs w:val="24"/>
+        </w:rPr>
+        <w:t xml:space="preserve">a mező sincs használatban, de a csoportnak lehetett volna megadni profilképet. </w:t>
+      </w:r>
+      <w:r>
+        <w:rPr>
+          <w:rFonts w:ascii="Times New Roman" w:eastAsia="Times New Roman" w:hAnsi="Times New Roman" w:cs="Times New Roman"/>
+          <w:b/>
+          <w:bCs/>
+          <w:sz w:val="24"/>
+          <w:szCs w:val="24"/>
+          <w:u w:val="single"/>
+        </w:rPr>
+        <w:t>5</w:t>
+      </w:r>
+      <w:r>
+        <w:rPr>
+          <w:rFonts w:ascii="Times New Roman" w:eastAsia="Times New Roman" w:hAnsi="Times New Roman" w:cs="Times New Roman"/>
+          <w:b/>
+          <w:bCs/>
+          <w:sz w:val="24"/>
+          <w:szCs w:val="24"/>
+          <w:u w:val="single"/>
+        </w:rPr>
+        <w:t>. mező:</w:t>
       </w:r>
       <w:r>
         <w:rPr>
@@ -14266,7 +14473,39 @@
           <w:szCs w:val="40"/>
         </w:rPr>
         <w:lastRenderedPageBreak/>
-        <w:t>2.2.7 A chat_members tábla</w:t>
+        <w:t>2.2.</w:t>
+      </w:r>
+      <w:r>
+        <w:rPr>
+          <w:rFonts w:eastAsia="Times New Roman"/>
+          <w:sz w:val="40"/>
+          <w:szCs w:val="40"/>
+        </w:rPr>
+        <w:t>7</w:t>
+      </w:r>
+      <w:r>
+        <w:rPr>
+          <w:rFonts w:eastAsia="Times New Roman"/>
+          <w:sz w:val="40"/>
+          <w:szCs w:val="40"/>
+        </w:rPr>
+        <w:t xml:space="preserve"> A chat</w:t>
+      </w:r>
+      <w:r>
+        <w:rPr>
+          <w:rFonts w:eastAsia="Times New Roman"/>
+          <w:sz w:val="40"/>
+          <w:szCs w:val="40"/>
+        </w:rPr>
+        <w:t>_members</w:t>
+      </w:r>
+      <w:r>
+        <w:rPr>
+          <w:rFonts w:eastAsia="Times New Roman"/>
+          <w:sz w:val="40"/>
+          <w:szCs w:val="40"/>
+        </w:rPr>
+        <w:t xml:space="preserve"> tábla</w:t>
       </w:r>
       <w:bookmarkEnd w:id="39"/>
     </w:p>
@@ -14325,7 +14564,6 @@
       <w:r>
         <w:rPr>
           <w:rFonts w:ascii="Times New Roman" w:eastAsia="Times New Roman" w:hAnsi="Times New Roman" w:cs="Times New Roman"/>
-          <w:noProof/>
           <w:sz w:val="24"/>
           <w:szCs w:val="24"/>
         </w:rPr>
@@ -14421,23 +14659,7 @@
           <w:szCs w:val="24"/>
           <w:u w:val="single"/>
         </w:rPr>
-        <w:t>3. mező:</w:t>
-      </w:r>
-      <w:r>
-        <w:rPr>
-          <w:rFonts w:ascii="Times New Roman" w:eastAsia="Times New Roman" w:hAnsi="Times New Roman" w:cs="Times New Roman"/>
-          <w:sz w:val="24"/>
-          <w:szCs w:val="24"/>
-        </w:rPr>
-        <w:t xml:space="preserve"> user_id (</w:t>
-      </w:r>
-      <w:r>
-        <w:rPr>
-          <w:rFonts w:ascii="Times New Roman" w:eastAsia="Times New Roman" w:hAnsi="Times New Roman" w:cs="Times New Roman"/>
-          <w:sz w:val="24"/>
-          <w:szCs w:val="24"/>
-        </w:rPr>
-        <w:t xml:space="preserve">felhasználó azonosítója) ez a mező azonosítja, hogy melyik felhasználó tagja a chatnek (idegen kulcs a users táblából). </w:t>
+        <w:t>3</w:t>
       </w:r>
       <w:r>
         <w:rPr>
@@ -14448,7 +14670,23 @@
           <w:szCs w:val="24"/>
           <w:u w:val="single"/>
         </w:rPr>
-        <w:t>4</w:t>
+        <w:t>. mező:</w:t>
+      </w:r>
+      <w:r>
+        <w:rPr>
+          <w:rFonts w:ascii="Times New Roman" w:eastAsia="Times New Roman" w:hAnsi="Times New Roman" w:cs="Times New Roman"/>
+          <w:sz w:val="24"/>
+          <w:szCs w:val="24"/>
+        </w:rPr>
+        <w:t xml:space="preserve"> user_id (</w:t>
+      </w:r>
+      <w:r>
+        <w:rPr>
+          <w:rFonts w:ascii="Times New Roman" w:eastAsia="Times New Roman" w:hAnsi="Times New Roman" w:cs="Times New Roman"/>
+          <w:sz w:val="24"/>
+          <w:szCs w:val="24"/>
+        </w:rPr>
+        <w:t xml:space="preserve">felhasználó azonosítója) ez a mező azonosítja, hogy melyik felhasználó tagja a chatnek (idegen kulcs a users táblából). </w:t>
       </w:r>
       <w:r>
         <w:rPr>
@@ -14459,39 +14697,7 @@
           <w:szCs w:val="24"/>
           <w:u w:val="single"/>
         </w:rPr>
-        <w:t>. mező:</w:t>
-      </w:r>
-      <w:r>
-        <w:rPr>
-          <w:rFonts w:ascii="Times New Roman" w:eastAsia="Times New Roman" w:hAnsi="Times New Roman" w:cs="Times New Roman"/>
-          <w:sz w:val="24"/>
-          <w:szCs w:val="24"/>
-        </w:rPr>
-        <w:t xml:space="preserve"> </w:t>
-      </w:r>
-      <w:r>
-        <w:rPr>
-          <w:rFonts w:ascii="Times New Roman" w:eastAsia="Times New Roman" w:hAnsi="Times New Roman" w:cs="Times New Roman"/>
-          <w:sz w:val="24"/>
-          <w:szCs w:val="24"/>
-        </w:rPr>
-        <w:t xml:space="preserve">is_admin (admin e felhasználó) csak csoportoknál lenne </w:t>
-      </w:r>
-      <w:r>
-        <w:rPr>
-          <w:rFonts w:ascii="Times New Roman" w:eastAsia="Times New Roman" w:hAnsi="Times New Roman" w:cs="Times New Roman"/>
-          <w:sz w:val="24"/>
-          <w:szCs w:val="24"/>
-        </w:rPr>
-        <w:t>fontos,</w:t>
-      </w:r>
-      <w:r>
-        <w:rPr>
-          <w:rFonts w:ascii="Times New Roman" w:eastAsia="Times New Roman" w:hAnsi="Times New Roman" w:cs="Times New Roman"/>
-          <w:sz w:val="24"/>
-          <w:szCs w:val="24"/>
-        </w:rPr>
-        <w:t xml:space="preserve"> ami nem sikerült (nem használatos a tagok felvételekor). </w:t>
+        <w:t>4</w:t>
       </w:r>
       <w:r>
         <w:rPr>
@@ -14502,7 +14708,61 @@
           <w:szCs w:val="24"/>
           <w:u w:val="single"/>
         </w:rPr>
-        <w:t>5. mező:</w:t>
+        <w:t>. mező:</w:t>
+      </w:r>
+      <w:r>
+        <w:rPr>
+          <w:rFonts w:ascii="Times New Roman" w:eastAsia="Times New Roman" w:hAnsi="Times New Roman" w:cs="Times New Roman"/>
+          <w:sz w:val="24"/>
+          <w:szCs w:val="24"/>
+        </w:rPr>
+        <w:t xml:space="preserve"> </w:t>
+      </w:r>
+      <w:r>
+        <w:rPr>
+          <w:rFonts w:ascii="Times New Roman" w:eastAsia="Times New Roman" w:hAnsi="Times New Roman" w:cs="Times New Roman"/>
+          <w:sz w:val="24"/>
+          <w:szCs w:val="24"/>
+        </w:rPr>
+        <w:t xml:space="preserve">is_admin (admin e felhasználó) csak csoportoknál lenne </w:t>
+      </w:r>
+      <w:r>
+        <w:rPr>
+          <w:rFonts w:ascii="Times New Roman" w:eastAsia="Times New Roman" w:hAnsi="Times New Roman" w:cs="Times New Roman"/>
+          <w:sz w:val="24"/>
+          <w:szCs w:val="24"/>
+        </w:rPr>
+        <w:t>fontos,</w:t>
+      </w:r>
+      <w:r>
+        <w:rPr>
+          <w:rFonts w:ascii="Times New Roman" w:eastAsia="Times New Roman" w:hAnsi="Times New Roman" w:cs="Times New Roman"/>
+          <w:sz w:val="24"/>
+          <w:szCs w:val="24"/>
+        </w:rPr>
+        <w:t xml:space="preserve"> ami nem sikerült (nem használatos a tagok felvételekor). </w:t>
+      </w:r>
+      <w:r>
+        <w:rPr>
+          <w:rFonts w:ascii="Times New Roman" w:eastAsia="Times New Roman" w:hAnsi="Times New Roman" w:cs="Times New Roman"/>
+          <w:b/>
+          <w:bCs/>
+          <w:sz w:val="24"/>
+          <w:szCs w:val="24"/>
+          <w:u w:val="single"/>
+        </w:rPr>
+        <w:t>5</w:t>
+      </w:r>
+      <w:r>
+        <w:rPr>
+          <w:rFonts w:ascii="Times New Roman" w:eastAsia="Times New Roman" w:hAnsi="Times New Roman" w:cs="Times New Roman"/>
+          <w:b/>
+          <w:bCs/>
+          <w:sz w:val="24"/>
+          <w:szCs w:val="24"/>
+          <w:u w:val="single"/>
+        </w:rPr>
+        <w:t>. mező:</w:t>
       </w:r>
       <w:r>
         <w:rPr>
@@ -14552,7 +14812,39 @@
           <w:szCs w:val="40"/>
         </w:rPr>
         <w:lastRenderedPageBreak/>
-        <w:t>2.2.8 A message_attachments tábla</w:t>
+        <w:t>2.2.</w:t>
+      </w:r>
+      <w:r>
+        <w:rPr>
+          <w:rFonts w:eastAsia="Times New Roman"/>
+          <w:sz w:val="40"/>
+          <w:szCs w:val="40"/>
+        </w:rPr>
+        <w:t>8</w:t>
+      </w:r>
+      <w:r>
+        <w:rPr>
+          <w:rFonts w:eastAsia="Times New Roman"/>
+          <w:sz w:val="40"/>
+          <w:szCs w:val="40"/>
+        </w:rPr>
+        <w:t xml:space="preserve"> A </w:t>
+      </w:r>
+      <w:r>
+        <w:rPr>
+          <w:rFonts w:eastAsia="Times New Roman"/>
+          <w:sz w:val="40"/>
+          <w:szCs w:val="40"/>
+        </w:rPr>
+        <w:t>message_attachments</w:t>
+      </w:r>
+      <w:r>
+        <w:rPr>
+          <w:rFonts w:eastAsia="Times New Roman"/>
+          <w:sz w:val="40"/>
+          <w:szCs w:val="40"/>
+        </w:rPr>
+        <w:t xml:space="preserve"> tábla</w:t>
       </w:r>
       <w:bookmarkEnd w:id="40"/>
     </w:p>
@@ -14571,7 +14863,23 @@
           <w:sz w:val="24"/>
           <w:szCs w:val="24"/>
         </w:rPr>
-        <w:t xml:space="preserve">Így néz ki a message_attchments táblánk, aminek a szerkezetét így lehetne jellemezni: </w:t>
+        <w:t xml:space="preserve">Így néz ki a </w:t>
+      </w:r>
+      <w:r>
+        <w:rPr>
+          <w:rFonts w:ascii="Times New Roman" w:eastAsia="Times New Roman" w:hAnsi="Times New Roman" w:cs="Times New Roman"/>
+          <w:sz w:val="24"/>
+          <w:szCs w:val="24"/>
+        </w:rPr>
+        <w:t>message_attchments</w:t>
+      </w:r>
+      <w:r>
+        <w:rPr>
+          <w:rFonts w:ascii="Times New Roman" w:eastAsia="Times New Roman" w:hAnsi="Times New Roman" w:cs="Times New Roman"/>
+          <w:sz w:val="24"/>
+          <w:szCs w:val="24"/>
+        </w:rPr>
+        <w:t xml:space="preserve"> táblánk, aminek a szerkezetét így lehetne jellemezni: </w:t>
       </w:r>
       <w:r>
         <w:rPr>
@@ -14587,7 +14895,6 @@
       <w:r>
         <w:rPr>
           <w:rFonts w:ascii="Times New Roman" w:eastAsia="Times New Roman" w:hAnsi="Times New Roman" w:cs="Times New Roman"/>
-          <w:noProof/>
           <w:sz w:val="24"/>
           <w:szCs w:val="24"/>
         </w:rPr>
@@ -14763,31 +15070,7 @@
           <w:szCs w:val="24"/>
           <w:u w:val="single"/>
         </w:rPr>
-        <w:t>3. mező:</w:t>
-      </w:r>
-      <w:r>
-        <w:rPr>
-          <w:rFonts w:ascii="Times New Roman" w:eastAsia="Times New Roman" w:hAnsi="Times New Roman" w:cs="Times New Roman"/>
-          <w:sz w:val="24"/>
-          <w:szCs w:val="24"/>
-        </w:rPr>
-        <w:t xml:space="preserve"> </w:t>
-      </w:r>
-      <w:r>
-        <w:rPr>
-          <w:rFonts w:ascii="Times New Roman" w:eastAsia="Times New Roman" w:hAnsi="Times New Roman" w:cs="Times New Roman"/>
-          <w:sz w:val="24"/>
-          <w:szCs w:val="24"/>
-        </w:rPr>
-        <w:t xml:space="preserve">file_name (fájlnév) </w:t>
-      </w:r>
-      <w:r>
-        <w:rPr>
-          <w:rFonts w:ascii="Times New Roman" w:eastAsia="Times New Roman" w:hAnsi="Times New Roman" w:cs="Times New Roman"/>
-          <w:sz w:val="24"/>
-          <w:szCs w:val="24"/>
-        </w:rPr>
-        <w:t xml:space="preserve">adja meg a fájlnevet, amit lokálisan a htdocs/ChatexProject/uploads/files vagy /media-ba menti és onnét is lehet letölteni a telefonról. </w:t>
+        <w:t>3</w:t>
       </w:r>
       <w:r>
         <w:rPr>
@@ -14798,7 +15081,7 @@
           <w:szCs w:val="24"/>
           <w:u w:val="single"/>
         </w:rPr>
-        <w:t>4. mező:</w:t>
+        <w:t>. mező:</w:t>
       </w:r>
       <w:r>
         <w:rPr>
@@ -14814,31 +15097,15 @@
           <w:sz w:val="24"/>
           <w:szCs w:val="24"/>
         </w:rPr>
-        <w:t xml:space="preserve">file_type (fájl típus) ami egyszerűen azonosítja a feltöltött csatolmányt kép vagy fájl típusra, ez alapján dönti </w:t>
-      </w:r>
-      <w:r>
-        <w:rPr>
-          <w:rFonts w:ascii="Times New Roman" w:eastAsia="Times New Roman" w:hAnsi="Times New Roman" w:cs="Times New Roman"/>
-          <w:sz w:val="24"/>
-          <w:szCs w:val="24"/>
-        </w:rPr>
-        <w:t>el,</w:t>
-      </w:r>
-      <w:r>
-        <w:rPr>
-          <w:rFonts w:ascii="Times New Roman" w:eastAsia="Times New Roman" w:hAnsi="Times New Roman" w:cs="Times New Roman"/>
-          <w:sz w:val="24"/>
-          <w:szCs w:val="24"/>
-        </w:rPr>
-        <w:t xml:space="preserve"> hogy lokálisan melyik mappába tárolja (media vagy files).</w:t>
-      </w:r>
-      <w:r>
-        <w:rPr>
-          <w:rFonts w:ascii="Times New Roman" w:eastAsia="Times New Roman" w:hAnsi="Times New Roman" w:cs="Times New Roman"/>
-          <w:sz w:val="24"/>
-          <w:szCs w:val="24"/>
-        </w:rPr>
-        <w:t xml:space="preserve"> </w:t>
+        <w:t xml:space="preserve">file_name (fájlnév) </w:t>
+      </w:r>
+      <w:r>
+        <w:rPr>
+          <w:rFonts w:ascii="Times New Roman" w:eastAsia="Times New Roman" w:hAnsi="Times New Roman" w:cs="Times New Roman"/>
+          <w:sz w:val="24"/>
+          <w:szCs w:val="24"/>
+        </w:rPr>
+        <w:t xml:space="preserve">adja meg a fájlnevet, amit lokálisan a htdocs/ChatexProject/uploads/files vagy /media-ba menti és onnét is lehet letölteni a telefonról. </w:t>
       </w:r>
       <w:r>
         <w:rPr>
@@ -14849,7 +15116,80 @@
           <w:szCs w:val="24"/>
           <w:u w:val="single"/>
         </w:rPr>
-        <w:t>5. mező:</w:t>
+        <w:t>4</w:t>
+      </w:r>
+      <w:r>
+        <w:rPr>
+          <w:rFonts w:ascii="Times New Roman" w:eastAsia="Times New Roman" w:hAnsi="Times New Roman" w:cs="Times New Roman"/>
+          <w:b/>
+          <w:bCs/>
+          <w:sz w:val="24"/>
+          <w:szCs w:val="24"/>
+          <w:u w:val="single"/>
+        </w:rPr>
+        <w:t>. mező:</w:t>
+      </w:r>
+      <w:r>
+        <w:rPr>
+          <w:rFonts w:ascii="Times New Roman" w:eastAsia="Times New Roman" w:hAnsi="Times New Roman" w:cs="Times New Roman"/>
+          <w:sz w:val="24"/>
+          <w:szCs w:val="24"/>
+        </w:rPr>
+        <w:t xml:space="preserve"> </w:t>
+      </w:r>
+      <w:r>
+        <w:rPr>
+          <w:rFonts w:ascii="Times New Roman" w:eastAsia="Times New Roman" w:hAnsi="Times New Roman" w:cs="Times New Roman"/>
+          <w:sz w:val="24"/>
+          <w:szCs w:val="24"/>
+        </w:rPr>
+        <w:t xml:space="preserve">file_type (fájl típus) ami egyszerűen azonosítja a feltöltött csatolmányt kép vagy fájl típusra, ez alapján dönti </w:t>
+      </w:r>
+      <w:r>
+        <w:rPr>
+          <w:rFonts w:ascii="Times New Roman" w:eastAsia="Times New Roman" w:hAnsi="Times New Roman" w:cs="Times New Roman"/>
+          <w:sz w:val="24"/>
+          <w:szCs w:val="24"/>
+        </w:rPr>
+        <w:t>el,</w:t>
+      </w:r>
+      <w:r>
+        <w:rPr>
+          <w:rFonts w:ascii="Times New Roman" w:eastAsia="Times New Roman" w:hAnsi="Times New Roman" w:cs="Times New Roman"/>
+          <w:sz w:val="24"/>
+          <w:szCs w:val="24"/>
+        </w:rPr>
+        <w:t xml:space="preserve"> hogy lokálisan melyik mappába tárolja (media vagy files).</w:t>
+      </w:r>
+      <w:r>
+        <w:rPr>
+          <w:rFonts w:ascii="Times New Roman" w:eastAsia="Times New Roman" w:hAnsi="Times New Roman" w:cs="Times New Roman"/>
+          <w:sz w:val="24"/>
+          <w:szCs w:val="24"/>
+        </w:rPr>
+        <w:t xml:space="preserve"> </w:t>
+      </w:r>
+      <w:r>
+        <w:rPr>
+          <w:rFonts w:ascii="Times New Roman" w:eastAsia="Times New Roman" w:hAnsi="Times New Roman" w:cs="Times New Roman"/>
+          <w:b/>
+          <w:bCs/>
+          <w:sz w:val="24"/>
+          <w:szCs w:val="24"/>
+          <w:u w:val="single"/>
+        </w:rPr>
+        <w:t>5</w:t>
+      </w:r>
+      <w:r>
+        <w:rPr>
+          <w:rFonts w:ascii="Times New Roman" w:eastAsia="Times New Roman" w:hAnsi="Times New Roman" w:cs="Times New Roman"/>
+          <w:b/>
+          <w:bCs/>
+          <w:sz w:val="24"/>
+          <w:szCs w:val="24"/>
+          <w:u w:val="single"/>
+        </w:rPr>
+        <w:t>. mező:</w:t>
       </w:r>
       <w:r>
         <w:rPr>
@@ -15125,7 +15465,25 @@
           <w:sz w:val="24"/>
           <w:szCs w:val="24"/>
         </w:rPr>
-        <w:t>. Az API JSON formátumban fogadja a bemenetet, ellenőrzi az adatokat, normalizálja a Gmail-es e-mail címeket, és elmenti az adatokat egy MySQL adatbázisba.</w:t>
+        <w:t xml:space="preserve">. Az API JSON formátumban fogadja a bemenetet, ellenőrzi az adatokat, normalizálja a </w:t>
+      </w:r>
+      <w:proofErr w:type="spellStart"/>
+      <w:r>
+        <w:rPr>
+          <w:rFonts w:ascii="Times New Roman" w:eastAsia="Times New Roman" w:hAnsi="Times New Roman" w:cs="Times New Roman"/>
+          <w:sz w:val="24"/>
+          <w:szCs w:val="24"/>
+        </w:rPr>
+        <w:t>Gmail</w:t>
+      </w:r>
+      <w:proofErr w:type="spellEnd"/>
+      <w:r>
+        <w:rPr>
+          <w:rFonts w:ascii="Times New Roman" w:eastAsia="Times New Roman" w:hAnsi="Times New Roman" w:cs="Times New Roman"/>
+          <w:sz w:val="24"/>
+          <w:szCs w:val="24"/>
+        </w:rPr>
+        <w:t>-es e-mail címeket, és elmenti az adatokat egy MySQL adatbázisba.</w:t>
       </w:r>
     </w:p>
     <w:p>
@@ -15204,7 +15562,21 @@
         <w:rPr>
           <w:rFonts w:eastAsia="Times New Roman"/>
         </w:rPr>
-        <w:t xml:space="preserve">A header beállításoknál előszőr beállítjuk, hogy </w:t>
+        <w:t xml:space="preserve">A </w:t>
+      </w:r>
+      <w:proofErr w:type="spellStart"/>
+      <w:r>
+        <w:rPr>
+          <w:rFonts w:eastAsia="Times New Roman"/>
+        </w:rPr>
+        <w:t>header</w:t>
+      </w:r>
+      <w:proofErr w:type="spellEnd"/>
+      <w:r>
+        <w:rPr>
+          <w:rFonts w:eastAsia="Times New Roman"/>
+        </w:rPr>
+        <w:t xml:space="preserve"> beállításoknál előszőr beállítjuk, hogy </w:t>
       </w:r>
       <w:r>
         <w:rPr>
@@ -15258,19 +15630,47 @@
         <w:rPr>
           <w:rFonts w:eastAsia="Times New Roman"/>
         </w:rPr>
-        <w:t xml:space="preserve">A normalizeEmail </w:t>
-      </w:r>
+        <w:t xml:space="preserve">A </w:t>
+      </w:r>
+      <w:proofErr w:type="spellStart"/>
       <w:r>
         <w:rPr>
           <w:rFonts w:eastAsia="Times New Roman"/>
         </w:rPr>
+        <w:t>normalizeEmail</w:t>
+      </w:r>
+      <w:proofErr w:type="spellEnd"/>
+      <w:r>
+        <w:rPr>
+          <w:rFonts w:eastAsia="Times New Roman"/>
+        </w:rPr>
+        <w:t xml:space="preserve"> </w:t>
+      </w:r>
+      <w:r>
+        <w:rPr>
+          <w:rFonts w:eastAsia="Times New Roman"/>
+        </w:rPr>
         <w:t>metódus</w:t>
       </w:r>
       <w:r>
         <w:rPr>
           <w:rFonts w:eastAsia="Times New Roman"/>
         </w:rPr>
-        <w:t xml:space="preserve"> használatával a különböző használatú emaileket egy</w:t>
+        <w:t xml:space="preserve"> használatával a különböző használatú </w:t>
+      </w:r>
+      <w:proofErr w:type="spellStart"/>
+      <w:r>
+        <w:rPr>
+          <w:rFonts w:eastAsia="Times New Roman"/>
+        </w:rPr>
+        <w:t>emaileket</w:t>
+      </w:r>
+      <w:proofErr w:type="spellEnd"/>
+      <w:r>
+        <w:rPr>
+          <w:rFonts w:eastAsia="Times New Roman"/>
+        </w:rPr>
+        <w:t xml:space="preserve"> egy</w:t>
       </w:r>
       <w:r>
         <w:rPr>
@@ -15417,7 +15817,27 @@
           <w:szCs w:val="24"/>
         </w:rPr>
         <w:lastRenderedPageBreak/>
-        <w:t>Ezt a kódot az Auth.dart-ban így használjuk fel:</w:t>
+        <w:t xml:space="preserve">Ezt a kódot az </w:t>
+      </w:r>
+      <w:proofErr w:type="spellStart"/>
+      <w:r>
+        <w:rPr>
+          <w:rFonts w:ascii="Times New Roman" w:eastAsia="Times New Roman" w:hAnsi="Times New Roman" w:cs="Times New Roman"/>
+          <w:b/>
+          <w:sz w:val="32"/>
+          <w:szCs w:val="24"/>
+        </w:rPr>
+        <w:t>Auth.dart</w:t>
+      </w:r>
+      <w:proofErr w:type="spellEnd"/>
+      <w:r>
+        <w:rPr>
+          <w:rFonts w:ascii="Times New Roman" w:eastAsia="Times New Roman" w:hAnsi="Times New Roman" w:cs="Times New Roman"/>
+          <w:b/>
+          <w:sz w:val="32"/>
+          <w:szCs w:val="24"/>
+        </w:rPr>
+        <w:t>-ban így használjuk fel:</w:t>
       </w:r>
       <w:r>
         <w:rPr>
@@ -15665,7 +16085,43 @@
           <w:sz w:val="24"/>
           <w:szCs w:val="24"/>
         </w:rPr>
-        <w:t>Ez a PHP szkript egy bejelentkezési API végpontot valósít meg JSON Web Token (JWT) használatával. A felhasználó e-mail címe és jelszava alapján hitelesíti a bejelentkezést, és sikeres azonosítás esetén egy JWT tokent generál.</w:t>
+        <w:t xml:space="preserve">Ez a PHP szkript egy bejelentkezési API végpontot valósít meg JSON Web Token (JWT) használatával. A felhasználó e-mail címe és </w:t>
+      </w:r>
+      <w:proofErr w:type="spellStart"/>
+      <w:r>
+        <w:rPr>
+          <w:rFonts w:ascii="Times New Roman" w:eastAsia="Times New Roman" w:hAnsi="Times New Roman" w:cs="Times New Roman"/>
+          <w:sz w:val="24"/>
+          <w:szCs w:val="24"/>
+        </w:rPr>
+        <w:t>jelszava</w:t>
+      </w:r>
+      <w:proofErr w:type="spellEnd"/>
+      <w:r>
+        <w:rPr>
+          <w:rFonts w:ascii="Times New Roman" w:eastAsia="Times New Roman" w:hAnsi="Times New Roman" w:cs="Times New Roman"/>
+          <w:sz w:val="24"/>
+          <w:szCs w:val="24"/>
+        </w:rPr>
+        <w:t xml:space="preserve"> alapján hitelesíti a bejelentkezést, és sikeres azonosítás esetén egy JWT </w:t>
+      </w:r>
+      <w:proofErr w:type="spellStart"/>
+      <w:r>
+        <w:rPr>
+          <w:rFonts w:ascii="Times New Roman" w:eastAsia="Times New Roman" w:hAnsi="Times New Roman" w:cs="Times New Roman"/>
+          <w:sz w:val="24"/>
+          <w:szCs w:val="24"/>
+        </w:rPr>
+        <w:t>tokent</w:t>
+      </w:r>
+      <w:proofErr w:type="spellEnd"/>
+      <w:r>
+        <w:rPr>
+          <w:rFonts w:ascii="Times New Roman" w:eastAsia="Times New Roman" w:hAnsi="Times New Roman" w:cs="Times New Roman"/>
+          <w:sz w:val="24"/>
+          <w:szCs w:val="24"/>
+        </w:rPr>
+        <w:t xml:space="preserve"> generál.</w:t>
       </w:r>
     </w:p>
     <w:p>
@@ -15797,7 +16253,25 @@
           <w:sz w:val="24"/>
           <w:szCs w:val="24"/>
         </w:rPr>
-        <w:t xml:space="preserve"> Az e-mail cím és a jelszó tisztítása (trim()) után az adatbázisban ellenőrizzük a felhasználót.</w:t>
+        <w:t xml:space="preserve"> Az e-mail cím és a jelszó tisztítása (</w:t>
+      </w:r>
+      <w:proofErr w:type="spellStart"/>
+      <w:r>
+        <w:rPr>
+          <w:rFonts w:ascii="Times New Roman" w:eastAsia="Times New Roman" w:hAnsi="Times New Roman" w:cs="Times New Roman"/>
+          <w:sz w:val="24"/>
+          <w:szCs w:val="24"/>
+        </w:rPr>
+        <w:t>trim</w:t>
+      </w:r>
+      <w:proofErr w:type="spellEnd"/>
+      <w:r>
+        <w:rPr>
+          <w:rFonts w:ascii="Times New Roman" w:eastAsia="Times New Roman" w:hAnsi="Times New Roman" w:cs="Times New Roman"/>
+          <w:sz w:val="24"/>
+          <w:szCs w:val="24"/>
+        </w:rPr>
+        <w:t>()) után az adatbázisban ellenőrizzük a felhasználót.</w:t>
       </w:r>
       <w:r>
         <w:rPr>
@@ -15847,7 +16321,25 @@
           <w:sz w:val="24"/>
           <w:szCs w:val="24"/>
         </w:rPr>
-        <w:t xml:space="preserve"> Ha a felhasználó létezik, a password_verify() függvénnyel ellenőrizzük a jelszót.</w:t>
+        <w:t xml:space="preserve"> Ha a felhasználó létezik, a </w:t>
+      </w:r>
+      <w:proofErr w:type="spellStart"/>
+      <w:r>
+        <w:rPr>
+          <w:rFonts w:ascii="Times New Roman" w:eastAsia="Times New Roman" w:hAnsi="Times New Roman" w:cs="Times New Roman"/>
+          <w:sz w:val="24"/>
+          <w:szCs w:val="24"/>
+        </w:rPr>
+        <w:t>password_verify</w:t>
+      </w:r>
+      <w:proofErr w:type="spellEnd"/>
+      <w:r>
+        <w:rPr>
+          <w:rFonts w:ascii="Times New Roman" w:eastAsia="Times New Roman" w:hAnsi="Times New Roman" w:cs="Times New Roman"/>
+          <w:sz w:val="24"/>
+          <w:szCs w:val="24"/>
+        </w:rPr>
+        <w:t>() függvénnyel ellenőrizzük a jelszót.</w:t>
       </w:r>
       <w:r>
         <w:rPr>
@@ -15872,7 +16364,25 @@
           <w:sz w:val="24"/>
           <w:szCs w:val="24"/>
         </w:rPr>
-        <w:t xml:space="preserve"> Sikeres bejelentkezés esetén egy 24 órán keresztül érvényes JWT tokent hozunk létre.</w:t>
+        <w:t xml:space="preserve"> Sikeres bejelentkezés esetén egy 24 órán keresztül érvényes JWT </w:t>
+      </w:r>
+      <w:proofErr w:type="spellStart"/>
+      <w:r>
+        <w:rPr>
+          <w:rFonts w:ascii="Times New Roman" w:eastAsia="Times New Roman" w:hAnsi="Times New Roman" w:cs="Times New Roman"/>
+          <w:sz w:val="24"/>
+          <w:szCs w:val="24"/>
+        </w:rPr>
+        <w:t>tokent</w:t>
+      </w:r>
+      <w:proofErr w:type="spellEnd"/>
+      <w:r>
+        <w:rPr>
+          <w:rFonts w:ascii="Times New Roman" w:eastAsia="Times New Roman" w:hAnsi="Times New Roman" w:cs="Times New Roman"/>
+          <w:sz w:val="24"/>
+          <w:szCs w:val="24"/>
+        </w:rPr>
+        <w:t xml:space="preserve"> hozunk létre.</w:t>
       </w:r>
       <w:r>
         <w:rPr>
@@ -15897,7 +16407,25 @@
           <w:sz w:val="24"/>
           <w:szCs w:val="24"/>
         </w:rPr>
-        <w:t xml:space="preserve"> A válasz tartalmazza a JWT tokent és a felhasználó adatait.</w:t>
+        <w:t xml:space="preserve"> A válasz tartalmazza a JWT </w:t>
+      </w:r>
+      <w:proofErr w:type="spellStart"/>
+      <w:r>
+        <w:rPr>
+          <w:rFonts w:ascii="Times New Roman" w:eastAsia="Times New Roman" w:hAnsi="Times New Roman" w:cs="Times New Roman"/>
+          <w:sz w:val="24"/>
+          <w:szCs w:val="24"/>
+        </w:rPr>
+        <w:t>tokent</w:t>
+      </w:r>
+      <w:proofErr w:type="spellEnd"/>
+      <w:r>
+        <w:rPr>
+          <w:rFonts w:ascii="Times New Roman" w:eastAsia="Times New Roman" w:hAnsi="Times New Roman" w:cs="Times New Roman"/>
+          <w:sz w:val="24"/>
+          <w:szCs w:val="24"/>
+        </w:rPr>
+        <w:t xml:space="preserve"> és a felhasználó adatait.</w:t>
       </w:r>
       <w:r>
         <w:rPr>
@@ -16252,7 +16780,25 @@
           <w:sz w:val="24"/>
           <w:szCs w:val="24"/>
         </w:rPr>
-        <w:t>Létrehoz egy jelszó visszaállító linket, amely ezt a tokent használja.</w:t>
+        <w:t xml:space="preserve">Létrehoz egy jelszó visszaállító linket, amely ezt a </w:t>
+      </w:r>
+      <w:proofErr w:type="spellStart"/>
+      <w:r>
+        <w:rPr>
+          <w:rFonts w:ascii="Times New Roman" w:eastAsia="Times New Roman" w:hAnsi="Times New Roman" w:cs="Times New Roman"/>
+          <w:sz w:val="24"/>
+          <w:szCs w:val="24"/>
+        </w:rPr>
+        <w:t>tokent</w:t>
+      </w:r>
+      <w:proofErr w:type="spellEnd"/>
+      <w:r>
+        <w:rPr>
+          <w:rFonts w:ascii="Times New Roman" w:eastAsia="Times New Roman" w:hAnsi="Times New Roman" w:cs="Times New Roman"/>
+          <w:sz w:val="24"/>
+          <w:szCs w:val="24"/>
+        </w:rPr>
+        <w:t xml:space="preserve"> használja.</w:t>
       </w:r>
       <w:r>
         <w:rPr>
@@ -16268,7 +16814,25 @@
           <w:sz w:val="24"/>
           <w:szCs w:val="24"/>
         </w:rPr>
-        <w:t>Az e-mailt elküldi a felhasználónak PHPMailer segítségével.</w:t>
+        <w:t xml:space="preserve">Az e-mailt elküldi a felhasználónak </w:t>
+      </w:r>
+      <w:proofErr w:type="spellStart"/>
+      <w:r>
+        <w:rPr>
+          <w:rFonts w:ascii="Times New Roman" w:eastAsia="Times New Roman" w:hAnsi="Times New Roman" w:cs="Times New Roman"/>
+          <w:sz w:val="24"/>
+          <w:szCs w:val="24"/>
+        </w:rPr>
+        <w:t>PHPMailer</w:t>
+      </w:r>
+      <w:proofErr w:type="spellEnd"/>
+      <w:r>
+        <w:rPr>
+          <w:rFonts w:ascii="Times New Roman" w:eastAsia="Times New Roman" w:hAnsi="Times New Roman" w:cs="Times New Roman"/>
+          <w:sz w:val="24"/>
+          <w:szCs w:val="24"/>
+        </w:rPr>
+        <w:t xml:space="preserve"> segítségével.</w:t>
       </w:r>
       <w:r>
         <w:rPr>
@@ -17654,7 +18218,25 @@
           <w:sz w:val="24"/>
           <w:szCs w:val="24"/>
         </w:rPr>
-        <w:t xml:space="preserve">Tartalmazza az applikációnknak az összes authentikációs funkcióját </w:t>
+        <w:t xml:space="preserve">Tartalmazza az applikációnknak az összes </w:t>
+      </w:r>
+      <w:proofErr w:type="spellStart"/>
+      <w:r>
+        <w:rPr>
+          <w:rFonts w:ascii="Times New Roman" w:eastAsia="Times New Roman" w:hAnsi="Times New Roman" w:cs="Times New Roman"/>
+          <w:sz w:val="24"/>
+          <w:szCs w:val="24"/>
+        </w:rPr>
+        <w:t>authentikációs</w:t>
+      </w:r>
+      <w:proofErr w:type="spellEnd"/>
+      <w:r>
+        <w:rPr>
+          <w:rFonts w:ascii="Times New Roman" w:eastAsia="Times New Roman" w:hAnsi="Times New Roman" w:cs="Times New Roman"/>
+          <w:sz w:val="24"/>
+          <w:szCs w:val="24"/>
+        </w:rPr>
+        <w:t xml:space="preserve"> funkcióját </w:t>
       </w:r>
     </w:p>
     <w:p>
@@ -17672,13 +18254,23 @@
           <w:szCs w:val="24"/>
         </w:rPr>
       </w:pPr>
-      <w:r>
-        <w:rPr>
-          <w:rFonts w:ascii="Times New Roman" w:eastAsia="Times New Roman" w:hAnsi="Times New Roman" w:cs="Times New Roman"/>
-          <w:sz w:val="24"/>
-          <w:szCs w:val="24"/>
-        </w:rPr>
-        <w:t>login.php: Bejelentkezési funkció</w:t>
+      <w:proofErr w:type="spellStart"/>
+      <w:r>
+        <w:rPr>
+          <w:rFonts w:ascii="Times New Roman" w:eastAsia="Times New Roman" w:hAnsi="Times New Roman" w:cs="Times New Roman"/>
+          <w:sz w:val="24"/>
+          <w:szCs w:val="24"/>
+        </w:rPr>
+        <w:t>login.php</w:t>
+      </w:r>
+      <w:proofErr w:type="spellEnd"/>
+      <w:r>
+        <w:rPr>
+          <w:rFonts w:ascii="Times New Roman" w:eastAsia="Times New Roman" w:hAnsi="Times New Roman" w:cs="Times New Roman"/>
+          <w:sz w:val="24"/>
+          <w:szCs w:val="24"/>
+        </w:rPr>
+        <w:t>: Bejelentkezési funkció</w:t>
       </w:r>
     </w:p>
     <w:p>
@@ -17696,6 +18288,7 @@
           <w:szCs w:val="24"/>
         </w:rPr>
       </w:pPr>
+      <w:proofErr w:type="spellStart"/>
       <w:r>
         <w:rPr>
           <w:rFonts w:ascii="Times New Roman" w:eastAsia="Times New Roman" w:hAnsi="Times New Roman" w:cs="Times New Roman"/>
@@ -17710,7 +18303,16 @@
           <w:sz w:val="24"/>
           <w:szCs w:val="24"/>
         </w:rPr>
-        <w:t>egister.php: Regisztrációs funkció</w:t>
+        <w:t>egister.php</w:t>
+      </w:r>
+      <w:proofErr w:type="spellEnd"/>
+      <w:r>
+        <w:rPr>
+          <w:rFonts w:ascii="Times New Roman" w:eastAsia="Times New Roman" w:hAnsi="Times New Roman" w:cs="Times New Roman"/>
+          <w:sz w:val="24"/>
+          <w:szCs w:val="24"/>
+        </w:rPr>
+        <w:t>: Regisztrációs funkció</w:t>
       </w:r>
     </w:p>
     <w:p>
@@ -17728,13 +18330,23 @@
           <w:szCs w:val="24"/>
         </w:rPr>
       </w:pPr>
-      <w:r>
-        <w:rPr>
-          <w:rFonts w:ascii="Times New Roman" w:eastAsia="Times New Roman" w:hAnsi="Times New Roman" w:cs="Times New Roman"/>
-          <w:sz w:val="24"/>
-          <w:szCs w:val="24"/>
-        </w:rPr>
-        <w:t>logout.php: Kijelentkezési funkció</w:t>
+      <w:proofErr w:type="spellStart"/>
+      <w:r>
+        <w:rPr>
+          <w:rFonts w:ascii="Times New Roman" w:eastAsia="Times New Roman" w:hAnsi="Times New Roman" w:cs="Times New Roman"/>
+          <w:sz w:val="24"/>
+          <w:szCs w:val="24"/>
+        </w:rPr>
+        <w:t>logout.php</w:t>
+      </w:r>
+      <w:proofErr w:type="spellEnd"/>
+      <w:r>
+        <w:rPr>
+          <w:rFonts w:ascii="Times New Roman" w:eastAsia="Times New Roman" w:hAnsi="Times New Roman" w:cs="Times New Roman"/>
+          <w:sz w:val="24"/>
+          <w:szCs w:val="24"/>
+        </w:rPr>
+        <w:t>: Kijelentkezési funkció</w:t>
       </w:r>
     </w:p>
     <w:p>
@@ -17752,13 +18364,23 @@
           <w:szCs w:val="24"/>
         </w:rPr>
       </w:pPr>
-      <w:r>
-        <w:rPr>
-          <w:rFonts w:ascii="Times New Roman" w:eastAsia="Times New Roman" w:hAnsi="Times New Roman" w:cs="Times New Roman"/>
-          <w:sz w:val="24"/>
-          <w:szCs w:val="24"/>
-        </w:rPr>
-        <w:t>update_status.php: A felhasználó státuszának ellenőrzése (ha nyitva van a mobilon az applikáció akkor Online, különben offline)</w:t>
+      <w:proofErr w:type="spellStart"/>
+      <w:r>
+        <w:rPr>
+          <w:rFonts w:ascii="Times New Roman" w:eastAsia="Times New Roman" w:hAnsi="Times New Roman" w:cs="Times New Roman"/>
+          <w:sz w:val="24"/>
+          <w:szCs w:val="24"/>
+        </w:rPr>
+        <w:t>update_status.php</w:t>
+      </w:r>
+      <w:proofErr w:type="spellEnd"/>
+      <w:r>
+        <w:rPr>
+          <w:rFonts w:ascii="Times New Roman" w:eastAsia="Times New Roman" w:hAnsi="Times New Roman" w:cs="Times New Roman"/>
+          <w:sz w:val="24"/>
+          <w:szCs w:val="24"/>
+        </w:rPr>
+        <w:t>: A felhasználó státuszának ellenőrzése (ha nyitva van a mobilon az applikáció akkor Online, különben offline)</w:t>
       </w:r>
     </w:p>
     <w:p>
@@ -17776,13 +18398,23 @@
           <w:szCs w:val="24"/>
         </w:rPr>
       </w:pPr>
-      <w:r>
-        <w:rPr>
-          <w:rFonts w:ascii="Times New Roman" w:eastAsia="Times New Roman" w:hAnsi="Times New Roman" w:cs="Times New Roman"/>
-          <w:sz w:val="24"/>
-          <w:szCs w:val="24"/>
-        </w:rPr>
-        <w:t>validate_token.php:</w:t>
+      <w:proofErr w:type="spellStart"/>
+      <w:r>
+        <w:rPr>
+          <w:rFonts w:ascii="Times New Roman" w:eastAsia="Times New Roman" w:hAnsi="Times New Roman" w:cs="Times New Roman"/>
+          <w:sz w:val="24"/>
+          <w:szCs w:val="24"/>
+        </w:rPr>
+        <w:t>validate_token.php</w:t>
+      </w:r>
+      <w:proofErr w:type="spellEnd"/>
+      <w:r>
+        <w:rPr>
+          <w:rFonts w:ascii="Times New Roman" w:eastAsia="Times New Roman" w:hAnsi="Times New Roman" w:cs="Times New Roman"/>
+          <w:sz w:val="24"/>
+          <w:szCs w:val="24"/>
+        </w:rPr>
+        <w:t>:</w:t>
       </w:r>
       <w:r>
         <w:rPr>
@@ -17861,13 +18493,23 @@
           <w:szCs w:val="24"/>
         </w:rPr>
       </w:pPr>
-      <w:r>
-        <w:rPr>
-          <w:rFonts w:ascii="Times New Roman" w:eastAsia="Times New Roman" w:hAnsi="Times New Roman" w:cs="Times New Roman"/>
-          <w:sz w:val="24"/>
-          <w:szCs w:val="24"/>
-        </w:rPr>
-        <w:t>get_chats.php: Kimutatja a felhasználónak a jelenlegi csevegéseit</w:t>
+      <w:proofErr w:type="spellStart"/>
+      <w:r>
+        <w:rPr>
+          <w:rFonts w:ascii="Times New Roman" w:eastAsia="Times New Roman" w:hAnsi="Times New Roman" w:cs="Times New Roman"/>
+          <w:sz w:val="24"/>
+          <w:szCs w:val="24"/>
+        </w:rPr>
+        <w:t>get_chats.php</w:t>
+      </w:r>
+      <w:proofErr w:type="spellEnd"/>
+      <w:r>
+        <w:rPr>
+          <w:rFonts w:ascii="Times New Roman" w:eastAsia="Times New Roman" w:hAnsi="Times New Roman" w:cs="Times New Roman"/>
+          <w:sz w:val="24"/>
+          <w:szCs w:val="24"/>
+        </w:rPr>
+        <w:t>: Kimutatja a felhasználónak a jelenlegi csevegéseit</w:t>
       </w:r>
     </w:p>
     <w:p>
@@ -17885,13 +18527,23 @@
           <w:szCs w:val="24"/>
         </w:rPr>
       </w:pPr>
-      <w:r>
-        <w:rPr>
-          <w:rFonts w:ascii="Times New Roman" w:eastAsia="Times New Roman" w:hAnsi="Times New Roman" w:cs="Times New Roman"/>
-          <w:sz w:val="24"/>
-          <w:szCs w:val="24"/>
-        </w:rPr>
-        <w:t>get_friend_list.php: Kimutatja a barátlistát.</w:t>
+      <w:proofErr w:type="spellStart"/>
+      <w:r>
+        <w:rPr>
+          <w:rFonts w:ascii="Times New Roman" w:eastAsia="Times New Roman" w:hAnsi="Times New Roman" w:cs="Times New Roman"/>
+          <w:sz w:val="24"/>
+          <w:szCs w:val="24"/>
+        </w:rPr>
+        <w:t>get_friend_list.php</w:t>
+      </w:r>
+      <w:proofErr w:type="spellEnd"/>
+      <w:r>
+        <w:rPr>
+          <w:rFonts w:ascii="Times New Roman" w:eastAsia="Times New Roman" w:hAnsi="Times New Roman" w:cs="Times New Roman"/>
+          <w:sz w:val="24"/>
+          <w:szCs w:val="24"/>
+        </w:rPr>
+        <w:t>: Kimutatja a barátlistát.</w:t>
       </w:r>
     </w:p>
     <w:p>
@@ -17909,13 +18561,23 @@
           <w:szCs w:val="24"/>
         </w:rPr>
       </w:pPr>
-      <w:r>
-        <w:rPr>
-          <w:rFonts w:ascii="Times New Roman" w:eastAsia="Times New Roman" w:hAnsi="Times New Roman" w:cs="Times New Roman"/>
-          <w:sz w:val="24"/>
-          <w:szCs w:val="24"/>
-        </w:rPr>
-        <w:t xml:space="preserve">get_group_chats.php: </w:t>
+      <w:proofErr w:type="spellStart"/>
+      <w:r>
+        <w:rPr>
+          <w:rFonts w:ascii="Times New Roman" w:eastAsia="Times New Roman" w:hAnsi="Times New Roman" w:cs="Times New Roman"/>
+          <w:sz w:val="24"/>
+          <w:szCs w:val="24"/>
+        </w:rPr>
+        <w:t>get_group_chats.php</w:t>
+      </w:r>
+      <w:proofErr w:type="spellEnd"/>
+      <w:r>
+        <w:rPr>
+          <w:rFonts w:ascii="Times New Roman" w:eastAsia="Times New Roman" w:hAnsi="Times New Roman" w:cs="Times New Roman"/>
+          <w:sz w:val="24"/>
+          <w:szCs w:val="24"/>
+        </w:rPr>
+        <w:t xml:space="preserve">: </w:t>
       </w:r>
       <w:r>
         <w:rPr>
@@ -17941,13 +18603,23 @@
           <w:szCs w:val="24"/>
         </w:rPr>
       </w:pPr>
-      <w:r>
-        <w:rPr>
-          <w:rFonts w:ascii="Times New Roman" w:eastAsia="Times New Roman" w:hAnsi="Times New Roman" w:cs="Times New Roman"/>
-          <w:sz w:val="24"/>
-          <w:szCs w:val="24"/>
-        </w:rPr>
-        <w:t>get_messages.php: Kimutatja a felhasználó és egy másik személy közötti üzeneteket</w:t>
+      <w:proofErr w:type="spellStart"/>
+      <w:r>
+        <w:rPr>
+          <w:rFonts w:ascii="Times New Roman" w:eastAsia="Times New Roman" w:hAnsi="Times New Roman" w:cs="Times New Roman"/>
+          <w:sz w:val="24"/>
+          <w:szCs w:val="24"/>
+        </w:rPr>
+        <w:t>get_messages.php</w:t>
+      </w:r>
+      <w:proofErr w:type="spellEnd"/>
+      <w:r>
+        <w:rPr>
+          <w:rFonts w:ascii="Times New Roman" w:eastAsia="Times New Roman" w:hAnsi="Times New Roman" w:cs="Times New Roman"/>
+          <w:sz w:val="24"/>
+          <w:szCs w:val="24"/>
+        </w:rPr>
+        <w:t>: Kimutatja a felhasználó és egy másik személy közötti üzeneteket</w:t>
       </w:r>
     </w:p>
     <w:p>
@@ -17965,13 +18637,23 @@
           <w:szCs w:val="24"/>
         </w:rPr>
       </w:pPr>
-      <w:r>
-        <w:rPr>
-          <w:rFonts w:ascii="Times New Roman" w:eastAsia="Times New Roman" w:hAnsi="Times New Roman" w:cs="Times New Roman"/>
-          <w:sz w:val="24"/>
-          <w:szCs w:val="24"/>
-        </w:rPr>
-        <w:t>start_chat.php: Csevegés elindítása egy ismerőssel</w:t>
+      <w:proofErr w:type="spellStart"/>
+      <w:r>
+        <w:rPr>
+          <w:rFonts w:ascii="Times New Roman" w:eastAsia="Times New Roman" w:hAnsi="Times New Roman" w:cs="Times New Roman"/>
+          <w:sz w:val="24"/>
+          <w:szCs w:val="24"/>
+        </w:rPr>
+        <w:t>start_chat.php</w:t>
+      </w:r>
+      <w:proofErr w:type="spellEnd"/>
+      <w:r>
+        <w:rPr>
+          <w:rFonts w:ascii="Times New Roman" w:eastAsia="Times New Roman" w:hAnsi="Times New Roman" w:cs="Times New Roman"/>
+          <w:sz w:val="24"/>
+          <w:szCs w:val="24"/>
+        </w:rPr>
+        <w:t>: Csevegés elindítása egy ismerőssel</w:t>
       </w:r>
     </w:p>
     <w:p>
@@ -18037,13 +18719,23 @@
           <w:szCs w:val="24"/>
         </w:rPr>
       </w:pPr>
-      <w:r>
-        <w:rPr>
-          <w:rFonts w:ascii="Times New Roman" w:eastAsia="Times New Roman" w:hAnsi="Times New Roman" w:cs="Times New Roman"/>
-          <w:sz w:val="24"/>
-          <w:szCs w:val="24"/>
-        </w:rPr>
-        <w:t>check_friend_status.php: Kimutatja az ismerőseidnek a státuszát (Online – Offline)</w:t>
+      <w:proofErr w:type="spellStart"/>
+      <w:r>
+        <w:rPr>
+          <w:rFonts w:ascii="Times New Roman" w:eastAsia="Times New Roman" w:hAnsi="Times New Roman" w:cs="Times New Roman"/>
+          <w:sz w:val="24"/>
+          <w:szCs w:val="24"/>
+        </w:rPr>
+        <w:t>check_friend_status.php</w:t>
+      </w:r>
+      <w:proofErr w:type="spellEnd"/>
+      <w:r>
+        <w:rPr>
+          <w:rFonts w:ascii="Times New Roman" w:eastAsia="Times New Roman" w:hAnsi="Times New Roman" w:cs="Times New Roman"/>
+          <w:sz w:val="24"/>
+          <w:szCs w:val="24"/>
+        </w:rPr>
+        <w:t>: Kimutatja az ismerőseidnek a státuszát (Online – Offline)</w:t>
       </w:r>
     </w:p>
     <w:p>
@@ -18061,13 +18753,23 @@
           <w:szCs w:val="24"/>
         </w:rPr>
       </w:pPr>
-      <w:r>
-        <w:rPr>
-          <w:rFonts w:ascii="Times New Roman" w:eastAsia="Times New Roman" w:hAnsi="Times New Roman" w:cs="Times New Roman"/>
-          <w:sz w:val="24"/>
-          <w:szCs w:val="24"/>
-        </w:rPr>
-        <w:t>get_friend_request_count.php: Az összes még el nem fogadott barátkérelmek számát mutatja ki</w:t>
+      <w:proofErr w:type="spellStart"/>
+      <w:r>
+        <w:rPr>
+          <w:rFonts w:ascii="Times New Roman" w:eastAsia="Times New Roman" w:hAnsi="Times New Roman" w:cs="Times New Roman"/>
+          <w:sz w:val="24"/>
+          <w:szCs w:val="24"/>
+        </w:rPr>
+        <w:t>get_friend_request_count.php</w:t>
+      </w:r>
+      <w:proofErr w:type="spellEnd"/>
+      <w:r>
+        <w:rPr>
+          <w:rFonts w:ascii="Times New Roman" w:eastAsia="Times New Roman" w:hAnsi="Times New Roman" w:cs="Times New Roman"/>
+          <w:sz w:val="24"/>
+          <w:szCs w:val="24"/>
+        </w:rPr>
+        <w:t>: Az összes még el nem fogadott barátkérelmek számát mutatja ki</w:t>
       </w:r>
     </w:p>
     <w:p>
@@ -18085,13 +18787,23 @@
           <w:szCs w:val="24"/>
         </w:rPr>
       </w:pPr>
-      <w:r>
-        <w:rPr>
-          <w:rFonts w:ascii="Times New Roman" w:eastAsia="Times New Roman" w:hAnsi="Times New Roman" w:cs="Times New Roman"/>
-          <w:sz w:val="24"/>
-          <w:szCs w:val="24"/>
-        </w:rPr>
-        <w:t>get_requests.php: Kapott barátkérelmek kimutatása</w:t>
+      <w:proofErr w:type="spellStart"/>
+      <w:r>
+        <w:rPr>
+          <w:rFonts w:ascii="Times New Roman" w:eastAsia="Times New Roman" w:hAnsi="Times New Roman" w:cs="Times New Roman"/>
+          <w:sz w:val="24"/>
+          <w:szCs w:val="24"/>
+        </w:rPr>
+        <w:t>get_requests.php</w:t>
+      </w:r>
+      <w:proofErr w:type="spellEnd"/>
+      <w:r>
+        <w:rPr>
+          <w:rFonts w:ascii="Times New Roman" w:eastAsia="Times New Roman" w:hAnsi="Times New Roman" w:cs="Times New Roman"/>
+          <w:sz w:val="24"/>
+          <w:szCs w:val="24"/>
+        </w:rPr>
+        <w:t>: Kapott barátkérelmek kimutatása</w:t>
       </w:r>
     </w:p>
     <w:p>
@@ -18109,13 +18821,23 @@
           <w:szCs w:val="24"/>
         </w:rPr>
       </w:pPr>
-      <w:r>
-        <w:rPr>
-          <w:rFonts w:ascii="Times New Roman" w:eastAsia="Times New Roman" w:hAnsi="Times New Roman" w:cs="Times New Roman"/>
-          <w:sz w:val="24"/>
-          <w:szCs w:val="24"/>
-        </w:rPr>
-        <w:t>search_users.php: Felhasználók keresése</w:t>
+      <w:proofErr w:type="spellStart"/>
+      <w:r>
+        <w:rPr>
+          <w:rFonts w:ascii="Times New Roman" w:eastAsia="Times New Roman" w:hAnsi="Times New Roman" w:cs="Times New Roman"/>
+          <w:sz w:val="24"/>
+          <w:szCs w:val="24"/>
+        </w:rPr>
+        <w:t>search_users.php</w:t>
+      </w:r>
+      <w:proofErr w:type="spellEnd"/>
+      <w:r>
+        <w:rPr>
+          <w:rFonts w:ascii="Times New Roman" w:eastAsia="Times New Roman" w:hAnsi="Times New Roman" w:cs="Times New Roman"/>
+          <w:sz w:val="24"/>
+          <w:szCs w:val="24"/>
+        </w:rPr>
+        <w:t>: Felhasználók keresése</w:t>
       </w:r>
     </w:p>
     <w:p>
@@ -18133,13 +18855,23 @@
           <w:szCs w:val="24"/>
         </w:rPr>
       </w:pPr>
-      <w:r>
-        <w:rPr>
-          <w:rFonts w:ascii="Times New Roman" w:eastAsia="Times New Roman" w:hAnsi="Times New Roman" w:cs="Times New Roman"/>
-          <w:sz w:val="24"/>
-          <w:szCs w:val="24"/>
-        </w:rPr>
-        <w:t>accept_request.php: barátkérelmek elfogadása</w:t>
+      <w:proofErr w:type="spellStart"/>
+      <w:r>
+        <w:rPr>
+          <w:rFonts w:ascii="Times New Roman" w:eastAsia="Times New Roman" w:hAnsi="Times New Roman" w:cs="Times New Roman"/>
+          <w:sz w:val="24"/>
+          <w:szCs w:val="24"/>
+        </w:rPr>
+        <w:t>accept_request.php</w:t>
+      </w:r>
+      <w:proofErr w:type="spellEnd"/>
+      <w:r>
+        <w:rPr>
+          <w:rFonts w:ascii="Times New Roman" w:eastAsia="Times New Roman" w:hAnsi="Times New Roman" w:cs="Times New Roman"/>
+          <w:sz w:val="24"/>
+          <w:szCs w:val="24"/>
+        </w:rPr>
+        <w:t>: barátkérelmek elfogadása</w:t>
       </w:r>
     </w:p>
     <w:p>
@@ -18157,13 +18889,23 @@
           <w:szCs w:val="24"/>
         </w:rPr>
       </w:pPr>
-      <w:r>
-        <w:rPr>
-          <w:rFonts w:ascii="Times New Roman" w:eastAsia="Times New Roman" w:hAnsi="Times New Roman" w:cs="Times New Roman"/>
-          <w:sz w:val="24"/>
-          <w:szCs w:val="24"/>
-        </w:rPr>
-        <w:t>decline_request.php: barátkérelmek elutasítása</w:t>
+      <w:proofErr w:type="spellStart"/>
+      <w:r>
+        <w:rPr>
+          <w:rFonts w:ascii="Times New Roman" w:eastAsia="Times New Roman" w:hAnsi="Times New Roman" w:cs="Times New Roman"/>
+          <w:sz w:val="24"/>
+          <w:szCs w:val="24"/>
+        </w:rPr>
+        <w:t>decline_request.php</w:t>
+      </w:r>
+      <w:proofErr w:type="spellEnd"/>
+      <w:r>
+        <w:rPr>
+          <w:rFonts w:ascii="Times New Roman" w:eastAsia="Times New Roman" w:hAnsi="Times New Roman" w:cs="Times New Roman"/>
+          <w:sz w:val="24"/>
+          <w:szCs w:val="24"/>
+        </w:rPr>
+        <w:t>: barátkérelmek elutasítása</w:t>
       </w:r>
     </w:p>
     <w:p>
@@ -18181,13 +18923,23 @@
           <w:szCs w:val="24"/>
         </w:rPr>
       </w:pPr>
-      <w:r>
-        <w:rPr>
-          <w:rFonts w:ascii="Times New Roman" w:eastAsia="Times New Roman" w:hAnsi="Times New Roman" w:cs="Times New Roman"/>
-          <w:sz w:val="24"/>
-          <w:szCs w:val="24"/>
-        </w:rPr>
-        <w:t>send_friend_request.php: barátkérelmek elküldése</w:t>
+      <w:proofErr w:type="spellStart"/>
+      <w:r>
+        <w:rPr>
+          <w:rFonts w:ascii="Times New Roman" w:eastAsia="Times New Roman" w:hAnsi="Times New Roman" w:cs="Times New Roman"/>
+          <w:sz w:val="24"/>
+          <w:szCs w:val="24"/>
+        </w:rPr>
+        <w:t>send_friend_request.php</w:t>
+      </w:r>
+      <w:proofErr w:type="spellEnd"/>
+      <w:r>
+        <w:rPr>
+          <w:rFonts w:ascii="Times New Roman" w:eastAsia="Times New Roman" w:hAnsi="Times New Roman" w:cs="Times New Roman"/>
+          <w:sz w:val="24"/>
+          <w:szCs w:val="24"/>
+        </w:rPr>
+        <w:t>: barátkérelmek elküldése</w:t>
       </w:r>
     </w:p>
     <w:p>
@@ -18208,6 +18960,7 @@
         </w:rPr>
       </w:pPr>
       <w:bookmarkStart w:id="52" w:name="_Toc196699994"/>
+      <w:proofErr w:type="spellStart"/>
       <w:r>
         <w:rPr>
           <w:rFonts w:ascii="Times New Roman" w:eastAsia="Times New Roman" w:hAnsi="Times New Roman" w:cs="Times New Roman"/>
@@ -18215,9 +18968,30 @@
           <w:sz w:val="32"/>
           <w:szCs w:val="24"/>
         </w:rPr>
-        <w:t>Reset password</w:t>
+        <w:t>Reset</w:t>
+      </w:r>
+      <w:proofErr w:type="spellEnd"/>
+      <w:r>
+        <w:rPr>
+          <w:rFonts w:ascii="Times New Roman" w:eastAsia="Times New Roman" w:hAnsi="Times New Roman" w:cs="Times New Roman"/>
+          <w:b/>
+          <w:sz w:val="32"/>
+          <w:szCs w:val="24"/>
+        </w:rPr>
+        <w:t xml:space="preserve"> </w:t>
+      </w:r>
+      <w:proofErr w:type="spellStart"/>
+      <w:r>
+        <w:rPr>
+          <w:rFonts w:ascii="Times New Roman" w:eastAsia="Times New Roman" w:hAnsi="Times New Roman" w:cs="Times New Roman"/>
+          <w:b/>
+          <w:sz w:val="32"/>
+          <w:szCs w:val="24"/>
+        </w:rPr>
+        <w:t>password</w:t>
       </w:r>
       <w:bookmarkEnd w:id="52"/>
+      <w:proofErr w:type="spellEnd"/>
     </w:p>
     <w:p>
       <w:pPr>
@@ -18234,13 +19008,23 @@
           <w:szCs w:val="24"/>
         </w:rPr>
       </w:pPr>
-      <w:r>
-        <w:rPr>
-          <w:rFonts w:ascii="Times New Roman" w:eastAsia="Times New Roman" w:hAnsi="Times New Roman" w:cs="Times New Roman"/>
-          <w:sz w:val="24"/>
-          <w:szCs w:val="24"/>
-        </w:rPr>
-        <w:t>open_reset_window.php: Megnyitja a jelszó helyreállításhoz szükséges ablakot</w:t>
+      <w:proofErr w:type="spellStart"/>
+      <w:r>
+        <w:rPr>
+          <w:rFonts w:ascii="Times New Roman" w:eastAsia="Times New Roman" w:hAnsi="Times New Roman" w:cs="Times New Roman"/>
+          <w:sz w:val="24"/>
+          <w:szCs w:val="24"/>
+        </w:rPr>
+        <w:t>open_reset_window.php</w:t>
+      </w:r>
+      <w:proofErr w:type="spellEnd"/>
+      <w:r>
+        <w:rPr>
+          <w:rFonts w:ascii="Times New Roman" w:eastAsia="Times New Roman" w:hAnsi="Times New Roman" w:cs="Times New Roman"/>
+          <w:sz w:val="24"/>
+          <w:szCs w:val="24"/>
+        </w:rPr>
+        <w:t>: Megnyitja a jelszó helyreállításhoz szükséges ablakot</w:t>
       </w:r>
     </w:p>
     <w:p>
@@ -18258,21 +19042,49 @@
           <w:szCs w:val="24"/>
         </w:rPr>
       </w:pPr>
-      <w:r>
-        <w:rPr>
-          <w:rFonts w:ascii="Times New Roman" w:eastAsia="Times New Roman" w:hAnsi="Times New Roman" w:cs="Times New Roman"/>
-          <w:sz w:val="24"/>
-          <w:szCs w:val="24"/>
-        </w:rPr>
-        <w:t xml:space="preserve">reset_password_form.php: </w:t>
-      </w:r>
-      <w:r>
-        <w:rPr>
-          <w:rFonts w:ascii="Times New Roman" w:eastAsia="Times New Roman" w:hAnsi="Times New Roman" w:cs="Times New Roman"/>
-          <w:sz w:val="24"/>
-          <w:szCs w:val="24"/>
-        </w:rPr>
-        <w:t>Egy lekicsinyített ablakban megjelenő Form a jelszó helyreállításához</w:t>
+      <w:proofErr w:type="spellStart"/>
+      <w:r>
+        <w:rPr>
+          <w:rFonts w:ascii="Times New Roman" w:eastAsia="Times New Roman" w:hAnsi="Times New Roman" w:cs="Times New Roman"/>
+          <w:sz w:val="24"/>
+          <w:szCs w:val="24"/>
+        </w:rPr>
+        <w:t>reset_password_form.php</w:t>
+      </w:r>
+      <w:proofErr w:type="spellEnd"/>
+      <w:r>
+        <w:rPr>
+          <w:rFonts w:ascii="Times New Roman" w:eastAsia="Times New Roman" w:hAnsi="Times New Roman" w:cs="Times New Roman"/>
+          <w:sz w:val="24"/>
+          <w:szCs w:val="24"/>
+        </w:rPr>
+        <w:t xml:space="preserve">: </w:t>
+      </w:r>
+      <w:r>
+        <w:rPr>
+          <w:rFonts w:ascii="Times New Roman" w:eastAsia="Times New Roman" w:hAnsi="Times New Roman" w:cs="Times New Roman"/>
+          <w:sz w:val="24"/>
+          <w:szCs w:val="24"/>
+        </w:rPr>
+        <w:t xml:space="preserve">Egy lekicsinyített ablakban megjelenő </w:t>
+      </w:r>
+      <w:proofErr w:type="spellStart"/>
+      <w:r>
+        <w:rPr>
+          <w:rFonts w:ascii="Times New Roman" w:eastAsia="Times New Roman" w:hAnsi="Times New Roman" w:cs="Times New Roman"/>
+          <w:sz w:val="24"/>
+          <w:szCs w:val="24"/>
+        </w:rPr>
+        <w:t>Form</w:t>
+      </w:r>
+      <w:proofErr w:type="spellEnd"/>
+      <w:r>
+        <w:rPr>
+          <w:rFonts w:ascii="Times New Roman" w:eastAsia="Times New Roman" w:hAnsi="Times New Roman" w:cs="Times New Roman"/>
+          <w:sz w:val="24"/>
+          <w:szCs w:val="24"/>
+        </w:rPr>
+        <w:t xml:space="preserve"> a jelszó helyreállításához</w:t>
       </w:r>
     </w:p>
     <w:p>
@@ -18290,13 +19102,23 @@
           <w:szCs w:val="24"/>
         </w:rPr>
       </w:pPr>
-      <w:r>
-        <w:rPr>
-          <w:rFonts w:ascii="Times New Roman" w:eastAsia="Times New Roman" w:hAnsi="Times New Roman" w:cs="Times New Roman"/>
-          <w:sz w:val="24"/>
-          <w:szCs w:val="24"/>
-        </w:rPr>
-        <w:t>reset_password.php: Jelszó helyreállítása</w:t>
+      <w:proofErr w:type="spellStart"/>
+      <w:r>
+        <w:rPr>
+          <w:rFonts w:ascii="Times New Roman" w:eastAsia="Times New Roman" w:hAnsi="Times New Roman" w:cs="Times New Roman"/>
+          <w:sz w:val="24"/>
+          <w:szCs w:val="24"/>
+        </w:rPr>
+        <w:t>reset_password.php</w:t>
+      </w:r>
+      <w:proofErr w:type="spellEnd"/>
+      <w:r>
+        <w:rPr>
+          <w:rFonts w:ascii="Times New Roman" w:eastAsia="Times New Roman" w:hAnsi="Times New Roman" w:cs="Times New Roman"/>
+          <w:sz w:val="24"/>
+          <w:szCs w:val="24"/>
+        </w:rPr>
+        <w:t>: Jelszó helyreállítása</w:t>
       </w:r>
     </w:p>
     <w:p>
@@ -18317,6 +19139,7 @@
         </w:rPr>
       </w:pPr>
       <w:bookmarkStart w:id="53" w:name="_Toc196699995"/>
+      <w:proofErr w:type="spellStart"/>
       <w:r>
         <w:rPr>
           <w:rFonts w:ascii="Times New Roman" w:eastAsia="Times New Roman" w:hAnsi="Times New Roman" w:cs="Times New Roman"/>
@@ -18327,6 +19150,7 @@
         <w:t>Settings</w:t>
       </w:r>
       <w:bookmarkEnd w:id="53"/>
+      <w:proofErr w:type="spellEnd"/>
     </w:p>
     <w:p>
       <w:pPr>
@@ -18343,13 +19167,23 @@
           <w:szCs w:val="24"/>
         </w:rPr>
       </w:pPr>
-      <w:r>
-        <w:rPr>
-          <w:rFonts w:ascii="Times New Roman" w:eastAsia="Times New Roman" w:hAnsi="Times New Roman" w:cs="Times New Roman"/>
-          <w:sz w:val="24"/>
-          <w:szCs w:val="24"/>
-        </w:rPr>
-        <w:t>update_profile_picture.php: Új profilkép beszúrása a felhasználónak</w:t>
+      <w:proofErr w:type="spellStart"/>
+      <w:r>
+        <w:rPr>
+          <w:rFonts w:ascii="Times New Roman" w:eastAsia="Times New Roman" w:hAnsi="Times New Roman" w:cs="Times New Roman"/>
+          <w:sz w:val="24"/>
+          <w:szCs w:val="24"/>
+        </w:rPr>
+        <w:t>update_profile_picture.php</w:t>
+      </w:r>
+      <w:proofErr w:type="spellEnd"/>
+      <w:r>
+        <w:rPr>
+          <w:rFonts w:ascii="Times New Roman" w:eastAsia="Times New Roman" w:hAnsi="Times New Roman" w:cs="Times New Roman"/>
+          <w:sz w:val="24"/>
+          <w:szCs w:val="24"/>
+        </w:rPr>
+        <w:t>: Új profilkép beszúrása a felhasználónak</w:t>
       </w:r>
     </w:p>
     <w:p>
@@ -18367,13 +19201,23 @@
           <w:szCs w:val="24"/>
         </w:rPr>
       </w:pPr>
-      <w:r>
-        <w:rPr>
-          <w:rFonts w:ascii="Times New Roman" w:eastAsia="Times New Roman" w:hAnsi="Times New Roman" w:cs="Times New Roman"/>
-          <w:sz w:val="24"/>
-          <w:szCs w:val="24"/>
-        </w:rPr>
-        <w:t>update_username.php: Új felhasználónév készítése</w:t>
+      <w:proofErr w:type="spellStart"/>
+      <w:r>
+        <w:rPr>
+          <w:rFonts w:ascii="Times New Roman" w:eastAsia="Times New Roman" w:hAnsi="Times New Roman" w:cs="Times New Roman"/>
+          <w:sz w:val="24"/>
+          <w:szCs w:val="24"/>
+        </w:rPr>
+        <w:t>update_username.php</w:t>
+      </w:r>
+      <w:proofErr w:type="spellEnd"/>
+      <w:r>
+        <w:rPr>
+          <w:rFonts w:ascii="Times New Roman" w:eastAsia="Times New Roman" w:hAnsi="Times New Roman" w:cs="Times New Roman"/>
+          <w:sz w:val="24"/>
+          <w:szCs w:val="24"/>
+        </w:rPr>
+        <w:t>: Új felhasználónév készítése</w:t>
       </w:r>
     </w:p>
     <w:p>
@@ -19221,8 +20065,18 @@
           <w:sz w:val="24"/>
           <w:szCs w:val="24"/>
         </w:rPr>
-        <w:t>Azonosító: Valid registration</w:t>
-      </w:r>
+        <w:t xml:space="preserve">Azonosító: Valid </w:t>
+      </w:r>
+      <w:proofErr w:type="spellStart"/>
+      <w:r>
+        <w:rPr>
+          <w:rFonts w:ascii="Times New Roman" w:eastAsia="Times New Roman" w:hAnsi="Times New Roman" w:cs="Times New Roman"/>
+          <w:sz w:val="24"/>
+          <w:szCs w:val="24"/>
+        </w:rPr>
+        <w:t>registration</w:t>
+      </w:r>
+      <w:proofErr w:type="spellEnd"/>
     </w:p>
     <w:p>
       <w:pPr>
@@ -19271,6 +20125,7 @@
         </w:rPr>
         <w:t xml:space="preserve">Email: </w:t>
       </w:r>
+      <w:proofErr w:type="spellStart"/>
       <w:r>
         <w:rPr>
           <w:rFonts w:ascii="Times New Roman" w:eastAsia="Times New Roman" w:hAnsi="Times New Roman" w:cs="Times New Roman"/>
@@ -19279,6 +20134,7 @@
         </w:rPr>
         <w:t>validEmail</w:t>
       </w:r>
+      <w:proofErr w:type="spellEnd"/>
     </w:p>
     <w:p>
       <w:pPr>
@@ -19391,7 +20247,61 @@
           <w:sz w:val="24"/>
           <w:szCs w:val="24"/>
         </w:rPr>
-        <w:t>Azonosító: Registration with empty email</w:t>
+        <w:t xml:space="preserve">Azonosító: </w:t>
+      </w:r>
+      <w:proofErr w:type="spellStart"/>
+      <w:r>
+        <w:rPr>
+          <w:rFonts w:ascii="Times New Roman" w:eastAsia="Times New Roman" w:hAnsi="Times New Roman" w:cs="Times New Roman"/>
+          <w:sz w:val="24"/>
+          <w:szCs w:val="24"/>
+        </w:rPr>
+        <w:t>Registration</w:t>
+      </w:r>
+      <w:proofErr w:type="spellEnd"/>
+      <w:r>
+        <w:rPr>
+          <w:rFonts w:ascii="Times New Roman" w:eastAsia="Times New Roman" w:hAnsi="Times New Roman" w:cs="Times New Roman"/>
+          <w:sz w:val="24"/>
+          <w:szCs w:val="24"/>
+        </w:rPr>
+        <w:t xml:space="preserve"> </w:t>
+      </w:r>
+      <w:proofErr w:type="spellStart"/>
+      <w:r>
+        <w:rPr>
+          <w:rFonts w:ascii="Times New Roman" w:eastAsia="Times New Roman" w:hAnsi="Times New Roman" w:cs="Times New Roman"/>
+          <w:sz w:val="24"/>
+          <w:szCs w:val="24"/>
+        </w:rPr>
+        <w:t>with</w:t>
+      </w:r>
+      <w:proofErr w:type="spellEnd"/>
+      <w:r>
+        <w:rPr>
+          <w:rFonts w:ascii="Times New Roman" w:eastAsia="Times New Roman" w:hAnsi="Times New Roman" w:cs="Times New Roman"/>
+          <w:sz w:val="24"/>
+          <w:szCs w:val="24"/>
+        </w:rPr>
+        <w:t xml:space="preserve"> </w:t>
+      </w:r>
+      <w:proofErr w:type="spellStart"/>
+      <w:r>
+        <w:rPr>
+          <w:rFonts w:ascii="Times New Roman" w:eastAsia="Times New Roman" w:hAnsi="Times New Roman" w:cs="Times New Roman"/>
+          <w:sz w:val="24"/>
+          <w:szCs w:val="24"/>
+        </w:rPr>
+        <w:t>empty</w:t>
+      </w:r>
+      <w:proofErr w:type="spellEnd"/>
+      <w:r>
+        <w:rPr>
+          <w:rFonts w:ascii="Times New Roman" w:eastAsia="Times New Roman" w:hAnsi="Times New Roman" w:cs="Times New Roman"/>
+          <w:sz w:val="24"/>
+          <w:szCs w:val="24"/>
+        </w:rPr>
+        <w:t xml:space="preserve"> email</w:t>
       </w:r>
     </w:p>
     <w:p>
@@ -19552,8 +20462,72 @@
           <w:sz w:val="24"/>
           <w:szCs w:val="24"/>
         </w:rPr>
-        <w:t>Azonosító: Registration with empty password</w:t>
-      </w:r>
+        <w:t xml:space="preserve">Azonosító: </w:t>
+      </w:r>
+      <w:proofErr w:type="spellStart"/>
+      <w:r>
+        <w:rPr>
+          <w:rFonts w:ascii="Times New Roman" w:eastAsia="Times New Roman" w:hAnsi="Times New Roman" w:cs="Times New Roman"/>
+          <w:sz w:val="24"/>
+          <w:szCs w:val="24"/>
+        </w:rPr>
+        <w:t>Registration</w:t>
+      </w:r>
+      <w:proofErr w:type="spellEnd"/>
+      <w:r>
+        <w:rPr>
+          <w:rFonts w:ascii="Times New Roman" w:eastAsia="Times New Roman" w:hAnsi="Times New Roman" w:cs="Times New Roman"/>
+          <w:sz w:val="24"/>
+          <w:szCs w:val="24"/>
+        </w:rPr>
+        <w:t xml:space="preserve"> </w:t>
+      </w:r>
+      <w:proofErr w:type="spellStart"/>
+      <w:r>
+        <w:rPr>
+          <w:rFonts w:ascii="Times New Roman" w:eastAsia="Times New Roman" w:hAnsi="Times New Roman" w:cs="Times New Roman"/>
+          <w:sz w:val="24"/>
+          <w:szCs w:val="24"/>
+        </w:rPr>
+        <w:t>with</w:t>
+      </w:r>
+      <w:proofErr w:type="spellEnd"/>
+      <w:r>
+        <w:rPr>
+          <w:rFonts w:ascii="Times New Roman" w:eastAsia="Times New Roman" w:hAnsi="Times New Roman" w:cs="Times New Roman"/>
+          <w:sz w:val="24"/>
+          <w:szCs w:val="24"/>
+        </w:rPr>
+        <w:t xml:space="preserve"> </w:t>
+      </w:r>
+      <w:proofErr w:type="spellStart"/>
+      <w:r>
+        <w:rPr>
+          <w:rFonts w:ascii="Times New Roman" w:eastAsia="Times New Roman" w:hAnsi="Times New Roman" w:cs="Times New Roman"/>
+          <w:sz w:val="24"/>
+          <w:szCs w:val="24"/>
+        </w:rPr>
+        <w:t>empty</w:t>
+      </w:r>
+      <w:proofErr w:type="spellEnd"/>
+      <w:r>
+        <w:rPr>
+          <w:rFonts w:ascii="Times New Roman" w:eastAsia="Times New Roman" w:hAnsi="Times New Roman" w:cs="Times New Roman"/>
+          <w:sz w:val="24"/>
+          <w:szCs w:val="24"/>
+        </w:rPr>
+        <w:t xml:space="preserve"> </w:t>
+      </w:r>
+      <w:proofErr w:type="spellStart"/>
+      <w:r>
+        <w:rPr>
+          <w:rFonts w:ascii="Times New Roman" w:eastAsia="Times New Roman" w:hAnsi="Times New Roman" w:cs="Times New Roman"/>
+          <w:sz w:val="24"/>
+          <w:szCs w:val="24"/>
+        </w:rPr>
+        <w:t>password</w:t>
+      </w:r>
+      <w:proofErr w:type="spellEnd"/>
     </w:p>
     <w:p>
       <w:pPr>
@@ -19600,8 +20574,18 @@
           <w:sz w:val="24"/>
           <w:szCs w:val="24"/>
         </w:rPr>
-        <w:t>Email: validEmail</w:t>
-      </w:r>
+        <w:t xml:space="preserve">Email: </w:t>
+      </w:r>
+      <w:proofErr w:type="spellStart"/>
+      <w:r>
+        <w:rPr>
+          <w:rFonts w:ascii="Times New Roman" w:eastAsia="Times New Roman" w:hAnsi="Times New Roman" w:cs="Times New Roman"/>
+          <w:sz w:val="24"/>
+          <w:szCs w:val="24"/>
+        </w:rPr>
+        <w:t>validEmail</w:t>
+      </w:r>
+      <w:proofErr w:type="spellEnd"/>
     </w:p>
     <w:p>
       <w:pPr>
@@ -19698,8 +20682,72 @@
           <w:sz w:val="24"/>
           <w:szCs w:val="24"/>
         </w:rPr>
-        <w:t>Azonosító: Registration with short password</w:t>
-      </w:r>
+        <w:t xml:space="preserve">Azonosító: </w:t>
+      </w:r>
+      <w:proofErr w:type="spellStart"/>
+      <w:r>
+        <w:rPr>
+          <w:rFonts w:ascii="Times New Roman" w:eastAsia="Times New Roman" w:hAnsi="Times New Roman" w:cs="Times New Roman"/>
+          <w:sz w:val="24"/>
+          <w:szCs w:val="24"/>
+        </w:rPr>
+        <w:t>Registration</w:t>
+      </w:r>
+      <w:proofErr w:type="spellEnd"/>
+      <w:r>
+        <w:rPr>
+          <w:rFonts w:ascii="Times New Roman" w:eastAsia="Times New Roman" w:hAnsi="Times New Roman" w:cs="Times New Roman"/>
+          <w:sz w:val="24"/>
+          <w:szCs w:val="24"/>
+        </w:rPr>
+        <w:t xml:space="preserve"> </w:t>
+      </w:r>
+      <w:proofErr w:type="spellStart"/>
+      <w:r>
+        <w:rPr>
+          <w:rFonts w:ascii="Times New Roman" w:eastAsia="Times New Roman" w:hAnsi="Times New Roman" w:cs="Times New Roman"/>
+          <w:sz w:val="24"/>
+          <w:szCs w:val="24"/>
+        </w:rPr>
+        <w:t>with</w:t>
+      </w:r>
+      <w:proofErr w:type="spellEnd"/>
+      <w:r>
+        <w:rPr>
+          <w:rFonts w:ascii="Times New Roman" w:eastAsia="Times New Roman" w:hAnsi="Times New Roman" w:cs="Times New Roman"/>
+          <w:sz w:val="24"/>
+          <w:szCs w:val="24"/>
+        </w:rPr>
+        <w:t xml:space="preserve"> </w:t>
+      </w:r>
+      <w:proofErr w:type="spellStart"/>
+      <w:r>
+        <w:rPr>
+          <w:rFonts w:ascii="Times New Roman" w:eastAsia="Times New Roman" w:hAnsi="Times New Roman" w:cs="Times New Roman"/>
+          <w:sz w:val="24"/>
+          <w:szCs w:val="24"/>
+        </w:rPr>
+        <w:t>short</w:t>
+      </w:r>
+      <w:proofErr w:type="spellEnd"/>
+      <w:r>
+        <w:rPr>
+          <w:rFonts w:ascii="Times New Roman" w:eastAsia="Times New Roman" w:hAnsi="Times New Roman" w:cs="Times New Roman"/>
+          <w:sz w:val="24"/>
+          <w:szCs w:val="24"/>
+        </w:rPr>
+        <w:t xml:space="preserve"> </w:t>
+      </w:r>
+      <w:proofErr w:type="spellStart"/>
+      <w:r>
+        <w:rPr>
+          <w:rFonts w:ascii="Times New Roman" w:eastAsia="Times New Roman" w:hAnsi="Times New Roman" w:cs="Times New Roman"/>
+          <w:sz w:val="24"/>
+          <w:szCs w:val="24"/>
+        </w:rPr>
+        <w:t>password</w:t>
+      </w:r>
+      <w:proofErr w:type="spellEnd"/>
     </w:p>
     <w:p>
       <w:pPr>
@@ -19747,8 +20795,18 @@
           <w:szCs w:val="24"/>
         </w:rPr>
         <w:lastRenderedPageBreak/>
-        <w:t>Email: validEmail</w:t>
-      </w:r>
+        <w:t xml:space="preserve">Email: </w:t>
+      </w:r>
+      <w:proofErr w:type="spellStart"/>
+      <w:r>
+        <w:rPr>
+          <w:rFonts w:ascii="Times New Roman" w:eastAsia="Times New Roman" w:hAnsi="Times New Roman" w:cs="Times New Roman"/>
+          <w:sz w:val="24"/>
+          <w:szCs w:val="24"/>
+        </w:rPr>
+        <w:t>validEmail</w:t>
+      </w:r>
+      <w:proofErr w:type="spellEnd"/>
     </w:p>
     <w:p>
       <w:pPr>
@@ -19844,8 +20902,90 @@
           <w:sz w:val="24"/>
           <w:szCs w:val="24"/>
         </w:rPr>
-        <w:t>Azonosító: Registration with special characters in password</w:t>
-      </w:r>
+        <w:t xml:space="preserve">Azonosító: </w:t>
+      </w:r>
+      <w:proofErr w:type="spellStart"/>
+      <w:r>
+        <w:rPr>
+          <w:rFonts w:ascii="Times New Roman" w:eastAsia="Times New Roman" w:hAnsi="Times New Roman" w:cs="Times New Roman"/>
+          <w:sz w:val="24"/>
+          <w:szCs w:val="24"/>
+        </w:rPr>
+        <w:t>Registration</w:t>
+      </w:r>
+      <w:proofErr w:type="spellEnd"/>
+      <w:r>
+        <w:rPr>
+          <w:rFonts w:ascii="Times New Roman" w:eastAsia="Times New Roman" w:hAnsi="Times New Roman" w:cs="Times New Roman"/>
+          <w:sz w:val="24"/>
+          <w:szCs w:val="24"/>
+        </w:rPr>
+        <w:t xml:space="preserve"> </w:t>
+      </w:r>
+      <w:proofErr w:type="spellStart"/>
+      <w:r>
+        <w:rPr>
+          <w:rFonts w:ascii="Times New Roman" w:eastAsia="Times New Roman" w:hAnsi="Times New Roman" w:cs="Times New Roman"/>
+          <w:sz w:val="24"/>
+          <w:szCs w:val="24"/>
+        </w:rPr>
+        <w:t>with</w:t>
+      </w:r>
+      <w:proofErr w:type="spellEnd"/>
+      <w:r>
+        <w:rPr>
+          <w:rFonts w:ascii="Times New Roman" w:eastAsia="Times New Roman" w:hAnsi="Times New Roman" w:cs="Times New Roman"/>
+          <w:sz w:val="24"/>
+          <w:szCs w:val="24"/>
+        </w:rPr>
+        <w:t xml:space="preserve"> </w:t>
+      </w:r>
+      <w:proofErr w:type="spellStart"/>
+      <w:r>
+        <w:rPr>
+          <w:rFonts w:ascii="Times New Roman" w:eastAsia="Times New Roman" w:hAnsi="Times New Roman" w:cs="Times New Roman"/>
+          <w:sz w:val="24"/>
+          <w:szCs w:val="24"/>
+        </w:rPr>
+        <w:t>special</w:t>
+      </w:r>
+      <w:proofErr w:type="spellEnd"/>
+      <w:r>
+        <w:rPr>
+          <w:rFonts w:ascii="Times New Roman" w:eastAsia="Times New Roman" w:hAnsi="Times New Roman" w:cs="Times New Roman"/>
+          <w:sz w:val="24"/>
+          <w:szCs w:val="24"/>
+        </w:rPr>
+        <w:t xml:space="preserve"> </w:t>
+      </w:r>
+      <w:proofErr w:type="spellStart"/>
+      <w:r>
+        <w:rPr>
+          <w:rFonts w:ascii="Times New Roman" w:eastAsia="Times New Roman" w:hAnsi="Times New Roman" w:cs="Times New Roman"/>
+          <w:sz w:val="24"/>
+          <w:szCs w:val="24"/>
+        </w:rPr>
+        <w:t>characters</w:t>
+      </w:r>
+      <w:proofErr w:type="spellEnd"/>
+      <w:r>
+        <w:rPr>
+          <w:rFonts w:ascii="Times New Roman" w:eastAsia="Times New Roman" w:hAnsi="Times New Roman" w:cs="Times New Roman"/>
+          <w:sz w:val="24"/>
+          <w:szCs w:val="24"/>
+        </w:rPr>
+        <w:t xml:space="preserve"> in </w:t>
+      </w:r>
+      <w:proofErr w:type="spellStart"/>
+      <w:r>
+        <w:rPr>
+          <w:rFonts w:ascii="Times New Roman" w:eastAsia="Times New Roman" w:hAnsi="Times New Roman" w:cs="Times New Roman"/>
+          <w:sz w:val="24"/>
+          <w:szCs w:val="24"/>
+        </w:rPr>
+        <w:t>password</w:t>
+      </w:r>
+      <w:proofErr w:type="spellEnd"/>
     </w:p>
     <w:p>
       <w:pPr>
@@ -19892,8 +21032,18 @@
           <w:sz w:val="24"/>
           <w:szCs w:val="24"/>
         </w:rPr>
-        <w:t>Email: validEmail</w:t>
-      </w:r>
+        <w:t xml:space="preserve">Email: </w:t>
+      </w:r>
+      <w:proofErr w:type="spellStart"/>
+      <w:r>
+        <w:rPr>
+          <w:rFonts w:ascii="Times New Roman" w:eastAsia="Times New Roman" w:hAnsi="Times New Roman" w:cs="Times New Roman"/>
+          <w:sz w:val="24"/>
+          <w:szCs w:val="24"/>
+        </w:rPr>
+        <w:t>validEmail</w:t>
+      </w:r>
+      <w:proofErr w:type="spellEnd"/>
     </w:p>
     <w:p>
       <w:pPr>
@@ -20102,7 +21252,61 @@
           <w:sz w:val="24"/>
           <w:szCs w:val="24"/>
         </w:rPr>
-        <w:t>Azonosító: Login with incorrect credentials shows toastmessage</w:t>
+        <w:t xml:space="preserve">Azonosító: Login </w:t>
+      </w:r>
+      <w:proofErr w:type="spellStart"/>
+      <w:r>
+        <w:rPr>
+          <w:rFonts w:ascii="Times New Roman" w:eastAsia="Times New Roman" w:hAnsi="Times New Roman" w:cs="Times New Roman"/>
+          <w:sz w:val="24"/>
+          <w:szCs w:val="24"/>
+        </w:rPr>
+        <w:t>with</w:t>
+      </w:r>
+      <w:proofErr w:type="spellEnd"/>
+      <w:r>
+        <w:rPr>
+          <w:rFonts w:ascii="Times New Roman" w:eastAsia="Times New Roman" w:hAnsi="Times New Roman" w:cs="Times New Roman"/>
+          <w:sz w:val="24"/>
+          <w:szCs w:val="24"/>
+        </w:rPr>
+        <w:t xml:space="preserve"> </w:t>
+      </w:r>
+      <w:proofErr w:type="spellStart"/>
+      <w:r>
+        <w:rPr>
+          <w:rFonts w:ascii="Times New Roman" w:eastAsia="Times New Roman" w:hAnsi="Times New Roman" w:cs="Times New Roman"/>
+          <w:sz w:val="24"/>
+          <w:szCs w:val="24"/>
+        </w:rPr>
+        <w:t>incorrect</w:t>
+      </w:r>
+      <w:proofErr w:type="spellEnd"/>
+      <w:r>
+        <w:rPr>
+          <w:rFonts w:ascii="Times New Roman" w:eastAsia="Times New Roman" w:hAnsi="Times New Roman" w:cs="Times New Roman"/>
+          <w:sz w:val="24"/>
+          <w:szCs w:val="24"/>
+        </w:rPr>
+        <w:t xml:space="preserve"> </w:t>
+      </w:r>
+      <w:proofErr w:type="spellStart"/>
+      <w:r>
+        <w:rPr>
+          <w:rFonts w:ascii="Times New Roman" w:eastAsia="Times New Roman" w:hAnsi="Times New Roman" w:cs="Times New Roman"/>
+          <w:sz w:val="24"/>
+          <w:szCs w:val="24"/>
+        </w:rPr>
+        <w:t>credentials</w:t>
+      </w:r>
+      <w:proofErr w:type="spellEnd"/>
+      <w:r>
+        <w:rPr>
+          <w:rFonts w:ascii="Times New Roman" w:eastAsia="Times New Roman" w:hAnsi="Times New Roman" w:cs="Times New Roman"/>
+          <w:sz w:val="24"/>
+          <w:szCs w:val="24"/>
+        </w:rPr>
+        <w:t xml:space="preserve"> shows toastmessage</w:t>
       </w:r>
     </w:p>
     <w:p>
@@ -20249,8 +21453,18 @@
           <w:sz w:val="24"/>
           <w:szCs w:val="24"/>
         </w:rPr>
-        <w:t>Jelszó: wrongpassword</w:t>
-      </w:r>
+        <w:t xml:space="preserve">Jelszó: </w:t>
+      </w:r>
+      <w:proofErr w:type="spellStart"/>
+      <w:r>
+        <w:rPr>
+          <w:rFonts w:ascii="Times New Roman" w:eastAsia="Times New Roman" w:hAnsi="Times New Roman" w:cs="Times New Roman"/>
+          <w:sz w:val="24"/>
+          <w:szCs w:val="24"/>
+        </w:rPr>
+        <w:t>wrongpassword</w:t>
+      </w:r>
+      <w:proofErr w:type="spellEnd"/>
     </w:p>
     <w:p>
       <w:pPr>
@@ -20423,7 +21637,25 @@
           <w:sz w:val="24"/>
           <w:szCs w:val="24"/>
         </w:rPr>
-        <w:t>Azonosító: FindValaki test</w:t>
+        <w:t xml:space="preserve">Azonosító: </w:t>
+      </w:r>
+      <w:proofErr w:type="spellStart"/>
+      <w:r>
+        <w:rPr>
+          <w:rFonts w:ascii="Times New Roman" w:eastAsia="Times New Roman" w:hAnsi="Times New Roman" w:cs="Times New Roman"/>
+          <w:sz w:val="24"/>
+          <w:szCs w:val="24"/>
+        </w:rPr>
+        <w:t>FindValaki</w:t>
+      </w:r>
+      <w:proofErr w:type="spellEnd"/>
+      <w:r>
+        <w:rPr>
+          <w:rFonts w:ascii="Times New Roman" w:eastAsia="Times New Roman" w:hAnsi="Times New Roman" w:cs="Times New Roman"/>
+          <w:sz w:val="24"/>
+          <w:szCs w:val="24"/>
+        </w:rPr>
+        <w:t xml:space="preserve"> test</w:t>
       </w:r>
     </w:p>
     <w:p>
@@ -21108,7 +22340,61 @@
           <w:sz w:val="24"/>
           <w:szCs w:val="24"/>
         </w:rPr>
-        <w:t xml:space="preserve">Ha van fiókod akkor az emailed és jelszavad beírásával be tudsz jelentkezni, ha elfelejtetted a jelszavad, akkor nyomj az elfelejtett jelszó gombra és ha még nincs fiókod akkor készíthetsz egyet az Új fiók létrehozása </w:t>
+        <w:t xml:space="preserve">Ha van fiókod akkor az </w:t>
+      </w:r>
+      <w:proofErr w:type="spellStart"/>
+      <w:r>
+        <w:rPr>
+          <w:rFonts w:ascii="Times New Roman" w:eastAsia="Times New Roman" w:hAnsi="Times New Roman" w:cs="Times New Roman"/>
+          <w:sz w:val="24"/>
+          <w:szCs w:val="24"/>
+        </w:rPr>
+        <w:t>emailed</w:t>
+      </w:r>
+      <w:proofErr w:type="spellEnd"/>
+      <w:r>
+        <w:rPr>
+          <w:rFonts w:ascii="Times New Roman" w:eastAsia="Times New Roman" w:hAnsi="Times New Roman" w:cs="Times New Roman"/>
+          <w:sz w:val="24"/>
+          <w:szCs w:val="24"/>
+        </w:rPr>
+        <w:t xml:space="preserve"> és </w:t>
+      </w:r>
+      <w:proofErr w:type="spellStart"/>
+      <w:r>
+        <w:rPr>
+          <w:rFonts w:ascii="Times New Roman" w:eastAsia="Times New Roman" w:hAnsi="Times New Roman" w:cs="Times New Roman"/>
+          <w:sz w:val="24"/>
+          <w:szCs w:val="24"/>
+        </w:rPr>
+        <w:t>jelszavad</w:t>
+      </w:r>
+      <w:proofErr w:type="spellEnd"/>
+      <w:r>
+        <w:rPr>
+          <w:rFonts w:ascii="Times New Roman" w:eastAsia="Times New Roman" w:hAnsi="Times New Roman" w:cs="Times New Roman"/>
+          <w:sz w:val="24"/>
+          <w:szCs w:val="24"/>
+        </w:rPr>
+        <w:t xml:space="preserve"> beírásával be tudsz jelentkezni, ha elfelejtetted a </w:t>
+      </w:r>
+      <w:proofErr w:type="spellStart"/>
+      <w:r>
+        <w:rPr>
+          <w:rFonts w:ascii="Times New Roman" w:eastAsia="Times New Roman" w:hAnsi="Times New Roman" w:cs="Times New Roman"/>
+          <w:sz w:val="24"/>
+          <w:szCs w:val="24"/>
+        </w:rPr>
+        <w:t>jelszavad</w:t>
+      </w:r>
+      <w:proofErr w:type="spellEnd"/>
+      <w:r>
+        <w:rPr>
+          <w:rFonts w:ascii="Times New Roman" w:eastAsia="Times New Roman" w:hAnsi="Times New Roman" w:cs="Times New Roman"/>
+          <w:sz w:val="24"/>
+          <w:szCs w:val="24"/>
+        </w:rPr>
+        <w:t xml:space="preserve">, akkor nyomj az elfelejtett jelszó gombra és ha még nincs fiókod akkor készíthetsz egyet az Új fiók létrehozása </w:t>
       </w:r>
       <w:r>
         <w:rPr>
@@ -21777,7 +23063,43 @@
           <w:sz w:val="26"/>
           <w:szCs w:val="26"/>
         </w:rPr>
-        <w:t>Az email cím rész elvár egy rendes email formátumot, szóval @-jel, az email nevezője (Pl.: gmail) és a domain név (Pl.: .com).</w:t>
+        <w:t xml:space="preserve">Az email cím rész elvár egy rendes email formátumot, szóval @-jel, az email nevezője (Pl.: </w:t>
+      </w:r>
+      <w:proofErr w:type="spellStart"/>
+      <w:r>
+        <w:rPr>
+          <w:rFonts w:ascii="Times New Roman" w:eastAsia="Times New Roman" w:hAnsi="Times New Roman" w:cs="Times New Roman"/>
+          <w:sz w:val="26"/>
+          <w:szCs w:val="26"/>
+        </w:rPr>
+        <w:t>gmail</w:t>
+      </w:r>
+      <w:proofErr w:type="spellEnd"/>
+      <w:r>
+        <w:rPr>
+          <w:rFonts w:ascii="Times New Roman" w:eastAsia="Times New Roman" w:hAnsi="Times New Roman" w:cs="Times New Roman"/>
+          <w:sz w:val="26"/>
+          <w:szCs w:val="26"/>
+        </w:rPr>
+        <w:t xml:space="preserve">) és a </w:t>
+      </w:r>
+      <w:proofErr w:type="spellStart"/>
+      <w:r>
+        <w:rPr>
+          <w:rFonts w:ascii="Times New Roman" w:eastAsia="Times New Roman" w:hAnsi="Times New Roman" w:cs="Times New Roman"/>
+          <w:sz w:val="26"/>
+          <w:szCs w:val="26"/>
+        </w:rPr>
+        <w:t>domain</w:t>
+      </w:r>
+      <w:proofErr w:type="spellEnd"/>
+      <w:r>
+        <w:rPr>
+          <w:rFonts w:ascii="Times New Roman" w:eastAsia="Times New Roman" w:hAnsi="Times New Roman" w:cs="Times New Roman"/>
+          <w:sz w:val="26"/>
+          <w:szCs w:val="26"/>
+        </w:rPr>
+        <w:t xml:space="preserve"> név (Pl.: .com).</w:t>
       </w:r>
     </w:p>
     <w:p>
@@ -22174,7 +23496,25 @@
           <w:szCs w:val="24"/>
           <w:u w:val="single"/>
         </w:rPr>
-        <w:t>Bejelentkezési felület tartalmazza:</w:t>
+        <w:t>Bejelentkezési felület</w:t>
+      </w:r>
+      <w:r>
+        <w:rPr>
+          <w:rFonts w:ascii="Times New Roman" w:eastAsia="Times New Roman" w:hAnsi="Times New Roman" w:cs="Times New Roman"/>
+          <w:sz w:val="24"/>
+          <w:szCs w:val="24"/>
+          <w:u w:val="single"/>
+        </w:rPr>
+        <w:t xml:space="preserve"> tartalmazza</w:t>
+      </w:r>
+      <w:r>
+        <w:rPr>
+          <w:rFonts w:ascii="Times New Roman" w:eastAsia="Times New Roman" w:hAnsi="Times New Roman" w:cs="Times New Roman"/>
+          <w:sz w:val="24"/>
+          <w:szCs w:val="24"/>
+          <w:u w:val="single"/>
+        </w:rPr>
+        <w:t>:</w:t>
       </w:r>
     </w:p>
     <w:p>
@@ -23177,7 +24517,15 @@
           <w:sz w:val="24"/>
           <w:szCs w:val="24"/>
         </w:rPr>
-        <w:t xml:space="preserve"> ahol szinte mindent lehet kezelni, most ezt szemléltetjük:</w:t>
+        <w:t xml:space="preserve"> ahol szinte mindent lehet kezelni, most ezt szemléltetjük</w:t>
+      </w:r>
+      <w:r>
+        <w:rPr>
+          <w:rFonts w:ascii="Times New Roman" w:eastAsia="Times New Roman" w:hAnsi="Times New Roman" w:cs="Times New Roman"/>
+          <w:sz w:val="24"/>
+          <w:szCs w:val="24"/>
+        </w:rPr>
+        <w:t>:</w:t>
       </w:r>
     </w:p>
     <w:p>
@@ -24629,7 +25977,43 @@
           <w:sz w:val="24"/>
           <w:szCs w:val="24"/>
         </w:rPr>
-        <w:t>A fiók felületen meg tudod tekinteni az adataidat és néhány dolgot még módosítani is tudsz, mint például a profilképedet megváltoztatni akármilyen png, jpeg fájlal</w:t>
+        <w:t xml:space="preserve">A fiók felületen meg tudod tekinteni az adataidat és néhány dolgot még módosítani is tudsz, mint például a profilképedet megváltoztatni akármilyen </w:t>
+      </w:r>
+      <w:proofErr w:type="spellStart"/>
+      <w:r>
+        <w:rPr>
+          <w:rFonts w:ascii="Times New Roman" w:eastAsia="Times New Roman" w:hAnsi="Times New Roman" w:cs="Times New Roman"/>
+          <w:sz w:val="24"/>
+          <w:szCs w:val="24"/>
+        </w:rPr>
+        <w:t>png</w:t>
+      </w:r>
+      <w:proofErr w:type="spellEnd"/>
+      <w:r>
+        <w:rPr>
+          <w:rFonts w:ascii="Times New Roman" w:eastAsia="Times New Roman" w:hAnsi="Times New Roman" w:cs="Times New Roman"/>
+          <w:sz w:val="24"/>
+          <w:szCs w:val="24"/>
+        </w:rPr>
+        <w:t xml:space="preserve">, </w:t>
+      </w:r>
+      <w:proofErr w:type="spellStart"/>
+      <w:r>
+        <w:rPr>
+          <w:rFonts w:ascii="Times New Roman" w:eastAsia="Times New Roman" w:hAnsi="Times New Roman" w:cs="Times New Roman"/>
+          <w:sz w:val="24"/>
+          <w:szCs w:val="24"/>
+        </w:rPr>
+        <w:t>jpeg</w:t>
+      </w:r>
+      <w:proofErr w:type="spellEnd"/>
+      <w:r>
+        <w:rPr>
+          <w:rFonts w:ascii="Times New Roman" w:eastAsia="Times New Roman" w:hAnsi="Times New Roman" w:cs="Times New Roman"/>
+          <w:sz w:val="24"/>
+          <w:szCs w:val="24"/>
+        </w:rPr>
+        <w:t xml:space="preserve"> fájlal</w:t>
       </w:r>
       <w:r>
         <w:rPr>
@@ -29860,7 +31244,6 @@
   <w:style w:type="character" w:default="1" w:styleId="Bekezdsalapbettpusa">
     <w:name w:val="Default Paragraph Font"/>
     <w:uiPriority w:val="1"/>
-    <w:semiHidden/>
     <w:unhideWhenUsed/>
   </w:style>
   <w:style w:type="table" w:default="1" w:styleId="Normltblzat">
